--- a/table_test.docx
+++ b/table_test.docx
@@ -38,6 +38,1697 @@
         <w:tc>
           <w:tcPr/>
           <w:bookmarkStart w:id="9" w:name="tbl-park-types"/>
+          <w:tbl xmlns:w="http://schemas.openxmlformats.org/wordprocessingml/2006/main" xmlns:r="http://schemas.openxmlformats.org/officeDocument/2006/relationships" xmlns:w14="http://schemas.microsoft.com/office/word/2010/wordml" xmlns:wp="http://schemas.openxmlformats.org/drawingml/2006/wordprocessingDrawing" xmlns:a="http://schemas.openxmlformats.org/drawingml/2006/main" xmlns:pic="http://schemas.openxmlformats.org/drawingml/2006/picture">
+            <w:tblPr>
+              <w:tblLayout w:type="fixed"/>
+              <w:jc w:val="center"/>
+              <w:tblLook w:firstRow="1" w:lastRow="0" w:firstColumn="0" w:lastColumn="0" w:noHBand="0" w:noVBand="1"/>
+            </w:tblPr>
+            <w:tblGrid>
+              <w:gridCol w:w="1649"/>
+              <w:gridCol w:w="5126"/>
+              <w:gridCol w:w="511"/>
+              <w:gridCol w:w="1013"/>
+              <w:gridCol w:w="1061"/>
+            </w:tblGrid>
+            <w:tr>
+              <w:trPr>
+                <w:trHeight w:val="360" w:hRule="auto"/>
+                <w:tblHeader/>
+              </w:trPr>
+              <w:tc>
+                <w:tcPr>
+                  <w:tcBorders>
+                    <w:bottom w:val="single" w:sz="12" w:space="0" w:color="666666"/>
+                    <w:top w:val="single" w:sz="12" w:space="0" w:color="666666"/>
+                    <w:left w:val="none" w:sz="0" w:space="0" w:color="000000"/>
+                    <w:right w:val="none" w:sz="0" w:space="0" w:color="000000"/>
+                  </w:tcBorders>
+                  <w:shd w:val="clear" w:color="auto" w:fill="FFFFFF"/>
+                  <w:tcMar>
+                    <w:top w:w="0" w:type="dxa"/>
+                    <w:bottom w:w="0" w:type="dxa"/>
+                    <w:left w:w="0" w:type="dxa"/>
+                    <w:right w:w="0" w:type="dxa"/>
+                  </w:tcMar>
+                  <w:vAlign w:val="center"/>
+                </w:tcPr>
+                <w:p>
+                  <w:pPr>
+                    <w:jc w:val="left"/>
+                    <w:pBdr>
+                      <w:bottom w:val="none" w:sz="0" w:space="0" w:color="000000"/>
+                      <w:top w:val="none" w:sz="0" w:space="0" w:color="000000"/>
+                      <w:left w:val="none" w:sz="0" w:space="0" w:color="000000"/>
+                      <w:right w:val="none" w:sz="0" w:space="0" w:color="000000"/>
+                    </w:pBdr>
+                    <w:spacing w:after="100" w:before="100" w:line="240"/>
+                    <w:ind w:left="100" w:right="100" w:firstLine="0" w:firstLineChars="0"/>
+                    <w:rPr>
+                      <w:rFonts w:ascii="Arial" w:hAnsi="Arial" w:eastAsia="Arial" w:cs="Arial"/>
+                      <w:i w:val="false"/>
+                      <w:b w:val="false"/>
+                      <w:u w:val="none"/>
+                      <w:strike w:val="false"/>
+                      <w:sz w:val="22"/>
+                      <w:szCs w:val="22"/>
+                      <w:color w:val="000000"/>
+                    </w:rPr>
+                  </w:pPr>
+                  <w:r xmlns:w="http://schemas.openxmlformats.org/wordprocessingml/2006/main" xmlns:wp="http://schemas.openxmlformats.org/drawingml/2006/wordprocessingDrawing" xmlns:r="http://schemas.openxmlformats.org/officeDocument/2006/relationships" xmlns:w14="http://schemas.microsoft.com/office/word/2010/wordml">
+                    <w:rPr>
+                      <w:rFonts w:ascii="Arial" w:hAnsi="Arial" w:eastAsia="Arial" w:cs="Arial"/>
+                      <w:i w:val="false"/>
+                      <w:b w:val="false"/>
+                      <w:u w:val="none"/>
+                      <w:strike w:val="false"/>
+                      <w:sz w:val="22"/>
+                      <w:szCs w:val="22"/>
+                      <w:color w:val="000000"/>
+                    </w:rPr>
+                    <w:t xml:space="preserve">Park type</w:t>
+                  </w:r>
+                </w:p>
+              </w:tc>
+              <w:tc>
+                <w:tcPr>
+                  <w:tcBorders>
+                    <w:bottom w:val="single" w:sz="12" w:space="0" w:color="666666"/>
+                    <w:top w:val="single" w:sz="12" w:space="0" w:color="666666"/>
+                    <w:left w:val="none" w:sz="0" w:space="0" w:color="000000"/>
+                    <w:right w:val="none" w:sz="0" w:space="0" w:color="000000"/>
+                  </w:tcBorders>
+                  <w:shd w:val="clear" w:color="auto" w:fill="FFFFFF"/>
+                  <w:tcMar>
+                    <w:top w:w="0" w:type="dxa"/>
+                    <w:bottom w:w="0" w:type="dxa"/>
+                    <w:left w:w="0" w:type="dxa"/>
+                    <w:right w:w="0" w:type="dxa"/>
+                  </w:tcMar>
+                  <w:vAlign w:val="center"/>
+                </w:tcPr>
+                <w:p>
+                  <w:pPr>
+                    <w:jc w:val="left"/>
+                    <w:pBdr>
+                      <w:bottom w:val="none" w:sz="0" w:space="0" w:color="000000"/>
+                      <w:top w:val="none" w:sz="0" w:space="0" w:color="000000"/>
+                      <w:left w:val="none" w:sz="0" w:space="0" w:color="000000"/>
+                      <w:right w:val="none" w:sz="0" w:space="0" w:color="000000"/>
+                    </w:pBdr>
+                    <w:spacing w:after="100" w:before="100" w:line="240"/>
+                    <w:ind w:left="100" w:right="100" w:firstLine="0" w:firstLineChars="0"/>
+                    <w:rPr>
+                      <w:rFonts w:ascii="Arial" w:hAnsi="Arial" w:eastAsia="Arial" w:cs="Arial"/>
+                      <w:i w:val="false"/>
+                      <w:b w:val="false"/>
+                      <w:u w:val="none"/>
+                      <w:strike w:val="false"/>
+                      <w:sz w:val="22"/>
+                      <w:szCs w:val="22"/>
+                      <w:color w:val="000000"/>
+                    </w:rPr>
+                  </w:pPr>
+                  <w:r xmlns:w="http://schemas.openxmlformats.org/wordprocessingml/2006/main" xmlns:wp="http://schemas.openxmlformats.org/drawingml/2006/wordprocessingDrawing" xmlns:r="http://schemas.openxmlformats.org/officeDocument/2006/relationships" xmlns:w14="http://schemas.microsoft.com/office/word/2010/wordml">
+                    <w:rPr>
+                      <w:rFonts w:ascii="Arial" w:hAnsi="Arial" w:eastAsia="Arial" w:cs="Arial"/>
+                      <w:i w:val="false"/>
+                      <w:b w:val="false"/>
+                      <w:u w:val="none"/>
+                      <w:strike w:val="false"/>
+                      <w:sz w:val="22"/>
+                      <w:szCs w:val="22"/>
+                      <w:color w:val="000000"/>
+                    </w:rPr>
+                    <w:t xml:space="preserve">Typical amenities</w:t>
+                  </w:r>
+                </w:p>
+              </w:tc>
+              <w:tc>
+                <w:tcPr>
+                  <w:tcBorders>
+                    <w:bottom w:val="single" w:sz="12" w:space="0" w:color="666666"/>
+                    <w:top w:val="single" w:sz="12" w:space="0" w:color="666666"/>
+                    <w:left w:val="none" w:sz="0" w:space="0" w:color="000000"/>
+                    <w:right w:val="none" w:sz="0" w:space="0" w:color="000000"/>
+                  </w:tcBorders>
+                  <w:shd w:val="clear" w:color="auto" w:fill="FFFFFF"/>
+                  <w:tcMar>
+                    <w:top w:w="0" w:type="dxa"/>
+                    <w:bottom w:w="0" w:type="dxa"/>
+                    <w:left w:w="0" w:type="dxa"/>
+                    <w:right w:w="0" w:type="dxa"/>
+                  </w:tcMar>
+                  <w:vAlign w:val="center"/>
+                </w:tcPr>
+                <w:p>
+                  <w:pPr>
+                    <w:jc w:val="center"/>
+                    <w:pBdr>
+                      <w:bottom w:val="none" w:sz="0" w:space="0" w:color="000000"/>
+                      <w:top w:val="none" w:sz="0" w:space="0" w:color="000000"/>
+                      <w:left w:val="none" w:sz="0" w:space="0" w:color="000000"/>
+                      <w:right w:val="none" w:sz="0" w:space="0" w:color="000000"/>
+                    </w:pBdr>
+                    <w:spacing w:after="100" w:before="100" w:line="240"/>
+                    <w:ind w:left="100" w:right="100" w:firstLine="0" w:firstLineChars="0"/>
+                    <w:rPr>
+                      <w:rFonts w:ascii="Arial" w:hAnsi="Arial" w:eastAsia="Arial" w:cs="Arial"/>
+                      <w:i w:val="true"/>
+                      <w:b w:val="false"/>
+                      <w:u w:val="none"/>
+                      <w:strike w:val="false"/>
+                      <w:sz w:val="22"/>
+                      <w:szCs w:val="22"/>
+                      <w:color w:val="000000"/>
+                    </w:rPr>
+                  </w:pPr>
+                  <w:r xmlns:w="http://schemas.openxmlformats.org/wordprocessingml/2006/main" xmlns:wp="http://schemas.openxmlformats.org/drawingml/2006/wordprocessingDrawing" xmlns:r="http://schemas.openxmlformats.org/officeDocument/2006/relationships" xmlns:w14="http://schemas.microsoft.com/office/word/2010/wordml">
+                    <w:rPr>
+                      <w:rFonts w:ascii="Arial" w:hAnsi="Arial" w:eastAsia="Arial" w:cs="Arial"/>
+                      <w:i w:val="true"/>
+                      <w:b w:val="false"/>
+                      <w:u w:val="none"/>
+                      <w:strike w:val="false"/>
+                      <w:sz w:val="22"/>
+                      <w:szCs w:val="22"/>
+                      <w:color w:val="000000"/>
+                    </w:rPr>
+                    <w:t xml:space="preserve">n</w:t>
+                  </w:r>
+                </w:p>
+              </w:tc>
+              <w:tc>
+                <w:tcPr>
+                  <w:tcBorders>
+                    <w:bottom w:val="single" w:sz="12" w:space="0" w:color="666666"/>
+                    <w:top w:val="single" w:sz="12" w:space="0" w:color="666666"/>
+                    <w:left w:val="none" w:sz="0" w:space="0" w:color="000000"/>
+                    <w:right w:val="none" w:sz="0" w:space="0" w:color="000000"/>
+                  </w:tcBorders>
+                  <w:shd w:val="clear" w:color="auto" w:fill="FFFFFF"/>
+                  <w:tcMar>
+                    <w:top w:w="0" w:type="dxa"/>
+                    <w:bottom w:w="0" w:type="dxa"/>
+                    <w:left w:w="0" w:type="dxa"/>
+                    <w:right w:w="0" w:type="dxa"/>
+                  </w:tcMar>
+                  <w:vAlign w:val="center"/>
+                </w:tcPr>
+                <w:p>
+                  <w:pPr>
+                    <w:jc w:val="center"/>
+                    <w:pBdr>
+                      <w:bottom w:val="none" w:sz="0" w:space="0" w:color="000000"/>
+                      <w:top w:val="none" w:sz="0" w:space="0" w:color="000000"/>
+                      <w:left w:val="none" w:sz="0" w:space="0" w:color="000000"/>
+                      <w:right w:val="none" w:sz="0" w:space="0" w:color="000000"/>
+                    </w:pBdr>
+                    <w:spacing w:after="100" w:before="100" w:line="240"/>
+                    <w:ind w:left="100" w:right="100" w:firstLine="0" w:firstLineChars="0"/>
+                    <w:rPr>
+                      <w:rFonts w:ascii="Arial" w:hAnsi="Arial" w:eastAsia="Arial" w:cs="Arial"/>
+                      <w:i w:val="false"/>
+                      <w:b w:val="false"/>
+                      <w:u w:val="none"/>
+                      <w:strike w:val="false"/>
+                      <w:sz w:val="22"/>
+                      <w:szCs w:val="22"/>
+                      <w:color w:val="000000"/>
+                    </w:rPr>
+                  </w:pPr>
+                  <w:r xmlns:w="http://schemas.openxmlformats.org/wordprocessingml/2006/main" xmlns:wp="http://schemas.openxmlformats.org/drawingml/2006/wordprocessingDrawing" xmlns:r="http://schemas.openxmlformats.org/officeDocument/2006/relationships" xmlns:w14="http://schemas.microsoft.com/office/word/2010/wordml">
+                    <w:rPr>
+                      <w:rFonts w:ascii="Arial" w:hAnsi="Arial" w:eastAsia="Arial" w:cs="Arial"/>
+                      <w:i w:val="false"/>
+                      <w:b w:val="false"/>
+                      <w:u w:val="none"/>
+                      <w:strike w:val="false"/>
+                      <w:sz w:val="22"/>
+                      <w:szCs w:val="22"/>
+                      <w:color w:val="000000"/>
+                    </w:rPr>
+                    <w:t xml:space="preserve">Size (ha)</w:t>
+                  </w:r>
+                </w:p>
+              </w:tc>
+              <w:tc>
+                <w:tcPr>
+                  <w:tcBorders>
+                    <w:bottom w:val="single" w:sz="12" w:space="0" w:color="666666"/>
+                    <w:top w:val="single" w:sz="12" w:space="0" w:color="666666"/>
+                    <w:left w:val="none" w:sz="0" w:space="0" w:color="000000"/>
+                    <w:right w:val="none" w:sz="0" w:space="0" w:color="000000"/>
+                  </w:tcBorders>
+                  <w:shd w:val="clear" w:color="auto" w:fill="FFFFFF"/>
+                  <w:tcMar>
+                    <w:top w:w="0" w:type="dxa"/>
+                    <w:bottom w:w="0" w:type="dxa"/>
+                    <w:left w:w="0" w:type="dxa"/>
+                    <w:right w:w="0" w:type="dxa"/>
+                  </w:tcMar>
+                  <w:vAlign w:val="center"/>
+                </w:tcPr>
+                <w:p>
+                  <w:pPr>
+                    <w:jc w:val="left"/>
+                    <w:pBdr>
+                      <w:bottom w:val="none" w:sz="0" w:space="0" w:color="000000"/>
+                      <w:top w:val="none" w:sz="0" w:space="0" w:color="000000"/>
+                      <w:left w:val="none" w:sz="0" w:space="0" w:color="000000"/>
+                      <w:right w:val="none" w:sz="0" w:space="0" w:color="000000"/>
+                    </w:pBdr>
+                    <w:spacing w:after="100" w:before="100" w:line="240"/>
+                    <w:ind w:left="100" w:right="100" w:firstLine="0" w:firstLineChars="0"/>
+                    <w:rPr>
+                      <w:rFonts w:ascii="Arial" w:hAnsi="Arial" w:eastAsia="Arial" w:cs="Arial"/>
+                      <w:i w:val="false"/>
+                      <w:b w:val="false"/>
+                      <w:u w:val="none"/>
+                      <w:strike w:val="false"/>
+                      <w:sz w:val="22"/>
+                      <w:szCs w:val="22"/>
+                      <w:color w:val="000000"/>
+                    </w:rPr>
+                  </w:pPr>
+                  <w:r xmlns:w="http://schemas.openxmlformats.org/wordprocessingml/2006/main" xmlns:wp="http://schemas.openxmlformats.org/drawingml/2006/wordprocessingDrawing" xmlns:r="http://schemas.openxmlformats.org/officeDocument/2006/relationships" xmlns:w14="http://schemas.microsoft.com/office/word/2010/wordml">
+                    <w:rPr>
+                      <w:rFonts w:ascii="Arial" w:hAnsi="Arial" w:eastAsia="Arial" w:cs="Arial"/>
+                      <w:i w:val="false"/>
+                      <w:b w:val="false"/>
+                      <w:u w:val="none"/>
+                      <w:strike w:val="false"/>
+                      <w:sz w:val="22"/>
+                      <w:szCs w:val="22"/>
+                      <w:color w:val="000000"/>
+                    </w:rPr>
+                    <w:t xml:space="preserve">Service area </w:t>
+                  </w:r>
+                  <w:r xmlns:w="http://schemas.openxmlformats.org/wordprocessingml/2006/main" xmlns:wp="http://schemas.openxmlformats.org/drawingml/2006/wordprocessingDrawing" xmlns:r="http://schemas.openxmlformats.org/officeDocument/2006/relationships" xmlns:w14="http://schemas.microsoft.com/office/word/2010/wordml">
+                    <w:rPr>
+                      <w:rFonts w:ascii="Arial" w:hAnsi="Arial" w:eastAsia="Arial" w:cs="Arial"/>
+                      <w:i w:val="false"/>
+                      <w:b w:val="false"/>
+                      <w:u w:val="none"/>
+                      <w:strike w:val="false"/>
+                      <w:sz w:val="22"/>
+                      <w:szCs w:val="22"/>
+                      <w:color w:val="000000"/>
+                    </w:rPr>
+                    <w:br/>
+                  </w:r>
+                  <w:r xmlns:w="http://schemas.openxmlformats.org/wordprocessingml/2006/main" xmlns:wp="http://schemas.openxmlformats.org/drawingml/2006/wordprocessingDrawing" xmlns:r="http://schemas.openxmlformats.org/officeDocument/2006/relationships" xmlns:w14="http://schemas.microsoft.com/office/word/2010/wordml">
+                    <w:rPr>
+                      <w:rFonts w:ascii="Arial" w:hAnsi="Arial" w:eastAsia="Arial" w:cs="Arial"/>
+                      <w:i w:val="false"/>
+                      <w:b w:val="false"/>
+                      <w:u w:val="none"/>
+                      <w:strike w:val="false"/>
+                      <w:sz w:val="22"/>
+                      <w:szCs w:val="22"/>
+                      <w:color w:val="000000"/>
+                    </w:rPr>
+                    <w:t xml:space="preserve">radius (km)</w:t>
+                  </w:r>
+                </w:p>
+              </w:tc>
+            </w:tr>
+            <w:tr>
+              <w:trPr>
+                <w:trHeight w:val="360" w:hRule="auto"/>
+              </w:trPr>
+              <w:tc>
+                <w:tcPr>
+                  <w:tcBorders>
+                    <w:bottom w:val="none" w:sz="0" w:space="0" w:color="000000"/>
+                    <w:top w:val="single" w:sz="12" w:space="0" w:color="666666"/>
+                    <w:left w:val="none" w:sz="0" w:space="0" w:color="000000"/>
+                    <w:right w:val="none" w:sz="0" w:space="0" w:color="000000"/>
+                  </w:tcBorders>
+                  <w:shd w:val="clear" w:color="auto" w:fill="FFFFFF"/>
+                  <w:tcMar>
+                    <w:top w:w="0" w:type="dxa"/>
+                    <w:bottom w:w="0" w:type="dxa"/>
+                    <w:left w:w="0" w:type="dxa"/>
+                    <w:right w:w="0" w:type="dxa"/>
+                  </w:tcMar>
+                  <w:vAlign w:val="center"/>
+                </w:tcPr>
+                <w:p>
+                  <w:pPr>
+                    <w:jc w:val="left"/>
+                    <w:pBdr>
+                      <w:bottom w:val="none" w:sz="0" w:space="0" w:color="000000"/>
+                      <w:top w:val="none" w:sz="0" w:space="0" w:color="000000"/>
+                      <w:left w:val="none" w:sz="0" w:space="0" w:color="000000"/>
+                      <w:right w:val="none" w:sz="0" w:space="0" w:color="000000"/>
+                    </w:pBdr>
+                    <w:spacing w:after="100" w:before="100" w:line="240"/>
+                    <w:ind w:left="100" w:right="100" w:firstLine="0" w:firstLineChars="0"/>
+                    <w:rPr>
+                      <w:rFonts w:ascii="Arial" w:hAnsi="Arial" w:eastAsia="Arial" w:cs="Arial"/>
+                      <w:i w:val="false"/>
+                      <w:b w:val="false"/>
+                      <w:u w:val="none"/>
+                      <w:strike w:val="false"/>
+                      <w:sz w:val="22"/>
+                      <w:szCs w:val="22"/>
+                      <w:color w:val="000000"/>
+                    </w:rPr>
+                  </w:pPr>
+                  <w:r xmlns:w="http://schemas.openxmlformats.org/wordprocessingml/2006/main" xmlns:wp="http://schemas.openxmlformats.org/drawingml/2006/wordprocessingDrawing" xmlns:r="http://schemas.openxmlformats.org/officeDocument/2006/relationships" xmlns:w14="http://schemas.microsoft.com/office/word/2010/wordml">
+                    <w:rPr>
+                      <w:rFonts w:ascii="Arial" w:hAnsi="Arial" w:eastAsia="Arial" w:cs="Arial"/>
+                      <w:i w:val="false"/>
+                      <w:b w:val="false"/>
+                      <w:u w:val="none"/>
+                      <w:strike w:val="false"/>
+                      <w:sz w:val="22"/>
+                      <w:szCs w:val="22"/>
+                      <w:color w:val="000000"/>
+                    </w:rPr>
+                    <w:t xml:space="preserve">Pocket</w:t>
+                  </w:r>
+                </w:p>
+              </w:tc>
+              <w:tc>
+                <w:tcPr>
+                  <w:tcBorders>
+                    <w:bottom w:val="none" w:sz="0" w:space="0" w:color="000000"/>
+                    <w:top w:val="single" w:sz="12" w:space="0" w:color="666666"/>
+                    <w:left w:val="none" w:sz="0" w:space="0" w:color="000000"/>
+                    <w:right w:val="none" w:sz="0" w:space="0" w:color="000000"/>
+                  </w:tcBorders>
+                  <w:shd w:val="clear" w:color="auto" w:fill="FFFFFF"/>
+                  <w:tcMar>
+                    <w:top w:w="0" w:type="dxa"/>
+                    <w:bottom w:w="0" w:type="dxa"/>
+                    <w:left w:w="0" w:type="dxa"/>
+                    <w:right w:w="0" w:type="dxa"/>
+                  </w:tcMar>
+                  <w:vAlign w:val="center"/>
+                </w:tcPr>
+                <w:p>
+                  <w:pPr>
+                    <w:jc w:val="left"/>
+                    <w:pBdr>
+                      <w:bottom w:val="none" w:sz="0" w:space="0" w:color="000000"/>
+                      <w:top w:val="none" w:sz="0" w:space="0" w:color="000000"/>
+                      <w:left w:val="none" w:sz="0" w:space="0" w:color="000000"/>
+                      <w:right w:val="none" w:sz="0" w:space="0" w:color="000000"/>
+                    </w:pBdr>
+                    <w:spacing w:after="100" w:before="100" w:line="240"/>
+                    <w:ind w:left="100" w:right="100" w:firstLine="0" w:firstLineChars="0"/>
+                    <w:rPr>
+                      <w:rFonts w:ascii="Arial" w:hAnsi="Arial" w:eastAsia="Arial" w:cs="Arial"/>
+                      <w:i w:val="false"/>
+                      <w:b w:val="false"/>
+                      <w:u w:val="none"/>
+                      <w:strike w:val="false"/>
+                      <w:sz w:val="22"/>
+                      <w:szCs w:val="22"/>
+                      <w:color w:val="000000"/>
+                    </w:rPr>
+                  </w:pPr>
+                  <w:r xmlns:w="http://schemas.openxmlformats.org/wordprocessingml/2006/main" xmlns:wp="http://schemas.openxmlformats.org/drawingml/2006/wordprocessingDrawing" xmlns:r="http://schemas.openxmlformats.org/officeDocument/2006/relationships" xmlns:w14="http://schemas.microsoft.com/office/word/2010/wordml">
+                    <w:rPr>
+                      <w:rFonts w:ascii="Arial" w:hAnsi="Arial" w:eastAsia="Arial" w:cs="Arial"/>
+                      <w:i w:val="false"/>
+                      <w:b w:val="false"/>
+                      <w:u w:val="none"/>
+                      <w:strike w:val="false"/>
+                      <w:sz w:val="22"/>
+                      <w:szCs w:val="22"/>
+                      <w:color w:val="000000"/>
+                    </w:rPr>
+                    <w:t xml:space="preserve">Playground; small open area; picnic areas</w:t>
+                  </w:r>
+                </w:p>
+              </w:tc>
+              <w:tc>
+                <w:tcPr>
+                  <w:tcBorders>
+                    <w:bottom w:val="none" w:sz="0" w:space="0" w:color="000000"/>
+                    <w:top w:val="single" w:sz="12" w:space="0" w:color="666666"/>
+                    <w:left w:val="none" w:sz="0" w:space="0" w:color="000000"/>
+                    <w:right w:val="none" w:sz="0" w:space="0" w:color="000000"/>
+                  </w:tcBorders>
+                  <w:shd w:val="clear" w:color="auto" w:fill="FFFFFF"/>
+                  <w:tcMar>
+                    <w:top w:w="0" w:type="dxa"/>
+                    <w:bottom w:w="0" w:type="dxa"/>
+                    <w:left w:w="0" w:type="dxa"/>
+                    <w:right w:w="0" w:type="dxa"/>
+                  </w:tcMar>
+                  <w:vAlign w:val="center"/>
+                </w:tcPr>
+                <w:p>
+                  <w:pPr>
+                    <w:jc w:val="center"/>
+                    <w:pBdr>
+                      <w:bottom w:val="none" w:sz="0" w:space="0" w:color="000000"/>
+                      <w:top w:val="none" w:sz="0" w:space="0" w:color="000000"/>
+                      <w:left w:val="none" w:sz="0" w:space="0" w:color="000000"/>
+                      <w:right w:val="none" w:sz="0" w:space="0" w:color="000000"/>
+                    </w:pBdr>
+                    <w:spacing w:after="100" w:before="100" w:line="240"/>
+                    <w:ind w:left="100" w:right="100" w:firstLine="0" w:firstLineChars="0"/>
+                    <w:rPr>
+                      <w:rFonts w:ascii="Arial" w:hAnsi="Arial" w:eastAsia="Arial" w:cs="Arial"/>
+                      <w:i w:val="false"/>
+                      <w:b w:val="false"/>
+                      <w:u w:val="none"/>
+                      <w:strike w:val="false"/>
+                      <w:sz w:val="22"/>
+                      <w:szCs w:val="22"/>
+                      <w:color w:val="000000"/>
+                    </w:rPr>
+                  </w:pPr>
+                  <w:r xmlns:w="http://schemas.openxmlformats.org/wordprocessingml/2006/main" xmlns:wp="http://schemas.openxmlformats.org/drawingml/2006/wordprocessingDrawing" xmlns:r="http://schemas.openxmlformats.org/officeDocument/2006/relationships" xmlns:w14="http://schemas.microsoft.com/office/word/2010/wordml">
+                    <w:rPr>
+                      <w:rFonts w:ascii="Arial" w:hAnsi="Arial" w:eastAsia="Arial" w:cs="Arial"/>
+                      <w:i w:val="false"/>
+                      <w:b w:val="false"/>
+                      <w:u w:val="none"/>
+                      <w:strike w:val="false"/>
+                      <w:sz w:val="22"/>
+                      <w:szCs w:val="22"/>
+                      <w:color w:val="000000"/>
+                    </w:rPr>
+                    <w:t xml:space="preserve">26</w:t>
+                  </w:r>
+                </w:p>
+              </w:tc>
+              <w:tc>
+                <w:tcPr>
+                  <w:tcBorders>
+                    <w:bottom w:val="none" w:sz="0" w:space="0" w:color="000000"/>
+                    <w:top w:val="single" w:sz="12" w:space="0" w:color="666666"/>
+                    <w:left w:val="none" w:sz="0" w:space="0" w:color="000000"/>
+                    <w:right w:val="none" w:sz="0" w:space="0" w:color="000000"/>
+                  </w:tcBorders>
+                  <w:shd w:val="clear" w:color="auto" w:fill="FFFFFF"/>
+                  <w:tcMar>
+                    <w:top w:w="0" w:type="dxa"/>
+                    <w:bottom w:w="0" w:type="dxa"/>
+                    <w:left w:w="0" w:type="dxa"/>
+                    <w:right w:w="0" w:type="dxa"/>
+                  </w:tcMar>
+                  <w:vAlign w:val="center"/>
+                </w:tcPr>
+                <w:p>
+                  <w:pPr>
+                    <w:jc w:val="center"/>
+                    <w:pBdr>
+                      <w:bottom w:val="none" w:sz="0" w:space="0" w:color="000000"/>
+                      <w:top w:val="none" w:sz="0" w:space="0" w:color="000000"/>
+                      <w:left w:val="none" w:sz="0" w:space="0" w:color="000000"/>
+                      <w:right w:val="none" w:sz="0" w:space="0" w:color="000000"/>
+                    </w:pBdr>
+                    <w:spacing w:after="100" w:before="100" w:line="240"/>
+                    <w:ind w:left="100" w:right="100" w:firstLine="0" w:firstLineChars="0"/>
+                    <w:rPr>
+                      <w:rFonts w:ascii="Arial" w:hAnsi="Arial" w:eastAsia="Arial" w:cs="Arial"/>
+                      <w:i w:val="false"/>
+                      <w:b w:val="false"/>
+                      <w:u w:val="none"/>
+                      <w:strike w:val="false"/>
+                      <w:sz w:val="22"/>
+                      <w:szCs w:val="22"/>
+                      <w:color w:val="000000"/>
+                    </w:rPr>
+                  </w:pPr>
+                  <w:r xmlns:w="http://schemas.openxmlformats.org/wordprocessingml/2006/main" xmlns:wp="http://schemas.openxmlformats.org/drawingml/2006/wordprocessingDrawing" xmlns:r="http://schemas.openxmlformats.org/officeDocument/2006/relationships" xmlns:w14="http://schemas.microsoft.com/office/word/2010/wordml">
+                    <w:rPr>
+                      <w:rFonts w:ascii="Arial" w:hAnsi="Arial" w:eastAsia="Arial" w:cs="Arial"/>
+                      <w:i w:val="false"/>
+                      <w:b w:val="false"/>
+                      <w:u w:val="none"/>
+                      <w:strike w:val="false"/>
+                      <w:sz w:val="22"/>
+                      <w:szCs w:val="22"/>
+                      <w:color w:val="000000"/>
+                    </w:rPr>
+                    <w:t xml:space="preserve">&lt;0.8</w:t>
+                  </w:r>
+                </w:p>
+              </w:tc>
+              <w:tc>
+                <w:tcPr>
+                  <w:tcBorders>
+                    <w:bottom w:val="none" w:sz="0" w:space="0" w:color="000000"/>
+                    <w:top w:val="single" w:sz="12" w:space="0" w:color="666666"/>
+                    <w:left w:val="none" w:sz="0" w:space="0" w:color="000000"/>
+                    <w:right w:val="none" w:sz="0" w:space="0" w:color="000000"/>
+                  </w:tcBorders>
+                  <w:shd w:val="clear" w:color="auto" w:fill="FFFFFF"/>
+                  <w:tcMar>
+                    <w:top w:w="0" w:type="dxa"/>
+                    <w:bottom w:w="0" w:type="dxa"/>
+                    <w:left w:w="0" w:type="dxa"/>
+                    <w:right w:w="0" w:type="dxa"/>
+                  </w:tcMar>
+                  <w:vAlign w:val="center"/>
+                </w:tcPr>
+                <w:p>
+                  <w:pPr>
+                    <w:jc w:val="left"/>
+                    <w:pBdr>
+                      <w:bottom w:val="none" w:sz="0" w:space="0" w:color="000000"/>
+                      <w:top w:val="none" w:sz="0" w:space="0" w:color="000000"/>
+                      <w:left w:val="none" w:sz="0" w:space="0" w:color="000000"/>
+                      <w:right w:val="none" w:sz="0" w:space="0" w:color="000000"/>
+                    </w:pBdr>
+                    <w:spacing w:after="100" w:before="100" w:line="240"/>
+                    <w:ind w:left="100" w:right="100" w:firstLine="0" w:firstLineChars="0"/>
+                    <w:rPr>
+                      <w:rFonts w:ascii="Arial" w:hAnsi="Arial" w:eastAsia="Arial" w:cs="Arial"/>
+                      <w:i w:val="false"/>
+                      <w:b w:val="false"/>
+                      <w:u w:val="none"/>
+                      <w:strike w:val="false"/>
+                      <w:sz w:val="22"/>
+                      <w:szCs w:val="22"/>
+                      <w:color w:val="000000"/>
+                    </w:rPr>
+                  </w:pPr>
+                  <w:r xmlns:w="http://schemas.openxmlformats.org/wordprocessingml/2006/main" xmlns:wp="http://schemas.openxmlformats.org/drawingml/2006/wordprocessingDrawing" xmlns:r="http://schemas.openxmlformats.org/officeDocument/2006/relationships" xmlns:w14="http://schemas.microsoft.com/office/word/2010/wordml">
+                    <w:rPr>
+                      <w:rFonts w:ascii="Arial" w:hAnsi="Arial" w:eastAsia="Arial" w:cs="Arial"/>
+                      <w:i w:val="false"/>
+                      <w:b w:val="false"/>
+                      <w:u w:val="none"/>
+                      <w:strike w:val="false"/>
+                      <w:sz w:val="22"/>
+                      <w:szCs w:val="22"/>
+                      <w:color w:val="000000"/>
+                    </w:rPr>
+                    <w:t xml:space="preserve">0.8</w:t>
+                  </w:r>
+                </w:p>
+              </w:tc>
+            </w:tr>
+            <w:tr>
+              <w:trPr>
+                <w:trHeight w:val="360" w:hRule="auto"/>
+              </w:trPr>
+              <w:tc>
+                <w:tcPr>
+                  <w:tcBorders>
+                    <w:bottom w:val="none" w:sz="0" w:space="0" w:color="000000"/>
+                    <w:top w:val="none" w:sz="0" w:space="0" w:color="000000"/>
+                    <w:left w:val="none" w:sz="0" w:space="0" w:color="000000"/>
+                    <w:right w:val="none" w:sz="0" w:space="0" w:color="000000"/>
+                  </w:tcBorders>
+                  <w:shd w:val="clear" w:color="auto" w:fill="FFFFFF"/>
+                  <w:tcMar>
+                    <w:top w:w="0" w:type="dxa"/>
+                    <w:bottom w:w="0" w:type="dxa"/>
+                    <w:left w:w="0" w:type="dxa"/>
+                    <w:right w:w="0" w:type="dxa"/>
+                  </w:tcMar>
+                  <w:vAlign w:val="center"/>
+                </w:tcPr>
+                <w:p>
+                  <w:pPr>
+                    <w:jc w:val="left"/>
+                    <w:pBdr>
+                      <w:bottom w:val="none" w:sz="0" w:space="0" w:color="000000"/>
+                      <w:top w:val="none" w:sz="0" w:space="0" w:color="000000"/>
+                      <w:left w:val="none" w:sz="0" w:space="0" w:color="000000"/>
+                      <w:right w:val="none" w:sz="0" w:space="0" w:color="000000"/>
+                    </w:pBdr>
+                    <w:spacing w:after="100" w:before="100" w:line="240"/>
+                    <w:ind w:left="100" w:right="100" w:firstLine="0" w:firstLineChars="0"/>
+                    <w:rPr>
+                      <w:rFonts w:ascii="Arial" w:hAnsi="Arial" w:eastAsia="Arial" w:cs="Arial"/>
+                      <w:i w:val="false"/>
+                      <w:b w:val="false"/>
+                      <w:u w:val="none"/>
+                      <w:strike w:val="false"/>
+                      <w:sz w:val="22"/>
+                      <w:szCs w:val="22"/>
+                      <w:color w:val="000000"/>
+                    </w:rPr>
+                  </w:pPr>
+                  <w:r xmlns:w="http://schemas.openxmlformats.org/wordprocessingml/2006/main" xmlns:wp="http://schemas.openxmlformats.org/drawingml/2006/wordprocessingDrawing" xmlns:r="http://schemas.openxmlformats.org/officeDocument/2006/relationships" xmlns:w14="http://schemas.microsoft.com/office/word/2010/wordml">
+                    <w:rPr>
+                      <w:rFonts w:ascii="Arial" w:hAnsi="Arial" w:eastAsia="Arial" w:cs="Arial"/>
+                      <w:i w:val="false"/>
+                      <w:b w:val="false"/>
+                      <w:u w:val="none"/>
+                      <w:strike w:val="false"/>
+                      <w:sz w:val="22"/>
+                      <w:szCs w:val="22"/>
+                      <w:color w:val="000000"/>
+                    </w:rPr>
+                    <w:t xml:space="preserve">Linear</w:t>
+                  </w:r>
+                </w:p>
+              </w:tc>
+              <w:tc>
+                <w:tcPr>
+                  <w:tcBorders>
+                    <w:bottom w:val="none" w:sz="0" w:space="0" w:color="000000"/>
+                    <w:top w:val="none" w:sz="0" w:space="0" w:color="000000"/>
+                    <w:left w:val="none" w:sz="0" w:space="0" w:color="000000"/>
+                    <w:right w:val="none" w:sz="0" w:space="0" w:color="000000"/>
+                  </w:tcBorders>
+                  <w:shd w:val="clear" w:color="auto" w:fill="FFFFFF"/>
+                  <w:tcMar>
+                    <w:top w:w="0" w:type="dxa"/>
+                    <w:bottom w:w="0" w:type="dxa"/>
+                    <w:left w:w="0" w:type="dxa"/>
+                    <w:right w:w="0" w:type="dxa"/>
+                  </w:tcMar>
+                  <w:vAlign w:val="center"/>
+                </w:tcPr>
+                <w:p>
+                  <w:pPr>
+                    <w:jc w:val="left"/>
+                    <w:pBdr>
+                      <w:bottom w:val="none" w:sz="0" w:space="0" w:color="000000"/>
+                      <w:top w:val="none" w:sz="0" w:space="0" w:color="000000"/>
+                      <w:left w:val="none" w:sz="0" w:space="0" w:color="000000"/>
+                      <w:right w:val="none" w:sz="0" w:space="0" w:color="000000"/>
+                    </w:pBdr>
+                    <w:spacing w:after="100" w:before="100" w:line="240"/>
+                    <w:ind w:left="100" w:right="100" w:firstLine="0" w:firstLineChars="0"/>
+                    <w:rPr>
+                      <w:rFonts w:ascii="Arial" w:hAnsi="Arial" w:eastAsia="Arial" w:cs="Arial"/>
+                      <w:i w:val="false"/>
+                      <w:b w:val="false"/>
+                      <w:u w:val="none"/>
+                      <w:strike w:val="false"/>
+                      <w:sz w:val="22"/>
+                      <w:szCs w:val="22"/>
+                      <w:color w:val="000000"/>
+                    </w:rPr>
+                  </w:pPr>
+                  <w:r xmlns:w="http://schemas.openxmlformats.org/wordprocessingml/2006/main" xmlns:wp="http://schemas.openxmlformats.org/drawingml/2006/wordprocessingDrawing" xmlns:r="http://schemas.openxmlformats.org/officeDocument/2006/relationships" xmlns:w14="http://schemas.microsoft.com/office/word/2010/wordml">
+                    <w:rPr>
+                      <w:rFonts w:ascii="Arial" w:hAnsi="Arial" w:eastAsia="Arial" w:cs="Arial"/>
+                      <w:i w:val="false"/>
+                      <w:b w:val="false"/>
+                      <w:u w:val="none"/>
+                      <w:strike w:val="false"/>
+                      <w:sz w:val="22"/>
+                      <w:szCs w:val="22"/>
+                      <w:color w:val="000000"/>
+                    </w:rPr>
+                    <w:t xml:space="preserve">Linear open space; walking/biking path; fitness equipment; picnic areas</w:t>
+                  </w:r>
+                </w:p>
+              </w:tc>
+              <w:tc>
+                <w:tcPr>
+                  <w:tcBorders>
+                    <w:bottom w:val="none" w:sz="0" w:space="0" w:color="000000"/>
+                    <w:top w:val="none" w:sz="0" w:space="0" w:color="000000"/>
+                    <w:left w:val="none" w:sz="0" w:space="0" w:color="000000"/>
+                    <w:right w:val="none" w:sz="0" w:space="0" w:color="000000"/>
+                  </w:tcBorders>
+                  <w:shd w:val="clear" w:color="auto" w:fill="FFFFFF"/>
+                  <w:tcMar>
+                    <w:top w:w="0" w:type="dxa"/>
+                    <w:bottom w:w="0" w:type="dxa"/>
+                    <w:left w:w="0" w:type="dxa"/>
+                    <w:right w:w="0" w:type="dxa"/>
+                  </w:tcMar>
+                  <w:vAlign w:val="center"/>
+                </w:tcPr>
+                <w:p>
+                  <w:pPr>
+                    <w:jc w:val="center"/>
+                    <w:pBdr>
+                      <w:bottom w:val="none" w:sz="0" w:space="0" w:color="000000"/>
+                      <w:top w:val="none" w:sz="0" w:space="0" w:color="000000"/>
+                      <w:left w:val="none" w:sz="0" w:space="0" w:color="000000"/>
+                      <w:right w:val="none" w:sz="0" w:space="0" w:color="000000"/>
+                    </w:pBdr>
+                    <w:spacing w:after="100" w:before="100" w:line="240"/>
+                    <w:ind w:left="100" w:right="100" w:firstLine="0" w:firstLineChars="0"/>
+                    <w:rPr>
+                      <w:rFonts w:ascii="Arial" w:hAnsi="Arial" w:eastAsia="Arial" w:cs="Arial"/>
+                      <w:i w:val="false"/>
+                      <w:b w:val="false"/>
+                      <w:u w:val="none"/>
+                      <w:strike w:val="false"/>
+                      <w:sz w:val="22"/>
+                      <w:szCs w:val="22"/>
+                      <w:color w:val="000000"/>
+                    </w:rPr>
+                  </w:pPr>
+                  <w:r xmlns:w="http://schemas.openxmlformats.org/wordprocessingml/2006/main" xmlns:wp="http://schemas.openxmlformats.org/drawingml/2006/wordprocessingDrawing" xmlns:r="http://schemas.openxmlformats.org/officeDocument/2006/relationships" xmlns:w14="http://schemas.microsoft.com/office/word/2010/wordml">
+                    <w:rPr>
+                      <w:rFonts w:ascii="Arial" w:hAnsi="Arial" w:eastAsia="Arial" w:cs="Arial"/>
+                      <w:i w:val="false"/>
+                      <w:b w:val="false"/>
+                      <w:u w:val="none"/>
+                      <w:strike w:val="false"/>
+                      <w:sz w:val="22"/>
+                      <w:szCs w:val="22"/>
+                      <w:color w:val="000000"/>
+                    </w:rPr>
+                    <w:t xml:space="preserve">4</w:t>
+                  </w:r>
+                </w:p>
+              </w:tc>
+              <w:tc>
+                <w:tcPr>
+                  <w:tcBorders>
+                    <w:bottom w:val="none" w:sz="0" w:space="0" w:color="000000"/>
+                    <w:top w:val="none" w:sz="0" w:space="0" w:color="000000"/>
+                    <w:left w:val="none" w:sz="0" w:space="0" w:color="000000"/>
+                    <w:right w:val="none" w:sz="0" w:space="0" w:color="000000"/>
+                  </w:tcBorders>
+                  <w:shd w:val="clear" w:color="auto" w:fill="FFFFFF"/>
+                  <w:tcMar>
+                    <w:top w:w="0" w:type="dxa"/>
+                    <w:bottom w:w="0" w:type="dxa"/>
+                    <w:left w:w="0" w:type="dxa"/>
+                    <w:right w:w="0" w:type="dxa"/>
+                  </w:tcMar>
+                  <w:vAlign w:val="center"/>
+                </w:tcPr>
+                <w:p>
+                  <w:pPr>
+                    <w:jc w:val="center"/>
+                    <w:pBdr>
+                      <w:bottom w:val="none" w:sz="0" w:space="0" w:color="000000"/>
+                      <w:top w:val="none" w:sz="0" w:space="0" w:color="000000"/>
+                      <w:left w:val="none" w:sz="0" w:space="0" w:color="000000"/>
+                      <w:right w:val="none" w:sz="0" w:space="0" w:color="000000"/>
+                    </w:pBdr>
+                    <w:spacing w:after="100" w:before="100" w:line="240"/>
+                    <w:ind w:left="100" w:right="100" w:firstLine="0" w:firstLineChars="0"/>
+                    <w:rPr>
+                      <w:rFonts w:ascii="Arial" w:hAnsi="Arial" w:eastAsia="Arial" w:cs="Arial"/>
+                      <w:i w:val="false"/>
+                      <w:b w:val="false"/>
+                      <w:u w:val="none"/>
+                      <w:strike w:val="false"/>
+                      <w:sz w:val="22"/>
+                      <w:szCs w:val="22"/>
+                      <w:color w:val="000000"/>
+                    </w:rPr>
+                  </w:pPr>
+                  <w:r xmlns:w="http://schemas.openxmlformats.org/wordprocessingml/2006/main" xmlns:wp="http://schemas.openxmlformats.org/drawingml/2006/wordprocessingDrawing" xmlns:r="http://schemas.openxmlformats.org/officeDocument/2006/relationships" xmlns:w14="http://schemas.microsoft.com/office/word/2010/wordml">
+                    <w:rPr>
+                      <w:rFonts w:ascii="Arial" w:hAnsi="Arial" w:eastAsia="Arial" w:cs="Arial"/>
+                      <w:i w:val="false"/>
+                      <w:b w:val="false"/>
+                      <w:u w:val="none"/>
+                      <w:strike w:val="false"/>
+                      <w:sz w:val="22"/>
+                      <w:szCs w:val="22"/>
+                      <w:color w:val="000000"/>
+                    </w:rPr>
+                    <w:t xml:space="preserve">Various</w:t>
+                  </w:r>
+                </w:p>
+              </w:tc>
+              <w:tc>
+                <w:tcPr>
+                  <w:tcBorders>
+                    <w:bottom w:val="none" w:sz="0" w:space="0" w:color="000000"/>
+                    <w:top w:val="none" w:sz="0" w:space="0" w:color="000000"/>
+                    <w:left w:val="none" w:sz="0" w:space="0" w:color="000000"/>
+                    <w:right w:val="none" w:sz="0" w:space="0" w:color="000000"/>
+                  </w:tcBorders>
+                  <w:shd w:val="clear" w:color="auto" w:fill="FFFFFF"/>
+                  <w:tcMar>
+                    <w:top w:w="0" w:type="dxa"/>
+                    <w:bottom w:w="0" w:type="dxa"/>
+                    <w:left w:w="0" w:type="dxa"/>
+                    <w:right w:w="0" w:type="dxa"/>
+                  </w:tcMar>
+                  <w:vAlign w:val="center"/>
+                </w:tcPr>
+                <w:p>
+                  <w:pPr>
+                    <w:jc w:val="left"/>
+                    <w:pBdr>
+                      <w:bottom w:val="none" w:sz="0" w:space="0" w:color="000000"/>
+                      <w:top w:val="none" w:sz="0" w:space="0" w:color="000000"/>
+                      <w:left w:val="none" w:sz="0" w:space="0" w:color="000000"/>
+                      <w:right w:val="none" w:sz="0" w:space="0" w:color="000000"/>
+                    </w:pBdr>
+                    <w:spacing w:after="100" w:before="100" w:line="240"/>
+                    <w:ind w:left="100" w:right="100" w:firstLine="0" w:firstLineChars="0"/>
+                    <w:rPr>
+                      <w:rFonts w:ascii="Arial" w:hAnsi="Arial" w:eastAsia="Arial" w:cs="Arial"/>
+                      <w:i w:val="false"/>
+                      <w:b w:val="false"/>
+                      <w:u w:val="none"/>
+                      <w:strike w:val="false"/>
+                      <w:sz w:val="22"/>
+                      <w:szCs w:val="22"/>
+                      <w:color w:val="000000"/>
+                    </w:rPr>
+                  </w:pPr>
+                  <w:r xmlns:w="http://schemas.openxmlformats.org/wordprocessingml/2006/main" xmlns:wp="http://schemas.openxmlformats.org/drawingml/2006/wordprocessingDrawing" xmlns:r="http://schemas.openxmlformats.org/officeDocument/2006/relationships" xmlns:w14="http://schemas.microsoft.com/office/word/2010/wordml">
+                    <w:rPr>
+                      <w:rFonts w:ascii="Arial" w:hAnsi="Arial" w:eastAsia="Arial" w:cs="Arial"/>
+                      <w:i w:val="false"/>
+                      <w:b w:val="false"/>
+                      <w:u w:val="none"/>
+                      <w:strike w:val="false"/>
+                      <w:sz w:val="22"/>
+                      <w:szCs w:val="22"/>
+                      <w:color w:val="000000"/>
+                    </w:rPr>
+                    <w:t xml:space="preserve">0.8</w:t>
+                  </w:r>
+                </w:p>
+              </w:tc>
+            </w:tr>
+            <w:tr>
+              <w:trPr>
+                <w:trHeight w:val="360" w:hRule="auto"/>
+              </w:trPr>
+              <w:tc>
+                <w:tcPr>
+                  <w:tcBorders>
+                    <w:bottom w:val="none" w:sz="0" w:space="0" w:color="000000"/>
+                    <w:top w:val="none" w:sz="0" w:space="0" w:color="000000"/>
+                    <w:left w:val="none" w:sz="0" w:space="0" w:color="000000"/>
+                    <w:right w:val="none" w:sz="0" w:space="0" w:color="000000"/>
+                  </w:tcBorders>
+                  <w:shd w:val="clear" w:color="auto" w:fill="FFFFFF"/>
+                  <w:tcMar>
+                    <w:top w:w="0" w:type="dxa"/>
+                    <w:bottom w:w="0" w:type="dxa"/>
+                    <w:left w:w="0" w:type="dxa"/>
+                    <w:right w:w="0" w:type="dxa"/>
+                  </w:tcMar>
+                  <w:vAlign w:val="center"/>
+                </w:tcPr>
+                <w:p>
+                  <w:pPr>
+                    <w:jc w:val="left"/>
+                    <w:pBdr>
+                      <w:bottom w:val="none" w:sz="0" w:space="0" w:color="000000"/>
+                      <w:top w:val="none" w:sz="0" w:space="0" w:color="000000"/>
+                      <w:left w:val="none" w:sz="0" w:space="0" w:color="000000"/>
+                      <w:right w:val="none" w:sz="0" w:space="0" w:color="000000"/>
+                    </w:pBdr>
+                    <w:spacing w:after="100" w:before="100" w:line="240"/>
+                    <w:ind w:left="100" w:right="100" w:firstLine="0" w:firstLineChars="0"/>
+                    <w:rPr>
+                      <w:rFonts w:ascii="Arial" w:hAnsi="Arial" w:eastAsia="Arial" w:cs="Arial"/>
+                      <w:i w:val="false"/>
+                      <w:b w:val="false"/>
+                      <w:u w:val="none"/>
+                      <w:strike w:val="false"/>
+                      <w:sz w:val="22"/>
+                      <w:szCs w:val="22"/>
+                      <w:color w:val="000000"/>
+                    </w:rPr>
+                  </w:pPr>
+                  <w:r xmlns:w="http://schemas.openxmlformats.org/wordprocessingml/2006/main" xmlns:wp="http://schemas.openxmlformats.org/drawingml/2006/wordprocessingDrawing" xmlns:r="http://schemas.openxmlformats.org/officeDocument/2006/relationships" xmlns:w14="http://schemas.microsoft.com/office/word/2010/wordml">
+                    <w:rPr>
+                      <w:rFonts w:ascii="Arial" w:hAnsi="Arial" w:eastAsia="Arial" w:cs="Arial"/>
+                      <w:i w:val="false"/>
+                      <w:b w:val="false"/>
+                      <w:u w:val="none"/>
+                      <w:strike w:val="false"/>
+                      <w:sz w:val="22"/>
+                      <w:szCs w:val="22"/>
+                      <w:color w:val="000000"/>
+                    </w:rPr>
+                    <w:t xml:space="preserve">Neighborhood</w:t>
+                  </w:r>
+                </w:p>
+              </w:tc>
+              <w:tc>
+                <w:tcPr>
+                  <w:tcBorders>
+                    <w:bottom w:val="none" w:sz="0" w:space="0" w:color="000000"/>
+                    <w:top w:val="none" w:sz="0" w:space="0" w:color="000000"/>
+                    <w:left w:val="none" w:sz="0" w:space="0" w:color="000000"/>
+                    <w:right w:val="none" w:sz="0" w:space="0" w:color="000000"/>
+                  </w:tcBorders>
+                  <w:shd w:val="clear" w:color="auto" w:fill="FFFFFF"/>
+                  <w:tcMar>
+                    <w:top w:w="0" w:type="dxa"/>
+                    <w:bottom w:w="0" w:type="dxa"/>
+                    <w:left w:w="0" w:type="dxa"/>
+                    <w:right w:w="0" w:type="dxa"/>
+                  </w:tcMar>
+                  <w:vAlign w:val="center"/>
+                </w:tcPr>
+                <w:p>
+                  <w:pPr>
+                    <w:jc w:val="left"/>
+                    <w:pBdr>
+                      <w:bottom w:val="none" w:sz="0" w:space="0" w:color="000000"/>
+                      <w:top w:val="none" w:sz="0" w:space="0" w:color="000000"/>
+                      <w:left w:val="none" w:sz="0" w:space="0" w:color="000000"/>
+                      <w:right w:val="none" w:sz="0" w:space="0" w:color="000000"/>
+                    </w:pBdr>
+                    <w:spacing w:after="100" w:before="100" w:line="240"/>
+                    <w:ind w:left="100" w:right="100" w:firstLine="0" w:firstLineChars="0"/>
+                    <w:rPr>
+                      <w:rFonts w:ascii="Arial" w:hAnsi="Arial" w:eastAsia="Arial" w:cs="Arial"/>
+                      <w:i w:val="false"/>
+                      <w:b w:val="false"/>
+                      <w:u w:val="none"/>
+                      <w:strike w:val="false"/>
+                      <w:sz w:val="22"/>
+                      <w:szCs w:val="22"/>
+                      <w:color w:val="000000"/>
+                    </w:rPr>
+                  </w:pPr>
+                  <w:r xmlns:w="http://schemas.openxmlformats.org/wordprocessingml/2006/main" xmlns:wp="http://schemas.openxmlformats.org/drawingml/2006/wordprocessingDrawing" xmlns:r="http://schemas.openxmlformats.org/officeDocument/2006/relationships" xmlns:w14="http://schemas.microsoft.com/office/word/2010/wordml">
+                    <w:rPr>
+                      <w:rFonts w:ascii="Arial" w:hAnsi="Arial" w:eastAsia="Arial" w:cs="Arial"/>
+                      <w:i w:val="false"/>
+                      <w:b w:val="false"/>
+                      <w:u w:val="none"/>
+                      <w:strike w:val="false"/>
+                      <w:sz w:val="22"/>
+                      <w:szCs w:val="22"/>
+                      <w:color w:val="000000"/>
+                    </w:rPr>
+                    <w:t xml:space="preserve">Open space; playground; sports fields; fitness equipment; picnic areas</w:t>
+                  </w:r>
+                </w:p>
+              </w:tc>
+              <w:tc>
+                <w:tcPr>
+                  <w:tcBorders>
+                    <w:bottom w:val="none" w:sz="0" w:space="0" w:color="000000"/>
+                    <w:top w:val="none" w:sz="0" w:space="0" w:color="000000"/>
+                    <w:left w:val="none" w:sz="0" w:space="0" w:color="000000"/>
+                    <w:right w:val="none" w:sz="0" w:space="0" w:color="000000"/>
+                  </w:tcBorders>
+                  <w:shd w:val="clear" w:color="auto" w:fill="FFFFFF"/>
+                  <w:tcMar>
+                    <w:top w:w="0" w:type="dxa"/>
+                    <w:bottom w:w="0" w:type="dxa"/>
+                    <w:left w:w="0" w:type="dxa"/>
+                    <w:right w:w="0" w:type="dxa"/>
+                  </w:tcMar>
+                  <w:vAlign w:val="center"/>
+                </w:tcPr>
+                <w:p>
+                  <w:pPr>
+                    <w:jc w:val="center"/>
+                    <w:pBdr>
+                      <w:bottom w:val="none" w:sz="0" w:space="0" w:color="000000"/>
+                      <w:top w:val="none" w:sz="0" w:space="0" w:color="000000"/>
+                      <w:left w:val="none" w:sz="0" w:space="0" w:color="000000"/>
+                      <w:right w:val="none" w:sz="0" w:space="0" w:color="000000"/>
+                    </w:pBdr>
+                    <w:spacing w:after="100" w:before="100" w:line="240"/>
+                    <w:ind w:left="100" w:right="100" w:firstLine="0" w:firstLineChars="0"/>
+                    <w:rPr>
+                      <w:rFonts w:ascii="Arial" w:hAnsi="Arial" w:eastAsia="Arial" w:cs="Arial"/>
+                      <w:i w:val="false"/>
+                      <w:b w:val="false"/>
+                      <w:u w:val="none"/>
+                      <w:strike w:val="false"/>
+                      <w:sz w:val="22"/>
+                      <w:szCs w:val="22"/>
+                      <w:color w:val="000000"/>
+                    </w:rPr>
+                  </w:pPr>
+                  <w:r xmlns:w="http://schemas.openxmlformats.org/wordprocessingml/2006/main" xmlns:wp="http://schemas.openxmlformats.org/drawingml/2006/wordprocessingDrawing" xmlns:r="http://schemas.openxmlformats.org/officeDocument/2006/relationships" xmlns:w14="http://schemas.microsoft.com/office/word/2010/wordml">
+                    <w:rPr>
+                      <w:rFonts w:ascii="Arial" w:hAnsi="Arial" w:eastAsia="Arial" w:cs="Arial"/>
+                      <w:i w:val="false"/>
+                      <w:b w:val="false"/>
+                      <w:u w:val="none"/>
+                      <w:strike w:val="false"/>
+                      <w:sz w:val="22"/>
+                      <w:szCs w:val="22"/>
+                      <w:color w:val="000000"/>
+                    </w:rPr>
+                    <w:t xml:space="preserve">84</w:t>
+                  </w:r>
+                </w:p>
+              </w:tc>
+              <w:tc>
+                <w:tcPr>
+                  <w:tcBorders>
+                    <w:bottom w:val="none" w:sz="0" w:space="0" w:color="000000"/>
+                    <w:top w:val="none" w:sz="0" w:space="0" w:color="000000"/>
+                    <w:left w:val="none" w:sz="0" w:space="0" w:color="000000"/>
+                    <w:right w:val="none" w:sz="0" w:space="0" w:color="000000"/>
+                  </w:tcBorders>
+                  <w:shd w:val="clear" w:color="auto" w:fill="FFFFFF"/>
+                  <w:tcMar>
+                    <w:top w:w="0" w:type="dxa"/>
+                    <w:bottom w:w="0" w:type="dxa"/>
+                    <w:left w:w="0" w:type="dxa"/>
+                    <w:right w:w="0" w:type="dxa"/>
+                  </w:tcMar>
+                  <w:vAlign w:val="center"/>
+                </w:tcPr>
+                <w:p>
+                  <w:pPr>
+                    <w:jc w:val="center"/>
+                    <w:pBdr>
+                      <w:bottom w:val="none" w:sz="0" w:space="0" w:color="000000"/>
+                      <w:top w:val="none" w:sz="0" w:space="0" w:color="000000"/>
+                      <w:left w:val="none" w:sz="0" w:space="0" w:color="000000"/>
+                      <w:right w:val="none" w:sz="0" w:space="0" w:color="000000"/>
+                    </w:pBdr>
+                    <w:spacing w:after="100" w:before="100" w:line="240"/>
+                    <w:ind w:left="100" w:right="100" w:firstLine="0" w:firstLineChars="0"/>
+                    <w:rPr>
+                      <w:rFonts w:ascii="Arial" w:hAnsi="Arial" w:eastAsia="Arial" w:cs="Arial"/>
+                      <w:i w:val="false"/>
+                      <w:b w:val="false"/>
+                      <w:u w:val="none"/>
+                      <w:strike w:val="false"/>
+                      <w:sz w:val="22"/>
+                      <w:szCs w:val="22"/>
+                      <w:color w:val="000000"/>
+                    </w:rPr>
+                  </w:pPr>
+                  <w:r xmlns:w="http://schemas.openxmlformats.org/wordprocessingml/2006/main" xmlns:wp="http://schemas.openxmlformats.org/drawingml/2006/wordprocessingDrawing" xmlns:r="http://schemas.openxmlformats.org/officeDocument/2006/relationships" xmlns:w14="http://schemas.microsoft.com/office/word/2010/wordml">
+                    <w:rPr>
+                      <w:rFonts w:ascii="Arial" w:hAnsi="Arial" w:eastAsia="Arial" w:cs="Arial"/>
+                      <w:i w:val="false"/>
+                      <w:b w:val="false"/>
+                      <w:u w:val="none"/>
+                      <w:strike w:val="false"/>
+                      <w:sz w:val="22"/>
+                      <w:szCs w:val="22"/>
+                      <w:color w:val="000000"/>
+                    </w:rPr>
+                    <w:t xml:space="preserve">0.8-11.9</w:t>
+                  </w:r>
+                </w:p>
+              </w:tc>
+              <w:tc>
+                <w:tcPr>
+                  <w:tcBorders>
+                    <w:bottom w:val="none" w:sz="0" w:space="0" w:color="000000"/>
+                    <w:top w:val="none" w:sz="0" w:space="0" w:color="000000"/>
+                    <w:left w:val="none" w:sz="0" w:space="0" w:color="000000"/>
+                    <w:right w:val="none" w:sz="0" w:space="0" w:color="000000"/>
+                  </w:tcBorders>
+                  <w:shd w:val="clear" w:color="auto" w:fill="FFFFFF"/>
+                  <w:tcMar>
+                    <w:top w:w="0" w:type="dxa"/>
+                    <w:bottom w:w="0" w:type="dxa"/>
+                    <w:left w:w="0" w:type="dxa"/>
+                    <w:right w:w="0" w:type="dxa"/>
+                  </w:tcMar>
+                  <w:vAlign w:val="center"/>
+                </w:tcPr>
+                <w:p>
+                  <w:pPr>
+                    <w:jc w:val="left"/>
+                    <w:pBdr>
+                      <w:bottom w:val="none" w:sz="0" w:space="0" w:color="000000"/>
+                      <w:top w:val="none" w:sz="0" w:space="0" w:color="000000"/>
+                      <w:left w:val="none" w:sz="0" w:space="0" w:color="000000"/>
+                      <w:right w:val="none" w:sz="0" w:space="0" w:color="000000"/>
+                    </w:pBdr>
+                    <w:spacing w:after="100" w:before="100" w:line="240"/>
+                    <w:ind w:left="100" w:right="100" w:firstLine="0" w:firstLineChars="0"/>
+                    <w:rPr>
+                      <w:rFonts w:ascii="Arial" w:hAnsi="Arial" w:eastAsia="Arial" w:cs="Arial"/>
+                      <w:i w:val="false"/>
+                      <w:b w:val="false"/>
+                      <w:u w:val="none"/>
+                      <w:strike w:val="false"/>
+                      <w:sz w:val="22"/>
+                      <w:szCs w:val="22"/>
+                      <w:color w:val="000000"/>
+                    </w:rPr>
+                  </w:pPr>
+                  <w:r xmlns:w="http://schemas.openxmlformats.org/wordprocessingml/2006/main" xmlns:wp="http://schemas.openxmlformats.org/drawingml/2006/wordprocessingDrawing" xmlns:r="http://schemas.openxmlformats.org/officeDocument/2006/relationships" xmlns:w14="http://schemas.microsoft.com/office/word/2010/wordml">
+                    <w:rPr>
+                      <w:rFonts w:ascii="Arial" w:hAnsi="Arial" w:eastAsia="Arial" w:cs="Arial"/>
+                      <w:i w:val="false"/>
+                      <w:b w:val="false"/>
+                      <w:u w:val="none"/>
+                      <w:strike w:val="false"/>
+                      <w:sz w:val="22"/>
+                      <w:szCs w:val="22"/>
+                      <w:color w:val="000000"/>
+                    </w:rPr>
+                    <w:t xml:space="preserve">1.6</w:t>
+                  </w:r>
+                </w:p>
+              </w:tc>
+            </w:tr>
+            <w:tr>
+              <w:trPr>
+                <w:trHeight w:val="360" w:hRule="auto"/>
+              </w:trPr>
+              <w:tc>
+                <w:tcPr>
+                  <w:tcBorders>
+                    <w:bottom w:val="none" w:sz="0" w:space="0" w:color="000000"/>
+                    <w:top w:val="none" w:sz="0" w:space="0" w:color="000000"/>
+                    <w:left w:val="none" w:sz="0" w:space="0" w:color="000000"/>
+                    <w:right w:val="none" w:sz="0" w:space="0" w:color="000000"/>
+                  </w:tcBorders>
+                  <w:shd w:val="clear" w:color="auto" w:fill="FFFFFF"/>
+                  <w:tcMar>
+                    <w:top w:w="0" w:type="dxa"/>
+                    <w:bottom w:w="0" w:type="dxa"/>
+                    <w:left w:w="0" w:type="dxa"/>
+                    <w:right w:w="0" w:type="dxa"/>
+                  </w:tcMar>
+                  <w:vAlign w:val="center"/>
+                </w:tcPr>
+                <w:p>
+                  <w:pPr>
+                    <w:jc w:val="left"/>
+                    <w:pBdr>
+                      <w:bottom w:val="none" w:sz="0" w:space="0" w:color="000000"/>
+                      <w:top w:val="none" w:sz="0" w:space="0" w:color="000000"/>
+                      <w:left w:val="none" w:sz="0" w:space="0" w:color="000000"/>
+                      <w:right w:val="none" w:sz="0" w:space="0" w:color="000000"/>
+                    </w:pBdr>
+                    <w:spacing w:after="100" w:before="100" w:line="240"/>
+                    <w:ind w:left="100" w:right="100" w:firstLine="0" w:firstLineChars="0"/>
+                    <w:rPr>
+                      <w:rFonts w:ascii="Arial" w:hAnsi="Arial" w:eastAsia="Arial" w:cs="Arial"/>
+                      <w:i w:val="false"/>
+                      <w:b w:val="false"/>
+                      <w:u w:val="none"/>
+                      <w:strike w:val="false"/>
+                      <w:sz w:val="22"/>
+                      <w:szCs w:val="22"/>
+                      <w:color w:val="000000"/>
+                    </w:rPr>
+                  </w:pPr>
+                  <w:r xmlns:w="http://schemas.openxmlformats.org/wordprocessingml/2006/main" xmlns:wp="http://schemas.openxmlformats.org/drawingml/2006/wordprocessingDrawing" xmlns:r="http://schemas.openxmlformats.org/officeDocument/2006/relationships" xmlns:w14="http://schemas.microsoft.com/office/word/2010/wordml">
+                    <w:rPr>
+                      <w:rFonts w:ascii="Arial" w:hAnsi="Arial" w:eastAsia="Arial" w:cs="Arial"/>
+                      <w:i w:val="false"/>
+                      <w:b w:val="false"/>
+                      <w:u w:val="none"/>
+                      <w:strike w:val="false"/>
+                      <w:sz w:val="22"/>
+                      <w:szCs w:val="22"/>
+                      <w:color w:val="000000"/>
+                    </w:rPr>
+                    <w:t xml:space="preserve">Community</w:t>
+                  </w:r>
+                </w:p>
+              </w:tc>
+              <w:tc>
+                <w:tcPr>
+                  <w:tcBorders>
+                    <w:bottom w:val="none" w:sz="0" w:space="0" w:color="000000"/>
+                    <w:top w:val="none" w:sz="0" w:space="0" w:color="000000"/>
+                    <w:left w:val="none" w:sz="0" w:space="0" w:color="000000"/>
+                    <w:right w:val="none" w:sz="0" w:space="0" w:color="000000"/>
+                  </w:tcBorders>
+                  <w:shd w:val="clear" w:color="auto" w:fill="FFFFFF"/>
+                  <w:tcMar>
+                    <w:top w:w="0" w:type="dxa"/>
+                    <w:bottom w:w="0" w:type="dxa"/>
+                    <w:left w:w="0" w:type="dxa"/>
+                    <w:right w:w="0" w:type="dxa"/>
+                  </w:tcMar>
+                  <w:vAlign w:val="center"/>
+                </w:tcPr>
+                <w:p>
+                  <w:pPr>
+                    <w:jc w:val="left"/>
+                    <w:pBdr>
+                      <w:bottom w:val="none" w:sz="0" w:space="0" w:color="000000"/>
+                      <w:top w:val="none" w:sz="0" w:space="0" w:color="000000"/>
+                      <w:left w:val="none" w:sz="0" w:space="0" w:color="000000"/>
+                      <w:right w:val="none" w:sz="0" w:space="0" w:color="000000"/>
+                    </w:pBdr>
+                    <w:spacing w:after="100" w:before="100" w:line="240"/>
+                    <w:ind w:left="100" w:right="100" w:firstLine="0" w:firstLineChars="0"/>
+                    <w:rPr>
+                      <w:rFonts w:ascii="Arial" w:hAnsi="Arial" w:eastAsia="Arial" w:cs="Arial"/>
+                      <w:i w:val="false"/>
+                      <w:b w:val="false"/>
+                      <w:u w:val="none"/>
+                      <w:strike w:val="false"/>
+                      <w:sz w:val="22"/>
+                      <w:szCs w:val="22"/>
+                      <w:color w:val="000000"/>
+                    </w:rPr>
+                  </w:pPr>
+                  <w:r xmlns:w="http://schemas.openxmlformats.org/wordprocessingml/2006/main" xmlns:wp="http://schemas.openxmlformats.org/drawingml/2006/wordprocessingDrawing" xmlns:r="http://schemas.openxmlformats.org/officeDocument/2006/relationships" xmlns:w14="http://schemas.microsoft.com/office/word/2010/wordml">
+                    <w:rPr>
+                      <w:rFonts w:ascii="Arial" w:hAnsi="Arial" w:eastAsia="Arial" w:cs="Arial"/>
+                      <w:i w:val="false"/>
+                      <w:b w:val="false"/>
+                      <w:u w:val="none"/>
+                      <w:strike w:val="false"/>
+                      <w:sz w:val="22"/>
+                      <w:szCs w:val="22"/>
+                      <w:color w:val="000000"/>
+                    </w:rPr>
+                    <w:t xml:space="preserve">Amenities found in neighborhood parks, plus: swimming pool; recreational center; dog park; skate plaza; pond</w:t>
+                  </w:r>
+                </w:p>
+              </w:tc>
+              <w:tc>
+                <w:tcPr>
+                  <w:tcBorders>
+                    <w:bottom w:val="none" w:sz="0" w:space="0" w:color="000000"/>
+                    <w:top w:val="none" w:sz="0" w:space="0" w:color="000000"/>
+                    <w:left w:val="none" w:sz="0" w:space="0" w:color="000000"/>
+                    <w:right w:val="none" w:sz="0" w:space="0" w:color="000000"/>
+                  </w:tcBorders>
+                  <w:shd w:val="clear" w:color="auto" w:fill="FFFFFF"/>
+                  <w:tcMar>
+                    <w:top w:w="0" w:type="dxa"/>
+                    <w:bottom w:w="0" w:type="dxa"/>
+                    <w:left w:w="0" w:type="dxa"/>
+                    <w:right w:w="0" w:type="dxa"/>
+                  </w:tcMar>
+                  <w:vAlign w:val="center"/>
+                </w:tcPr>
+                <w:p>
+                  <w:pPr>
+                    <w:jc w:val="center"/>
+                    <w:pBdr>
+                      <w:bottom w:val="none" w:sz="0" w:space="0" w:color="000000"/>
+                      <w:top w:val="none" w:sz="0" w:space="0" w:color="000000"/>
+                      <w:left w:val="none" w:sz="0" w:space="0" w:color="000000"/>
+                      <w:right w:val="none" w:sz="0" w:space="0" w:color="000000"/>
+                    </w:pBdr>
+                    <w:spacing w:after="100" w:before="100" w:line="240"/>
+                    <w:ind w:left="100" w:right="100" w:firstLine="0" w:firstLineChars="0"/>
+                    <w:rPr>
+                      <w:rFonts w:ascii="Arial" w:hAnsi="Arial" w:eastAsia="Arial" w:cs="Arial"/>
+                      <w:i w:val="false"/>
+                      <w:b w:val="false"/>
+                      <w:u w:val="none"/>
+                      <w:strike w:val="false"/>
+                      <w:sz w:val="22"/>
+                      <w:szCs w:val="22"/>
+                      <w:color w:val="000000"/>
+                    </w:rPr>
+                  </w:pPr>
+                  <w:r xmlns:w="http://schemas.openxmlformats.org/wordprocessingml/2006/main" xmlns:wp="http://schemas.openxmlformats.org/drawingml/2006/wordprocessingDrawing" xmlns:r="http://schemas.openxmlformats.org/officeDocument/2006/relationships" xmlns:w14="http://schemas.microsoft.com/office/word/2010/wordml">
+                    <w:rPr>
+                      <w:rFonts w:ascii="Arial" w:hAnsi="Arial" w:eastAsia="Arial" w:cs="Arial"/>
+                      <w:i w:val="false"/>
+                      <w:b w:val="false"/>
+                      <w:u w:val="none"/>
+                      <w:strike w:val="false"/>
+                      <w:sz w:val="22"/>
+                      <w:szCs w:val="22"/>
+                      <w:color w:val="000000"/>
+                    </w:rPr>
+                    <w:t xml:space="preserve">47</w:t>
+                  </w:r>
+                </w:p>
+              </w:tc>
+              <w:tc>
+                <w:tcPr>
+                  <w:tcBorders>
+                    <w:bottom w:val="none" w:sz="0" w:space="0" w:color="000000"/>
+                    <w:top w:val="none" w:sz="0" w:space="0" w:color="000000"/>
+                    <w:left w:val="none" w:sz="0" w:space="0" w:color="000000"/>
+                    <w:right w:val="none" w:sz="0" w:space="0" w:color="000000"/>
+                  </w:tcBorders>
+                  <w:shd w:val="clear" w:color="auto" w:fill="FFFFFF"/>
+                  <w:tcMar>
+                    <w:top w:w="0" w:type="dxa"/>
+                    <w:bottom w:w="0" w:type="dxa"/>
+                    <w:left w:w="0" w:type="dxa"/>
+                    <w:right w:w="0" w:type="dxa"/>
+                  </w:tcMar>
+                  <w:vAlign w:val="center"/>
+                </w:tcPr>
+                <w:p>
+                  <w:pPr>
+                    <w:jc w:val="center"/>
+                    <w:pBdr>
+                      <w:bottom w:val="none" w:sz="0" w:space="0" w:color="000000"/>
+                      <w:top w:val="none" w:sz="0" w:space="0" w:color="000000"/>
+                      <w:left w:val="none" w:sz="0" w:space="0" w:color="000000"/>
+                      <w:right w:val="none" w:sz="0" w:space="0" w:color="000000"/>
+                    </w:pBdr>
+                    <w:spacing w:after="100" w:before="100" w:line="240"/>
+                    <w:ind w:left="100" w:right="100" w:firstLine="0" w:firstLineChars="0"/>
+                    <w:rPr>
+                      <w:rFonts w:ascii="Arial" w:hAnsi="Arial" w:eastAsia="Arial" w:cs="Arial"/>
+                      <w:i w:val="false"/>
+                      <w:b w:val="false"/>
+                      <w:u w:val="none"/>
+                      <w:strike w:val="false"/>
+                      <w:sz w:val="22"/>
+                      <w:szCs w:val="22"/>
+                      <w:color w:val="000000"/>
+                    </w:rPr>
+                  </w:pPr>
+                  <w:r xmlns:w="http://schemas.openxmlformats.org/wordprocessingml/2006/main" xmlns:wp="http://schemas.openxmlformats.org/drawingml/2006/wordprocessingDrawing" xmlns:r="http://schemas.openxmlformats.org/officeDocument/2006/relationships" xmlns:w14="http://schemas.microsoft.com/office/word/2010/wordml">
+                    <w:rPr>
+                      <w:rFonts w:ascii="Arial" w:hAnsi="Arial" w:eastAsia="Arial" w:cs="Arial"/>
+                      <w:i w:val="false"/>
+                      <w:b w:val="false"/>
+                      <w:u w:val="none"/>
+                      <w:strike w:val="false"/>
+                      <w:sz w:val="22"/>
+                      <w:szCs w:val="22"/>
+                      <w:color w:val="000000"/>
+                    </w:rPr>
+                    <w:t xml:space="preserve">12-20</w:t>
+                  </w:r>
+                </w:p>
+              </w:tc>
+              <w:tc>
+                <w:tcPr>
+                  <w:tcBorders>
+                    <w:bottom w:val="none" w:sz="0" w:space="0" w:color="000000"/>
+                    <w:top w:val="none" w:sz="0" w:space="0" w:color="000000"/>
+                    <w:left w:val="none" w:sz="0" w:space="0" w:color="000000"/>
+                    <w:right w:val="none" w:sz="0" w:space="0" w:color="000000"/>
+                  </w:tcBorders>
+                  <w:shd w:val="clear" w:color="auto" w:fill="FFFFFF"/>
+                  <w:tcMar>
+                    <w:top w:w="0" w:type="dxa"/>
+                    <w:bottom w:w="0" w:type="dxa"/>
+                    <w:left w:w="0" w:type="dxa"/>
+                    <w:right w:w="0" w:type="dxa"/>
+                  </w:tcMar>
+                  <w:vAlign w:val="center"/>
+                </w:tcPr>
+                <w:p>
+                  <w:pPr>
+                    <w:jc w:val="left"/>
+                    <w:pBdr>
+                      <w:bottom w:val="none" w:sz="0" w:space="0" w:color="000000"/>
+                      <w:top w:val="none" w:sz="0" w:space="0" w:color="000000"/>
+                      <w:left w:val="none" w:sz="0" w:space="0" w:color="000000"/>
+                      <w:right w:val="none" w:sz="0" w:space="0" w:color="000000"/>
+                    </w:pBdr>
+                    <w:spacing w:after="100" w:before="100" w:line="240"/>
+                    <w:ind w:left="100" w:right="100" w:firstLine="0" w:firstLineChars="0"/>
+                    <w:rPr>
+                      <w:rFonts w:ascii="Arial" w:hAnsi="Arial" w:eastAsia="Arial" w:cs="Arial"/>
+                      <w:i w:val="false"/>
+                      <w:b w:val="false"/>
+                      <w:u w:val="none"/>
+                      <w:strike w:val="false"/>
+                      <w:sz w:val="22"/>
+                      <w:szCs w:val="22"/>
+                      <w:color w:val="000000"/>
+                    </w:rPr>
+                  </w:pPr>
+                  <w:r xmlns:w="http://schemas.openxmlformats.org/wordprocessingml/2006/main" xmlns:wp="http://schemas.openxmlformats.org/drawingml/2006/wordprocessingDrawing" xmlns:r="http://schemas.openxmlformats.org/officeDocument/2006/relationships" xmlns:w14="http://schemas.microsoft.com/office/word/2010/wordml">
+                    <w:rPr>
+                      <w:rFonts w:ascii="Arial" w:hAnsi="Arial" w:eastAsia="Arial" w:cs="Arial"/>
+                      <w:i w:val="false"/>
+                      <w:b w:val="false"/>
+                      <w:u w:val="none"/>
+                      <w:strike w:val="false"/>
+                      <w:sz w:val="22"/>
+                      <w:szCs w:val="22"/>
+                      <w:color w:val="000000"/>
+                    </w:rPr>
+                    <w:t xml:space="preserve">4.8</w:t>
+                  </w:r>
+                </w:p>
+              </w:tc>
+            </w:tr>
+            <w:tr>
+              <w:trPr>
+                <w:trHeight w:val="360" w:hRule="auto"/>
+              </w:trPr>
+              <w:tc>
+                <w:tcPr>
+                  <w:tcBorders>
+                    <w:bottom w:val="single" w:sz="12" w:space="0" w:color="666666"/>
+                    <w:top w:val="none" w:sz="0" w:space="0" w:color="000000"/>
+                    <w:left w:val="none" w:sz="0" w:space="0" w:color="000000"/>
+                    <w:right w:val="none" w:sz="0" w:space="0" w:color="000000"/>
+                  </w:tcBorders>
+                  <w:shd w:val="clear" w:color="auto" w:fill="FFFFFF"/>
+                  <w:tcMar>
+                    <w:top w:w="0" w:type="dxa"/>
+                    <w:bottom w:w="0" w:type="dxa"/>
+                    <w:left w:w="0" w:type="dxa"/>
+                    <w:right w:w="0" w:type="dxa"/>
+                  </w:tcMar>
+                  <w:vAlign w:val="center"/>
+                </w:tcPr>
+                <w:p>
+                  <w:pPr>
+                    <w:jc w:val="left"/>
+                    <w:pBdr>
+                      <w:bottom w:val="none" w:sz="0" w:space="0" w:color="000000"/>
+                      <w:top w:val="none" w:sz="0" w:space="0" w:color="000000"/>
+                      <w:left w:val="none" w:sz="0" w:space="0" w:color="000000"/>
+                      <w:right w:val="none" w:sz="0" w:space="0" w:color="000000"/>
+                    </w:pBdr>
+                    <w:spacing w:after="100" w:before="100" w:line="240"/>
+                    <w:ind w:left="100" w:right="100" w:firstLine="0" w:firstLineChars="0"/>
+                    <w:rPr>
+                      <w:rFonts w:ascii="Arial" w:hAnsi="Arial" w:eastAsia="Arial" w:cs="Arial"/>
+                      <w:i w:val="false"/>
+                      <w:b w:val="false"/>
+                      <w:u w:val="none"/>
+                      <w:strike w:val="false"/>
+                      <w:sz w:val="22"/>
+                      <w:szCs w:val="22"/>
+                      <w:color w:val="000000"/>
+                    </w:rPr>
+                  </w:pPr>
+                  <w:r xmlns:w="http://schemas.openxmlformats.org/wordprocessingml/2006/main" xmlns:wp="http://schemas.openxmlformats.org/drawingml/2006/wordprocessingDrawing" xmlns:r="http://schemas.openxmlformats.org/officeDocument/2006/relationships" xmlns:w14="http://schemas.microsoft.com/office/word/2010/wordml">
+                    <w:rPr>
+                      <w:rFonts w:ascii="Arial" w:hAnsi="Arial" w:eastAsia="Arial" w:cs="Arial"/>
+                      <w:i w:val="false"/>
+                      <w:b w:val="false"/>
+                      <w:u w:val="none"/>
+                      <w:strike w:val="false"/>
+                      <w:sz w:val="22"/>
+                      <w:szCs w:val="22"/>
+                      <w:color w:val="000000"/>
+                    </w:rPr>
+                    <w:t xml:space="preserve">Regional</w:t>
+                  </w:r>
+                </w:p>
+              </w:tc>
+              <w:tc>
+                <w:tcPr>
+                  <w:tcBorders>
+                    <w:bottom w:val="single" w:sz="12" w:space="0" w:color="666666"/>
+                    <w:top w:val="none" w:sz="0" w:space="0" w:color="000000"/>
+                    <w:left w:val="none" w:sz="0" w:space="0" w:color="000000"/>
+                    <w:right w:val="none" w:sz="0" w:space="0" w:color="000000"/>
+                  </w:tcBorders>
+                  <w:shd w:val="clear" w:color="auto" w:fill="FFFFFF"/>
+                  <w:tcMar>
+                    <w:top w:w="0" w:type="dxa"/>
+                    <w:bottom w:w="0" w:type="dxa"/>
+                    <w:left w:w="0" w:type="dxa"/>
+                    <w:right w:w="0" w:type="dxa"/>
+                  </w:tcMar>
+                  <w:vAlign w:val="center"/>
+                </w:tcPr>
+                <w:p>
+                  <w:pPr>
+                    <w:jc w:val="left"/>
+                    <w:pBdr>
+                      <w:bottom w:val="none" w:sz="0" w:space="0" w:color="000000"/>
+                      <w:top w:val="none" w:sz="0" w:space="0" w:color="000000"/>
+                      <w:left w:val="none" w:sz="0" w:space="0" w:color="000000"/>
+                      <w:right w:val="none" w:sz="0" w:space="0" w:color="000000"/>
+                    </w:pBdr>
+                    <w:spacing w:after="100" w:before="100" w:line="240"/>
+                    <w:ind w:left="100" w:right="100" w:firstLine="0" w:firstLineChars="0"/>
+                    <w:rPr>
+                      <w:rFonts w:ascii="Arial" w:hAnsi="Arial" w:eastAsia="Arial" w:cs="Arial"/>
+                      <w:i w:val="false"/>
+                      <w:b w:val="false"/>
+                      <w:u w:val="none"/>
+                      <w:strike w:val="false"/>
+                      <w:sz w:val="22"/>
+                      <w:szCs w:val="22"/>
+                      <w:color w:val="000000"/>
+                    </w:rPr>
+                  </w:pPr>
+                  <w:r xmlns:w="http://schemas.openxmlformats.org/wordprocessingml/2006/main" xmlns:wp="http://schemas.openxmlformats.org/drawingml/2006/wordprocessingDrawing" xmlns:r="http://schemas.openxmlformats.org/officeDocument/2006/relationships" xmlns:w14="http://schemas.microsoft.com/office/word/2010/wordml">
+                    <w:rPr>
+                      <w:rFonts w:ascii="Arial" w:hAnsi="Arial" w:eastAsia="Arial" w:cs="Arial"/>
+                      <w:i w:val="false"/>
+                      <w:b w:val="false"/>
+                      <w:u w:val="none"/>
+                      <w:strike w:val="false"/>
+                      <w:sz w:val="22"/>
+                      <w:szCs w:val="22"/>
+                      <w:color w:val="000000"/>
+                    </w:rPr>
+                    <w:t xml:space="preserve">Amenities found in community parks, plus: community/senior center; sports complex and concessions; skate park</w:t>
+                  </w:r>
+                </w:p>
+              </w:tc>
+              <w:tc>
+                <w:tcPr>
+                  <w:tcBorders>
+                    <w:bottom w:val="single" w:sz="12" w:space="0" w:color="666666"/>
+                    <w:top w:val="none" w:sz="0" w:space="0" w:color="000000"/>
+                    <w:left w:val="none" w:sz="0" w:space="0" w:color="000000"/>
+                    <w:right w:val="none" w:sz="0" w:space="0" w:color="000000"/>
+                  </w:tcBorders>
+                  <w:shd w:val="clear" w:color="auto" w:fill="FFFFFF"/>
+                  <w:tcMar>
+                    <w:top w:w="0" w:type="dxa"/>
+                    <w:bottom w:w="0" w:type="dxa"/>
+                    <w:left w:w="0" w:type="dxa"/>
+                    <w:right w:w="0" w:type="dxa"/>
+                  </w:tcMar>
+                  <w:vAlign w:val="center"/>
+                </w:tcPr>
+                <w:p>
+                  <w:pPr>
+                    <w:jc w:val="center"/>
+                    <w:pBdr>
+                      <w:bottom w:val="none" w:sz="0" w:space="0" w:color="000000"/>
+                      <w:top w:val="none" w:sz="0" w:space="0" w:color="000000"/>
+                      <w:left w:val="none" w:sz="0" w:space="0" w:color="000000"/>
+                      <w:right w:val="none" w:sz="0" w:space="0" w:color="000000"/>
+                    </w:pBdr>
+                    <w:spacing w:after="100" w:before="100" w:line="240"/>
+                    <w:ind w:left="100" w:right="100" w:firstLine="0" w:firstLineChars="0"/>
+                    <w:rPr>
+                      <w:rFonts w:ascii="Arial" w:hAnsi="Arial" w:eastAsia="Arial" w:cs="Arial"/>
+                      <w:i w:val="false"/>
+                      <w:b w:val="false"/>
+                      <w:u w:val="none"/>
+                      <w:strike w:val="false"/>
+                      <w:sz w:val="22"/>
+                      <w:szCs w:val="22"/>
+                      <w:color w:val="000000"/>
+                    </w:rPr>
+                  </w:pPr>
+                  <w:r xmlns:w="http://schemas.openxmlformats.org/wordprocessingml/2006/main" xmlns:wp="http://schemas.openxmlformats.org/drawingml/2006/wordprocessingDrawing" xmlns:r="http://schemas.openxmlformats.org/officeDocument/2006/relationships" xmlns:w14="http://schemas.microsoft.com/office/word/2010/wordml">
+                    <w:rPr>
+                      <w:rFonts w:ascii="Arial" w:hAnsi="Arial" w:eastAsia="Arial" w:cs="Arial"/>
+                      <w:i w:val="false"/>
+                      <w:b w:val="false"/>
+                      <w:u w:val="none"/>
+                      <w:strike w:val="false"/>
+                      <w:sz w:val="22"/>
+                      <w:szCs w:val="22"/>
+                      <w:color w:val="000000"/>
+                    </w:rPr>
+                    <w:t xml:space="preserve">16</w:t>
+                  </w:r>
+                </w:p>
+              </w:tc>
+              <w:tc>
+                <w:tcPr>
+                  <w:tcBorders>
+                    <w:bottom w:val="single" w:sz="12" w:space="0" w:color="666666"/>
+                    <w:top w:val="none" w:sz="0" w:space="0" w:color="000000"/>
+                    <w:left w:val="none" w:sz="0" w:space="0" w:color="000000"/>
+                    <w:right w:val="none" w:sz="0" w:space="0" w:color="000000"/>
+                  </w:tcBorders>
+                  <w:shd w:val="clear" w:color="auto" w:fill="FFFFFF"/>
+                  <w:tcMar>
+                    <w:top w:w="0" w:type="dxa"/>
+                    <w:bottom w:w="0" w:type="dxa"/>
+                    <w:left w:w="0" w:type="dxa"/>
+                    <w:right w:w="0" w:type="dxa"/>
+                  </w:tcMar>
+                  <w:vAlign w:val="center"/>
+                </w:tcPr>
+                <w:p>
+                  <w:pPr>
+                    <w:jc w:val="center"/>
+                    <w:pBdr>
+                      <w:bottom w:val="none" w:sz="0" w:space="0" w:color="000000"/>
+                      <w:top w:val="none" w:sz="0" w:space="0" w:color="000000"/>
+                      <w:left w:val="none" w:sz="0" w:space="0" w:color="000000"/>
+                      <w:right w:val="none" w:sz="0" w:space="0" w:color="000000"/>
+                    </w:pBdr>
+                    <w:spacing w:after="100" w:before="100" w:line="240"/>
+                    <w:ind w:left="100" w:right="100" w:firstLine="0" w:firstLineChars="0"/>
+                    <w:rPr>
+                      <w:rFonts w:ascii="Arial" w:hAnsi="Arial" w:eastAsia="Arial" w:cs="Arial"/>
+                      <w:i w:val="false"/>
+                      <w:b w:val="false"/>
+                      <w:u w:val="none"/>
+                      <w:strike w:val="false"/>
+                      <w:sz w:val="22"/>
+                      <w:szCs w:val="22"/>
+                      <w:color w:val="000000"/>
+                    </w:rPr>
+                  </w:pPr>
+                  <w:r xmlns:w="http://schemas.openxmlformats.org/wordprocessingml/2006/main" xmlns:wp="http://schemas.openxmlformats.org/drawingml/2006/wordprocessingDrawing" xmlns:r="http://schemas.openxmlformats.org/officeDocument/2006/relationships" xmlns:w14="http://schemas.microsoft.com/office/word/2010/wordml">
+                    <w:rPr>
+                      <w:rFonts w:ascii="Arial" w:hAnsi="Arial" w:eastAsia="Arial" w:cs="Arial"/>
+                      <w:i w:val="false"/>
+                      <w:b w:val="false"/>
+                      <w:u w:val="none"/>
+                      <w:strike w:val="false"/>
+                      <w:sz w:val="22"/>
+                      <w:szCs w:val="22"/>
+                      <w:color w:val="000000"/>
+                    </w:rPr>
+                    <w:t xml:space="preserve">&gt;20</w:t>
+                  </w:r>
+                </w:p>
+              </w:tc>
+              <w:tc>
+                <w:tcPr>
+                  <w:tcBorders>
+                    <w:bottom w:val="single" w:sz="12" w:space="0" w:color="666666"/>
+                    <w:top w:val="none" w:sz="0" w:space="0" w:color="000000"/>
+                    <w:left w:val="none" w:sz="0" w:space="0" w:color="000000"/>
+                    <w:right w:val="none" w:sz="0" w:space="0" w:color="000000"/>
+                  </w:tcBorders>
+                  <w:shd w:val="clear" w:color="auto" w:fill="FFFFFF"/>
+                  <w:tcMar>
+                    <w:top w:w="0" w:type="dxa"/>
+                    <w:bottom w:w="0" w:type="dxa"/>
+                    <w:left w:w="0" w:type="dxa"/>
+                    <w:right w:w="0" w:type="dxa"/>
+                  </w:tcMar>
+                  <w:vAlign w:val="center"/>
+                </w:tcPr>
+                <w:p>
+                  <w:pPr>
+                    <w:jc w:val="left"/>
+                    <w:pBdr>
+                      <w:bottom w:val="none" w:sz="0" w:space="0" w:color="000000"/>
+                      <w:top w:val="none" w:sz="0" w:space="0" w:color="000000"/>
+                      <w:left w:val="none" w:sz="0" w:space="0" w:color="000000"/>
+                      <w:right w:val="none" w:sz="0" w:space="0" w:color="000000"/>
+                    </w:pBdr>
+                    <w:spacing w:after="100" w:before="100" w:line="240"/>
+                    <w:ind w:left="100" w:right="100" w:firstLine="0" w:firstLineChars="0"/>
+                    <w:rPr>
+                      <w:rFonts w:ascii="Arial" w:hAnsi="Arial" w:eastAsia="Arial" w:cs="Arial"/>
+                      <w:i w:val="false"/>
+                      <w:b w:val="false"/>
+                      <w:u w:val="none"/>
+                      <w:strike w:val="false"/>
+                      <w:sz w:val="22"/>
+                      <w:szCs w:val="22"/>
+                      <w:color w:val="000000"/>
+                    </w:rPr>
+                  </w:pPr>
+                  <w:r xmlns:w="http://schemas.openxmlformats.org/wordprocessingml/2006/main" xmlns:wp="http://schemas.openxmlformats.org/drawingml/2006/wordprocessingDrawing" xmlns:r="http://schemas.openxmlformats.org/officeDocument/2006/relationships" xmlns:w14="http://schemas.microsoft.com/office/word/2010/wordml">
+                    <w:rPr>
+                      <w:rFonts w:ascii="Arial" w:hAnsi="Arial" w:eastAsia="Arial" w:cs="Arial"/>
+                      <w:i w:val="false"/>
+                      <w:b w:val="false"/>
+                      <w:u w:val="none"/>
+                      <w:strike w:val="false"/>
+                      <w:sz w:val="22"/>
+                      <w:szCs w:val="22"/>
+                      <w:color w:val="000000"/>
+                    </w:rPr>
+                    <w:t xml:space="preserve">8.0</w:t>
+                  </w:r>
+                </w:p>
+              </w:tc>
+            </w:tr>
+          </w:tbl>
           <w:p>
             <w:pPr>
               <w:jc w:val="center"/>
@@ -51,1697 +1742,6 @@
               <w:t xml:space="preserve">Table 1: Typical amenities, sizes, and service area radii of Phoenix public park types</w:t>
             </w:r>
           </w:p>
-          <w:tbl xmlns:w="http://schemas.openxmlformats.org/wordprocessingml/2006/main" xmlns:r="http://schemas.openxmlformats.org/officeDocument/2006/relationships" xmlns:w14="http://schemas.microsoft.com/office/word/2010/wordml" xmlns:wp="http://schemas.openxmlformats.org/drawingml/2006/wordprocessingDrawing" xmlns:a="http://schemas.openxmlformats.org/drawingml/2006/main" xmlns:pic="http://schemas.openxmlformats.org/drawingml/2006/picture">
-            <w:tblPr>
-              <w:tblLayout w:type="fixed"/>
-              <w:jc w:val="center"/>
-              <w:tblLook w:firstRow="1" w:lastRow="0" w:firstColumn="0" w:lastColumn="0" w:noHBand="0" w:noVBand="1"/>
-            </w:tblPr>
-            <w:tblGrid>
-              <w:gridCol w:w="1793"/>
-              <w:gridCol w:w="11428"/>
-              <w:gridCol w:w="655"/>
-              <w:gridCol w:w="1291"/>
-              <w:gridCol w:w="1707"/>
-            </w:tblGrid>
-            <w:tr>
-              <w:trPr>
-                <w:trHeight w:val="780" w:hRule="auto"/>
-                <w:tblHeader/>
-              </w:trPr>
-              <w:tc>
-                <w:tcPr>
-                  <w:tcBorders>
-                    <w:bottom w:val="single" w:sz="12" w:space="0" w:color="666666"/>
-                    <w:top w:val="single" w:sz="12" w:space="0" w:color="666666"/>
-                    <w:left w:val="none" w:sz="0" w:space="0" w:color="000000"/>
-                    <w:right w:val="none" w:sz="0" w:space="0" w:color="000000"/>
-                  </w:tcBorders>
-                  <w:shd w:val="clear" w:color="auto" w:fill="FFFFFF"/>
-                  <w:tcMar>
-                    <w:top w:w="0" w:type="dxa"/>
-                    <w:bottom w:w="0" w:type="dxa"/>
-                    <w:left w:w="0" w:type="dxa"/>
-                    <w:right w:w="0" w:type="dxa"/>
-                  </w:tcMar>
-                  <w:vAlign w:val="center"/>
-                </w:tcPr>
-                <w:p>
-                  <w:pPr>
-                    <w:jc w:val="left"/>
-                    <w:pBdr>
-                      <w:bottom w:val="none" w:sz="0" w:space="0" w:color="000000"/>
-                      <w:top w:val="none" w:sz="0" w:space="0" w:color="000000"/>
-                      <w:left w:val="none" w:sz="0" w:space="0" w:color="000000"/>
-                      <w:right w:val="none" w:sz="0" w:space="0" w:color="000000"/>
-                    </w:pBdr>
-                    <w:spacing w:after="100" w:before="100" w:line="240"/>
-                    <w:ind w:left="100" w:right="100" w:firstLine="0" w:firstLineChars="0"/>
-                    <w:rPr>
-                      <w:rFonts w:ascii="Arial" w:hAnsi="Arial" w:eastAsia="Arial" w:cs="Arial"/>
-                      <w:i w:val="false"/>
-                      <w:b w:val="false"/>
-                      <w:u w:val="none"/>
-                      <w:strike w:val="false"/>
-                      <w:sz w:val="22"/>
-                      <w:szCs w:val="22"/>
-                      <w:color w:val="000000"/>
-                    </w:rPr>
-                  </w:pPr>
-                  <w:r xmlns:w="http://schemas.openxmlformats.org/wordprocessingml/2006/main" xmlns:wp="http://schemas.openxmlformats.org/drawingml/2006/wordprocessingDrawing" xmlns:r="http://schemas.openxmlformats.org/officeDocument/2006/relationships" xmlns:w14="http://schemas.microsoft.com/office/word/2010/wordml">
-                    <w:rPr>
-                      <w:rFonts w:ascii="Arial" w:hAnsi="Arial" w:eastAsia="Arial" w:cs="Arial"/>
-                      <w:i w:val="false"/>
-                      <w:b w:val="false"/>
-                      <w:u w:val="none"/>
-                      <w:strike w:val="false"/>
-                      <w:sz w:val="22"/>
-                      <w:szCs w:val="22"/>
-                      <w:color w:val="000000"/>
-                    </w:rPr>
-                    <w:t xml:space="preserve">Park type</w:t>
-                  </w:r>
-                </w:p>
-              </w:tc>
-              <w:tc>
-                <w:tcPr>
-                  <w:tcBorders>
-                    <w:bottom w:val="single" w:sz="12" w:space="0" w:color="666666"/>
-                    <w:top w:val="single" w:sz="12" w:space="0" w:color="666666"/>
-                    <w:left w:val="none" w:sz="0" w:space="0" w:color="000000"/>
-                    <w:right w:val="none" w:sz="0" w:space="0" w:color="000000"/>
-                  </w:tcBorders>
-                  <w:shd w:val="clear" w:color="auto" w:fill="FFFFFF"/>
-                  <w:tcMar>
-                    <w:top w:w="0" w:type="dxa"/>
-                    <w:bottom w:w="0" w:type="dxa"/>
-                    <w:left w:w="0" w:type="dxa"/>
-                    <w:right w:w="0" w:type="dxa"/>
-                  </w:tcMar>
-                  <w:vAlign w:val="center"/>
-                </w:tcPr>
-                <w:p>
-                  <w:pPr>
-                    <w:jc w:val="left"/>
-                    <w:pBdr>
-                      <w:bottom w:val="none" w:sz="0" w:space="0" w:color="000000"/>
-                      <w:top w:val="none" w:sz="0" w:space="0" w:color="000000"/>
-                      <w:left w:val="none" w:sz="0" w:space="0" w:color="000000"/>
-                      <w:right w:val="none" w:sz="0" w:space="0" w:color="000000"/>
-                    </w:pBdr>
-                    <w:spacing w:after="100" w:before="100" w:line="240"/>
-                    <w:ind w:left="100" w:right="100" w:firstLine="0" w:firstLineChars="0"/>
-                    <w:rPr>
-                      <w:rFonts w:ascii="Arial" w:hAnsi="Arial" w:eastAsia="Arial" w:cs="Arial"/>
-                      <w:i w:val="false"/>
-                      <w:b w:val="false"/>
-                      <w:u w:val="none"/>
-                      <w:strike w:val="false"/>
-                      <w:sz w:val="22"/>
-                      <w:szCs w:val="22"/>
-                      <w:color w:val="000000"/>
-                    </w:rPr>
-                  </w:pPr>
-                  <w:r xmlns:w="http://schemas.openxmlformats.org/wordprocessingml/2006/main" xmlns:wp="http://schemas.openxmlformats.org/drawingml/2006/wordprocessingDrawing" xmlns:r="http://schemas.openxmlformats.org/officeDocument/2006/relationships" xmlns:w14="http://schemas.microsoft.com/office/word/2010/wordml">
-                    <w:rPr>
-                      <w:rFonts w:ascii="Arial" w:hAnsi="Arial" w:eastAsia="Arial" w:cs="Arial"/>
-                      <w:i w:val="false"/>
-                      <w:b w:val="false"/>
-                      <w:u w:val="none"/>
-                      <w:strike w:val="false"/>
-                      <w:sz w:val="22"/>
-                      <w:szCs w:val="22"/>
-                      <w:color w:val="000000"/>
-                    </w:rPr>
-                    <w:t xml:space="preserve">Typical amenities</w:t>
-                  </w:r>
-                </w:p>
-              </w:tc>
-              <w:tc>
-                <w:tcPr>
-                  <w:tcBorders>
-                    <w:bottom w:val="single" w:sz="12" w:space="0" w:color="666666"/>
-                    <w:top w:val="single" w:sz="12" w:space="0" w:color="666666"/>
-                    <w:left w:val="none" w:sz="0" w:space="0" w:color="000000"/>
-                    <w:right w:val="none" w:sz="0" w:space="0" w:color="000000"/>
-                  </w:tcBorders>
-                  <w:shd w:val="clear" w:color="auto" w:fill="FFFFFF"/>
-                  <w:tcMar>
-                    <w:top w:w="0" w:type="dxa"/>
-                    <w:bottom w:w="0" w:type="dxa"/>
-                    <w:left w:w="0" w:type="dxa"/>
-                    <w:right w:w="0" w:type="dxa"/>
-                  </w:tcMar>
-                  <w:vAlign w:val="center"/>
-                </w:tcPr>
-                <w:p>
-                  <w:pPr>
-                    <w:jc w:val="center"/>
-                    <w:pBdr>
-                      <w:bottom w:val="none" w:sz="0" w:space="0" w:color="000000"/>
-                      <w:top w:val="none" w:sz="0" w:space="0" w:color="000000"/>
-                      <w:left w:val="none" w:sz="0" w:space="0" w:color="000000"/>
-                      <w:right w:val="none" w:sz="0" w:space="0" w:color="000000"/>
-                    </w:pBdr>
-                    <w:spacing w:after="100" w:before="100" w:line="240"/>
-                    <w:ind w:left="100" w:right="100" w:firstLine="0" w:firstLineChars="0"/>
-                    <w:rPr>
-                      <w:rFonts w:ascii="Arial" w:hAnsi="Arial" w:eastAsia="Arial" w:cs="Arial"/>
-                      <w:i w:val="true"/>
-                      <w:b w:val="false"/>
-                      <w:u w:val="none"/>
-                      <w:strike w:val="false"/>
-                      <w:sz w:val="22"/>
-                      <w:szCs w:val="22"/>
-                      <w:color w:val="000000"/>
-                    </w:rPr>
-                  </w:pPr>
-                  <w:r xmlns:w="http://schemas.openxmlformats.org/wordprocessingml/2006/main" xmlns:wp="http://schemas.openxmlformats.org/drawingml/2006/wordprocessingDrawing" xmlns:r="http://schemas.openxmlformats.org/officeDocument/2006/relationships" xmlns:w14="http://schemas.microsoft.com/office/word/2010/wordml">
-                    <w:rPr>
-                      <w:rFonts w:ascii="Arial" w:hAnsi="Arial" w:eastAsia="Arial" w:cs="Arial"/>
-                      <w:i w:val="true"/>
-                      <w:b w:val="false"/>
-                      <w:u w:val="none"/>
-                      <w:strike w:val="false"/>
-                      <w:sz w:val="22"/>
-                      <w:szCs w:val="22"/>
-                      <w:color w:val="000000"/>
-                    </w:rPr>
-                    <w:t xml:space="preserve">n</w:t>
-                  </w:r>
-                </w:p>
-              </w:tc>
-              <w:tc>
-                <w:tcPr>
-                  <w:tcBorders>
-                    <w:bottom w:val="single" w:sz="12" w:space="0" w:color="666666"/>
-                    <w:top w:val="single" w:sz="12" w:space="0" w:color="666666"/>
-                    <w:left w:val="none" w:sz="0" w:space="0" w:color="000000"/>
-                    <w:right w:val="none" w:sz="0" w:space="0" w:color="000000"/>
-                  </w:tcBorders>
-                  <w:shd w:val="clear" w:color="auto" w:fill="FFFFFF"/>
-                  <w:tcMar>
-                    <w:top w:w="0" w:type="dxa"/>
-                    <w:bottom w:w="0" w:type="dxa"/>
-                    <w:left w:w="0" w:type="dxa"/>
-                    <w:right w:w="0" w:type="dxa"/>
-                  </w:tcMar>
-                  <w:vAlign w:val="center"/>
-                </w:tcPr>
-                <w:p>
-                  <w:pPr>
-                    <w:jc w:val="center"/>
-                    <w:pBdr>
-                      <w:bottom w:val="none" w:sz="0" w:space="0" w:color="000000"/>
-                      <w:top w:val="none" w:sz="0" w:space="0" w:color="000000"/>
-                      <w:left w:val="none" w:sz="0" w:space="0" w:color="000000"/>
-                      <w:right w:val="none" w:sz="0" w:space="0" w:color="000000"/>
-                    </w:pBdr>
-                    <w:spacing w:after="100" w:before="100" w:line="240"/>
-                    <w:ind w:left="100" w:right="100" w:firstLine="0" w:firstLineChars="0"/>
-                    <w:rPr>
-                      <w:rFonts w:ascii="Arial" w:hAnsi="Arial" w:eastAsia="Arial" w:cs="Arial"/>
-                      <w:i w:val="false"/>
-                      <w:b w:val="false"/>
-                      <w:u w:val="none"/>
-                      <w:strike w:val="false"/>
-                      <w:sz w:val="22"/>
-                      <w:szCs w:val="22"/>
-                      <w:color w:val="000000"/>
-                    </w:rPr>
-                  </w:pPr>
-                  <w:r xmlns:w="http://schemas.openxmlformats.org/wordprocessingml/2006/main" xmlns:wp="http://schemas.openxmlformats.org/drawingml/2006/wordprocessingDrawing" xmlns:r="http://schemas.openxmlformats.org/officeDocument/2006/relationships" xmlns:w14="http://schemas.microsoft.com/office/word/2010/wordml">
-                    <w:rPr>
-                      <w:rFonts w:ascii="Arial" w:hAnsi="Arial" w:eastAsia="Arial" w:cs="Arial"/>
-                      <w:i w:val="false"/>
-                      <w:b w:val="false"/>
-                      <w:u w:val="none"/>
-                      <w:strike w:val="false"/>
-                      <w:sz w:val="22"/>
-                      <w:szCs w:val="22"/>
-                      <w:color w:val="000000"/>
-                    </w:rPr>
-                    <w:t xml:space="preserve">Size (ha)</w:t>
-                  </w:r>
-                </w:p>
-              </w:tc>
-              <w:tc>
-                <w:tcPr>
-                  <w:tcBorders>
-                    <w:bottom w:val="single" w:sz="12" w:space="0" w:color="666666"/>
-                    <w:top w:val="single" w:sz="12" w:space="0" w:color="666666"/>
-                    <w:left w:val="none" w:sz="0" w:space="0" w:color="000000"/>
-                    <w:right w:val="none" w:sz="0" w:space="0" w:color="000000"/>
-                  </w:tcBorders>
-                  <w:shd w:val="clear" w:color="auto" w:fill="FFFFFF"/>
-                  <w:tcMar>
-                    <w:top w:w="0" w:type="dxa"/>
-                    <w:bottom w:w="0" w:type="dxa"/>
-                    <w:left w:w="0" w:type="dxa"/>
-                    <w:right w:w="0" w:type="dxa"/>
-                  </w:tcMar>
-                  <w:vAlign w:val="center"/>
-                </w:tcPr>
-                <w:p>
-                  <w:pPr>
-                    <w:jc w:val="left"/>
-                    <w:pBdr>
-                      <w:bottom w:val="none" w:sz="0" w:space="0" w:color="000000"/>
-                      <w:top w:val="none" w:sz="0" w:space="0" w:color="000000"/>
-                      <w:left w:val="none" w:sz="0" w:space="0" w:color="000000"/>
-                      <w:right w:val="none" w:sz="0" w:space="0" w:color="000000"/>
-                    </w:pBdr>
-                    <w:spacing w:after="100" w:before="100" w:line="240"/>
-                    <w:ind w:left="100" w:right="100" w:firstLine="0" w:firstLineChars="0"/>
-                    <w:rPr>
-                      <w:rFonts w:ascii="Arial" w:hAnsi="Arial" w:eastAsia="Arial" w:cs="Arial"/>
-                      <w:i w:val="false"/>
-                      <w:b w:val="false"/>
-                      <w:u w:val="none"/>
-                      <w:strike w:val="false"/>
-                      <w:sz w:val="22"/>
-                      <w:szCs w:val="22"/>
-                      <w:color w:val="000000"/>
-                    </w:rPr>
-                  </w:pPr>
-                  <w:r xmlns:w="http://schemas.openxmlformats.org/wordprocessingml/2006/main" xmlns:wp="http://schemas.openxmlformats.org/drawingml/2006/wordprocessingDrawing" xmlns:r="http://schemas.openxmlformats.org/officeDocument/2006/relationships" xmlns:w14="http://schemas.microsoft.com/office/word/2010/wordml">
-                    <w:rPr>
-                      <w:rFonts w:ascii="Arial" w:hAnsi="Arial" w:eastAsia="Arial" w:cs="Arial"/>
-                      <w:i w:val="false"/>
-                      <w:b w:val="false"/>
-                      <w:u w:val="none"/>
-                      <w:strike w:val="false"/>
-                      <w:sz w:val="22"/>
-                      <w:szCs w:val="22"/>
-                      <w:color w:val="000000"/>
-                    </w:rPr>
-                    <w:t xml:space="preserve">Service area </w:t>
-                  </w:r>
-                  <w:r xmlns:w="http://schemas.openxmlformats.org/wordprocessingml/2006/main" xmlns:wp="http://schemas.openxmlformats.org/drawingml/2006/wordprocessingDrawing" xmlns:r="http://schemas.openxmlformats.org/officeDocument/2006/relationships" xmlns:w14="http://schemas.microsoft.com/office/word/2010/wordml">
-                    <w:rPr>
-                      <w:rFonts w:ascii="Arial" w:hAnsi="Arial" w:eastAsia="Arial" w:cs="Arial"/>
-                      <w:i w:val="false"/>
-                      <w:b w:val="false"/>
-                      <w:u w:val="none"/>
-                      <w:strike w:val="false"/>
-                      <w:sz w:val="22"/>
-                      <w:szCs w:val="22"/>
-                      <w:color w:val="000000"/>
-                    </w:rPr>
-                    <w:br/>
-                  </w:r>
-                  <w:r xmlns:w="http://schemas.openxmlformats.org/wordprocessingml/2006/main" xmlns:wp="http://schemas.openxmlformats.org/drawingml/2006/wordprocessingDrawing" xmlns:r="http://schemas.openxmlformats.org/officeDocument/2006/relationships" xmlns:w14="http://schemas.microsoft.com/office/word/2010/wordml">
-                    <w:rPr>
-                      <w:rFonts w:ascii="Arial" w:hAnsi="Arial" w:eastAsia="Arial" w:cs="Arial"/>
-                      <w:i w:val="false"/>
-                      <w:b w:val="false"/>
-                      <w:u w:val="none"/>
-                      <w:strike w:val="false"/>
-                      <w:sz w:val="22"/>
-                      <w:szCs w:val="22"/>
-                      <w:color w:val="000000"/>
-                    </w:rPr>
-                    <w:t xml:space="preserve">radius (km)</w:t>
-                  </w:r>
-                </w:p>
-              </w:tc>
-            </w:tr>
-            <w:tr>
-              <w:trPr>
-                <w:trHeight w:val="614" w:hRule="auto"/>
-              </w:trPr>
-              <w:tc>
-                <w:tcPr>
-                  <w:tcBorders>
-                    <w:bottom w:val="none" w:sz="0" w:space="0" w:color="000000"/>
-                    <w:top w:val="single" w:sz="12" w:space="0" w:color="666666"/>
-                    <w:left w:val="none" w:sz="0" w:space="0" w:color="000000"/>
-                    <w:right w:val="none" w:sz="0" w:space="0" w:color="000000"/>
-                  </w:tcBorders>
-                  <w:shd w:val="clear" w:color="auto" w:fill="FFFFFF"/>
-                  <w:tcMar>
-                    <w:top w:w="0" w:type="dxa"/>
-                    <w:bottom w:w="0" w:type="dxa"/>
-                    <w:left w:w="0" w:type="dxa"/>
-                    <w:right w:w="0" w:type="dxa"/>
-                  </w:tcMar>
-                  <w:vAlign w:val="center"/>
-                </w:tcPr>
-                <w:p>
-                  <w:pPr>
-                    <w:jc w:val="left"/>
-                    <w:pBdr>
-                      <w:bottom w:val="none" w:sz="0" w:space="0" w:color="000000"/>
-                      <w:top w:val="none" w:sz="0" w:space="0" w:color="000000"/>
-                      <w:left w:val="none" w:sz="0" w:space="0" w:color="000000"/>
-                      <w:right w:val="none" w:sz="0" w:space="0" w:color="000000"/>
-                    </w:pBdr>
-                    <w:spacing w:after="100" w:before="100" w:line="240"/>
-                    <w:ind w:left="100" w:right="100" w:firstLine="0" w:firstLineChars="0"/>
-                    <w:rPr>
-                      <w:rFonts w:ascii="Arial" w:hAnsi="Arial" w:eastAsia="Arial" w:cs="Arial"/>
-                      <w:i w:val="false"/>
-                      <w:b w:val="false"/>
-                      <w:u w:val="none"/>
-                      <w:strike w:val="false"/>
-                      <w:sz w:val="22"/>
-                      <w:szCs w:val="22"/>
-                      <w:color w:val="000000"/>
-                    </w:rPr>
-                  </w:pPr>
-                  <w:r xmlns:w="http://schemas.openxmlformats.org/wordprocessingml/2006/main" xmlns:wp="http://schemas.openxmlformats.org/drawingml/2006/wordprocessingDrawing" xmlns:r="http://schemas.openxmlformats.org/officeDocument/2006/relationships" xmlns:w14="http://schemas.microsoft.com/office/word/2010/wordml">
-                    <w:rPr>
-                      <w:rFonts w:ascii="Arial" w:hAnsi="Arial" w:eastAsia="Arial" w:cs="Arial"/>
-                      <w:i w:val="false"/>
-                      <w:b w:val="false"/>
-                      <w:u w:val="none"/>
-                      <w:strike w:val="false"/>
-                      <w:sz w:val="22"/>
-                      <w:szCs w:val="22"/>
-                      <w:color w:val="000000"/>
-                    </w:rPr>
-                    <w:t xml:space="preserve">Pocket</w:t>
-                  </w:r>
-                </w:p>
-              </w:tc>
-              <w:tc>
-                <w:tcPr>
-                  <w:tcBorders>
-                    <w:bottom w:val="none" w:sz="0" w:space="0" w:color="000000"/>
-                    <w:top w:val="single" w:sz="12" w:space="0" w:color="666666"/>
-                    <w:left w:val="none" w:sz="0" w:space="0" w:color="000000"/>
-                    <w:right w:val="none" w:sz="0" w:space="0" w:color="000000"/>
-                  </w:tcBorders>
-                  <w:shd w:val="clear" w:color="auto" w:fill="FFFFFF"/>
-                  <w:tcMar>
-                    <w:top w:w="0" w:type="dxa"/>
-                    <w:bottom w:w="0" w:type="dxa"/>
-                    <w:left w:w="0" w:type="dxa"/>
-                    <w:right w:w="0" w:type="dxa"/>
-                  </w:tcMar>
-                  <w:vAlign w:val="center"/>
-                </w:tcPr>
-                <w:p>
-                  <w:pPr>
-                    <w:jc w:val="left"/>
-                    <w:pBdr>
-                      <w:bottom w:val="none" w:sz="0" w:space="0" w:color="000000"/>
-                      <w:top w:val="none" w:sz="0" w:space="0" w:color="000000"/>
-                      <w:left w:val="none" w:sz="0" w:space="0" w:color="000000"/>
-                      <w:right w:val="none" w:sz="0" w:space="0" w:color="000000"/>
-                    </w:pBdr>
-                    <w:spacing w:after="100" w:before="100" w:line="240"/>
-                    <w:ind w:left="100" w:right="100" w:firstLine="0" w:firstLineChars="0"/>
-                    <w:rPr>
-                      <w:rFonts w:ascii="Arial" w:hAnsi="Arial" w:eastAsia="Arial" w:cs="Arial"/>
-                      <w:i w:val="false"/>
-                      <w:b w:val="false"/>
-                      <w:u w:val="none"/>
-                      <w:strike w:val="false"/>
-                      <w:sz w:val="22"/>
-                      <w:szCs w:val="22"/>
-                      <w:color w:val="000000"/>
-                    </w:rPr>
-                  </w:pPr>
-                  <w:r xmlns:w="http://schemas.openxmlformats.org/wordprocessingml/2006/main" xmlns:wp="http://schemas.openxmlformats.org/drawingml/2006/wordprocessingDrawing" xmlns:r="http://schemas.openxmlformats.org/officeDocument/2006/relationships" xmlns:w14="http://schemas.microsoft.com/office/word/2010/wordml">
-                    <w:rPr>
-                      <w:rFonts w:ascii="Arial" w:hAnsi="Arial" w:eastAsia="Arial" w:cs="Arial"/>
-                      <w:i w:val="false"/>
-                      <w:b w:val="false"/>
-                      <w:u w:val="none"/>
-                      <w:strike w:val="false"/>
-                      <w:sz w:val="22"/>
-                      <w:szCs w:val="22"/>
-                      <w:color w:val="000000"/>
-                    </w:rPr>
-                    <w:t xml:space="preserve">Playground; small open area; picnic areas</w:t>
-                  </w:r>
-                </w:p>
-              </w:tc>
-              <w:tc>
-                <w:tcPr>
-                  <w:tcBorders>
-                    <w:bottom w:val="none" w:sz="0" w:space="0" w:color="000000"/>
-                    <w:top w:val="single" w:sz="12" w:space="0" w:color="666666"/>
-                    <w:left w:val="none" w:sz="0" w:space="0" w:color="000000"/>
-                    <w:right w:val="none" w:sz="0" w:space="0" w:color="000000"/>
-                  </w:tcBorders>
-                  <w:shd w:val="clear" w:color="auto" w:fill="FFFFFF"/>
-                  <w:tcMar>
-                    <w:top w:w="0" w:type="dxa"/>
-                    <w:bottom w:w="0" w:type="dxa"/>
-                    <w:left w:w="0" w:type="dxa"/>
-                    <w:right w:w="0" w:type="dxa"/>
-                  </w:tcMar>
-                  <w:vAlign w:val="center"/>
-                </w:tcPr>
-                <w:p>
-                  <w:pPr>
-                    <w:jc w:val="center"/>
-                    <w:pBdr>
-                      <w:bottom w:val="none" w:sz="0" w:space="0" w:color="000000"/>
-                      <w:top w:val="none" w:sz="0" w:space="0" w:color="000000"/>
-                      <w:left w:val="none" w:sz="0" w:space="0" w:color="000000"/>
-                      <w:right w:val="none" w:sz="0" w:space="0" w:color="000000"/>
-                    </w:pBdr>
-                    <w:spacing w:after="100" w:before="100" w:line="240"/>
-                    <w:ind w:left="100" w:right="100" w:firstLine="0" w:firstLineChars="0"/>
-                    <w:rPr>
-                      <w:rFonts w:ascii="Arial" w:hAnsi="Arial" w:eastAsia="Arial" w:cs="Arial"/>
-                      <w:i w:val="false"/>
-                      <w:b w:val="false"/>
-                      <w:u w:val="none"/>
-                      <w:strike w:val="false"/>
-                      <w:sz w:val="22"/>
-                      <w:szCs w:val="22"/>
-                      <w:color w:val="000000"/>
-                    </w:rPr>
-                  </w:pPr>
-                  <w:r xmlns:w="http://schemas.openxmlformats.org/wordprocessingml/2006/main" xmlns:wp="http://schemas.openxmlformats.org/drawingml/2006/wordprocessingDrawing" xmlns:r="http://schemas.openxmlformats.org/officeDocument/2006/relationships" xmlns:w14="http://schemas.microsoft.com/office/word/2010/wordml">
-                    <w:rPr>
-                      <w:rFonts w:ascii="Arial" w:hAnsi="Arial" w:eastAsia="Arial" w:cs="Arial"/>
-                      <w:i w:val="false"/>
-                      <w:b w:val="false"/>
-                      <w:u w:val="none"/>
-                      <w:strike w:val="false"/>
-                      <w:sz w:val="22"/>
-                      <w:szCs w:val="22"/>
-                      <w:color w:val="000000"/>
-                    </w:rPr>
-                    <w:t xml:space="preserve">26</w:t>
-                  </w:r>
-                </w:p>
-              </w:tc>
-              <w:tc>
-                <w:tcPr>
-                  <w:tcBorders>
-                    <w:bottom w:val="none" w:sz="0" w:space="0" w:color="000000"/>
-                    <w:top w:val="single" w:sz="12" w:space="0" w:color="666666"/>
-                    <w:left w:val="none" w:sz="0" w:space="0" w:color="000000"/>
-                    <w:right w:val="none" w:sz="0" w:space="0" w:color="000000"/>
-                  </w:tcBorders>
-                  <w:shd w:val="clear" w:color="auto" w:fill="FFFFFF"/>
-                  <w:tcMar>
-                    <w:top w:w="0" w:type="dxa"/>
-                    <w:bottom w:w="0" w:type="dxa"/>
-                    <w:left w:w="0" w:type="dxa"/>
-                    <w:right w:w="0" w:type="dxa"/>
-                  </w:tcMar>
-                  <w:vAlign w:val="center"/>
-                </w:tcPr>
-                <w:p>
-                  <w:pPr>
-                    <w:jc w:val="center"/>
-                    <w:pBdr>
-                      <w:bottom w:val="none" w:sz="0" w:space="0" w:color="000000"/>
-                      <w:top w:val="none" w:sz="0" w:space="0" w:color="000000"/>
-                      <w:left w:val="none" w:sz="0" w:space="0" w:color="000000"/>
-                      <w:right w:val="none" w:sz="0" w:space="0" w:color="000000"/>
-                    </w:pBdr>
-                    <w:spacing w:after="100" w:before="100" w:line="240"/>
-                    <w:ind w:left="100" w:right="100" w:firstLine="0" w:firstLineChars="0"/>
-                    <w:rPr>
-                      <w:rFonts w:ascii="Arial" w:hAnsi="Arial" w:eastAsia="Arial" w:cs="Arial"/>
-                      <w:i w:val="false"/>
-                      <w:b w:val="false"/>
-                      <w:u w:val="none"/>
-                      <w:strike w:val="false"/>
-                      <w:sz w:val="22"/>
-                      <w:szCs w:val="22"/>
-                      <w:color w:val="000000"/>
-                    </w:rPr>
-                  </w:pPr>
-                  <w:r xmlns:w="http://schemas.openxmlformats.org/wordprocessingml/2006/main" xmlns:wp="http://schemas.openxmlformats.org/drawingml/2006/wordprocessingDrawing" xmlns:r="http://schemas.openxmlformats.org/officeDocument/2006/relationships" xmlns:w14="http://schemas.microsoft.com/office/word/2010/wordml">
-                    <w:rPr>
-                      <w:rFonts w:ascii="Arial" w:hAnsi="Arial" w:eastAsia="Arial" w:cs="Arial"/>
-                      <w:i w:val="false"/>
-                      <w:b w:val="false"/>
-                      <w:u w:val="none"/>
-                      <w:strike w:val="false"/>
-                      <w:sz w:val="22"/>
-                      <w:szCs w:val="22"/>
-                      <w:color w:val="000000"/>
-                    </w:rPr>
-                    <w:t xml:space="preserve">&lt;0.8</w:t>
-                  </w:r>
-                </w:p>
-              </w:tc>
-              <w:tc>
-                <w:tcPr>
-                  <w:tcBorders>
-                    <w:bottom w:val="none" w:sz="0" w:space="0" w:color="000000"/>
-                    <w:top w:val="single" w:sz="12" w:space="0" w:color="666666"/>
-                    <w:left w:val="none" w:sz="0" w:space="0" w:color="000000"/>
-                    <w:right w:val="none" w:sz="0" w:space="0" w:color="000000"/>
-                  </w:tcBorders>
-                  <w:shd w:val="clear" w:color="auto" w:fill="FFFFFF"/>
-                  <w:tcMar>
-                    <w:top w:w="0" w:type="dxa"/>
-                    <w:bottom w:w="0" w:type="dxa"/>
-                    <w:left w:w="0" w:type="dxa"/>
-                    <w:right w:w="0" w:type="dxa"/>
-                  </w:tcMar>
-                  <w:vAlign w:val="center"/>
-                </w:tcPr>
-                <w:p>
-                  <w:pPr>
-                    <w:jc w:val="left"/>
-                    <w:pBdr>
-                      <w:bottom w:val="none" w:sz="0" w:space="0" w:color="000000"/>
-                      <w:top w:val="none" w:sz="0" w:space="0" w:color="000000"/>
-                      <w:left w:val="none" w:sz="0" w:space="0" w:color="000000"/>
-                      <w:right w:val="none" w:sz="0" w:space="0" w:color="000000"/>
-                    </w:pBdr>
-                    <w:spacing w:after="100" w:before="100" w:line="240"/>
-                    <w:ind w:left="100" w:right="100" w:firstLine="0" w:firstLineChars="0"/>
-                    <w:rPr>
-                      <w:rFonts w:ascii="Arial" w:hAnsi="Arial" w:eastAsia="Arial" w:cs="Arial"/>
-                      <w:i w:val="false"/>
-                      <w:b w:val="false"/>
-                      <w:u w:val="none"/>
-                      <w:strike w:val="false"/>
-                      <w:sz w:val="22"/>
-                      <w:szCs w:val="22"/>
-                      <w:color w:val="000000"/>
-                    </w:rPr>
-                  </w:pPr>
-                  <w:r xmlns:w="http://schemas.openxmlformats.org/wordprocessingml/2006/main" xmlns:wp="http://schemas.openxmlformats.org/drawingml/2006/wordprocessingDrawing" xmlns:r="http://schemas.openxmlformats.org/officeDocument/2006/relationships" xmlns:w14="http://schemas.microsoft.com/office/word/2010/wordml">
-                    <w:rPr>
-                      <w:rFonts w:ascii="Arial" w:hAnsi="Arial" w:eastAsia="Arial" w:cs="Arial"/>
-                      <w:i w:val="false"/>
-                      <w:b w:val="false"/>
-                      <w:u w:val="none"/>
-                      <w:strike w:val="false"/>
-                      <w:sz w:val="22"/>
-                      <w:szCs w:val="22"/>
-                      <w:color w:val="000000"/>
-                    </w:rPr>
-                    <w:t xml:space="preserve">0.8</w:t>
-                  </w:r>
-                </w:p>
-              </w:tc>
-            </w:tr>
-            <w:tr>
-              <w:trPr>
-                <w:trHeight w:val="617" w:hRule="auto"/>
-              </w:trPr>
-              <w:tc>
-                <w:tcPr>
-                  <w:tcBorders>
-                    <w:bottom w:val="none" w:sz="0" w:space="0" w:color="000000"/>
-                    <w:top w:val="none" w:sz="0" w:space="0" w:color="000000"/>
-                    <w:left w:val="none" w:sz="0" w:space="0" w:color="000000"/>
-                    <w:right w:val="none" w:sz="0" w:space="0" w:color="000000"/>
-                  </w:tcBorders>
-                  <w:shd w:val="clear" w:color="auto" w:fill="FFFFFF"/>
-                  <w:tcMar>
-                    <w:top w:w="0" w:type="dxa"/>
-                    <w:bottom w:w="0" w:type="dxa"/>
-                    <w:left w:w="0" w:type="dxa"/>
-                    <w:right w:w="0" w:type="dxa"/>
-                  </w:tcMar>
-                  <w:vAlign w:val="center"/>
-                </w:tcPr>
-                <w:p>
-                  <w:pPr>
-                    <w:jc w:val="left"/>
-                    <w:pBdr>
-                      <w:bottom w:val="none" w:sz="0" w:space="0" w:color="000000"/>
-                      <w:top w:val="none" w:sz="0" w:space="0" w:color="000000"/>
-                      <w:left w:val="none" w:sz="0" w:space="0" w:color="000000"/>
-                      <w:right w:val="none" w:sz="0" w:space="0" w:color="000000"/>
-                    </w:pBdr>
-                    <w:spacing w:after="100" w:before="100" w:line="240"/>
-                    <w:ind w:left="100" w:right="100" w:firstLine="0" w:firstLineChars="0"/>
-                    <w:rPr>
-                      <w:rFonts w:ascii="Arial" w:hAnsi="Arial" w:eastAsia="Arial" w:cs="Arial"/>
-                      <w:i w:val="false"/>
-                      <w:b w:val="false"/>
-                      <w:u w:val="none"/>
-                      <w:strike w:val="false"/>
-                      <w:sz w:val="22"/>
-                      <w:szCs w:val="22"/>
-                      <w:color w:val="000000"/>
-                    </w:rPr>
-                  </w:pPr>
-                  <w:r xmlns:w="http://schemas.openxmlformats.org/wordprocessingml/2006/main" xmlns:wp="http://schemas.openxmlformats.org/drawingml/2006/wordprocessingDrawing" xmlns:r="http://schemas.openxmlformats.org/officeDocument/2006/relationships" xmlns:w14="http://schemas.microsoft.com/office/word/2010/wordml">
-                    <w:rPr>
-                      <w:rFonts w:ascii="Arial" w:hAnsi="Arial" w:eastAsia="Arial" w:cs="Arial"/>
-                      <w:i w:val="false"/>
-                      <w:b w:val="false"/>
-                      <w:u w:val="none"/>
-                      <w:strike w:val="false"/>
-                      <w:sz w:val="22"/>
-                      <w:szCs w:val="22"/>
-                      <w:color w:val="000000"/>
-                    </w:rPr>
-                    <w:t xml:space="preserve">Linear</w:t>
-                  </w:r>
-                </w:p>
-              </w:tc>
-              <w:tc>
-                <w:tcPr>
-                  <w:tcBorders>
-                    <w:bottom w:val="none" w:sz="0" w:space="0" w:color="000000"/>
-                    <w:top w:val="none" w:sz="0" w:space="0" w:color="000000"/>
-                    <w:left w:val="none" w:sz="0" w:space="0" w:color="000000"/>
-                    <w:right w:val="none" w:sz="0" w:space="0" w:color="000000"/>
-                  </w:tcBorders>
-                  <w:shd w:val="clear" w:color="auto" w:fill="FFFFFF"/>
-                  <w:tcMar>
-                    <w:top w:w="0" w:type="dxa"/>
-                    <w:bottom w:w="0" w:type="dxa"/>
-                    <w:left w:w="0" w:type="dxa"/>
-                    <w:right w:w="0" w:type="dxa"/>
-                  </w:tcMar>
-                  <w:vAlign w:val="center"/>
-                </w:tcPr>
-                <w:p>
-                  <w:pPr>
-                    <w:jc w:val="left"/>
-                    <w:pBdr>
-                      <w:bottom w:val="none" w:sz="0" w:space="0" w:color="000000"/>
-                      <w:top w:val="none" w:sz="0" w:space="0" w:color="000000"/>
-                      <w:left w:val="none" w:sz="0" w:space="0" w:color="000000"/>
-                      <w:right w:val="none" w:sz="0" w:space="0" w:color="000000"/>
-                    </w:pBdr>
-                    <w:spacing w:after="100" w:before="100" w:line="240"/>
-                    <w:ind w:left="100" w:right="100" w:firstLine="0" w:firstLineChars="0"/>
-                    <w:rPr>
-                      <w:rFonts w:ascii="Arial" w:hAnsi="Arial" w:eastAsia="Arial" w:cs="Arial"/>
-                      <w:i w:val="false"/>
-                      <w:b w:val="false"/>
-                      <w:u w:val="none"/>
-                      <w:strike w:val="false"/>
-                      <w:sz w:val="22"/>
-                      <w:szCs w:val="22"/>
-                      <w:color w:val="000000"/>
-                    </w:rPr>
-                  </w:pPr>
-                  <w:r xmlns:w="http://schemas.openxmlformats.org/wordprocessingml/2006/main" xmlns:wp="http://schemas.openxmlformats.org/drawingml/2006/wordprocessingDrawing" xmlns:r="http://schemas.openxmlformats.org/officeDocument/2006/relationships" xmlns:w14="http://schemas.microsoft.com/office/word/2010/wordml">
-                    <w:rPr>
-                      <w:rFonts w:ascii="Arial" w:hAnsi="Arial" w:eastAsia="Arial" w:cs="Arial"/>
-                      <w:i w:val="false"/>
-                      <w:b w:val="false"/>
-                      <w:u w:val="none"/>
-                      <w:strike w:val="false"/>
-                      <w:sz w:val="22"/>
-                      <w:szCs w:val="22"/>
-                      <w:color w:val="000000"/>
-                    </w:rPr>
-                    <w:t xml:space="preserve">Linear open space; walking/biking path; fitness equipment; picnic areas</w:t>
-                  </w:r>
-                </w:p>
-              </w:tc>
-              <w:tc>
-                <w:tcPr>
-                  <w:tcBorders>
-                    <w:bottom w:val="none" w:sz="0" w:space="0" w:color="000000"/>
-                    <w:top w:val="none" w:sz="0" w:space="0" w:color="000000"/>
-                    <w:left w:val="none" w:sz="0" w:space="0" w:color="000000"/>
-                    <w:right w:val="none" w:sz="0" w:space="0" w:color="000000"/>
-                  </w:tcBorders>
-                  <w:shd w:val="clear" w:color="auto" w:fill="FFFFFF"/>
-                  <w:tcMar>
-                    <w:top w:w="0" w:type="dxa"/>
-                    <w:bottom w:w="0" w:type="dxa"/>
-                    <w:left w:w="0" w:type="dxa"/>
-                    <w:right w:w="0" w:type="dxa"/>
-                  </w:tcMar>
-                  <w:vAlign w:val="center"/>
-                </w:tcPr>
-                <w:p>
-                  <w:pPr>
-                    <w:jc w:val="center"/>
-                    <w:pBdr>
-                      <w:bottom w:val="none" w:sz="0" w:space="0" w:color="000000"/>
-                      <w:top w:val="none" w:sz="0" w:space="0" w:color="000000"/>
-                      <w:left w:val="none" w:sz="0" w:space="0" w:color="000000"/>
-                      <w:right w:val="none" w:sz="0" w:space="0" w:color="000000"/>
-                    </w:pBdr>
-                    <w:spacing w:after="100" w:before="100" w:line="240"/>
-                    <w:ind w:left="100" w:right="100" w:firstLine="0" w:firstLineChars="0"/>
-                    <w:rPr>
-                      <w:rFonts w:ascii="Arial" w:hAnsi="Arial" w:eastAsia="Arial" w:cs="Arial"/>
-                      <w:i w:val="false"/>
-                      <w:b w:val="false"/>
-                      <w:u w:val="none"/>
-                      <w:strike w:val="false"/>
-                      <w:sz w:val="22"/>
-                      <w:szCs w:val="22"/>
-                      <w:color w:val="000000"/>
-                    </w:rPr>
-                  </w:pPr>
-                  <w:r xmlns:w="http://schemas.openxmlformats.org/wordprocessingml/2006/main" xmlns:wp="http://schemas.openxmlformats.org/drawingml/2006/wordprocessingDrawing" xmlns:r="http://schemas.openxmlformats.org/officeDocument/2006/relationships" xmlns:w14="http://schemas.microsoft.com/office/word/2010/wordml">
-                    <w:rPr>
-                      <w:rFonts w:ascii="Arial" w:hAnsi="Arial" w:eastAsia="Arial" w:cs="Arial"/>
-                      <w:i w:val="false"/>
-                      <w:b w:val="false"/>
-                      <w:u w:val="none"/>
-                      <w:strike w:val="false"/>
-                      <w:sz w:val="22"/>
-                      <w:szCs w:val="22"/>
-                      <w:color w:val="000000"/>
-                    </w:rPr>
-                    <w:t xml:space="preserve">4</w:t>
-                  </w:r>
-                </w:p>
-              </w:tc>
-              <w:tc>
-                <w:tcPr>
-                  <w:tcBorders>
-                    <w:bottom w:val="none" w:sz="0" w:space="0" w:color="000000"/>
-                    <w:top w:val="none" w:sz="0" w:space="0" w:color="000000"/>
-                    <w:left w:val="none" w:sz="0" w:space="0" w:color="000000"/>
-                    <w:right w:val="none" w:sz="0" w:space="0" w:color="000000"/>
-                  </w:tcBorders>
-                  <w:shd w:val="clear" w:color="auto" w:fill="FFFFFF"/>
-                  <w:tcMar>
-                    <w:top w:w="0" w:type="dxa"/>
-                    <w:bottom w:w="0" w:type="dxa"/>
-                    <w:left w:w="0" w:type="dxa"/>
-                    <w:right w:w="0" w:type="dxa"/>
-                  </w:tcMar>
-                  <w:vAlign w:val="center"/>
-                </w:tcPr>
-                <w:p>
-                  <w:pPr>
-                    <w:jc w:val="center"/>
-                    <w:pBdr>
-                      <w:bottom w:val="none" w:sz="0" w:space="0" w:color="000000"/>
-                      <w:top w:val="none" w:sz="0" w:space="0" w:color="000000"/>
-                      <w:left w:val="none" w:sz="0" w:space="0" w:color="000000"/>
-                      <w:right w:val="none" w:sz="0" w:space="0" w:color="000000"/>
-                    </w:pBdr>
-                    <w:spacing w:after="100" w:before="100" w:line="240"/>
-                    <w:ind w:left="100" w:right="100" w:firstLine="0" w:firstLineChars="0"/>
-                    <w:rPr>
-                      <w:rFonts w:ascii="Arial" w:hAnsi="Arial" w:eastAsia="Arial" w:cs="Arial"/>
-                      <w:i w:val="false"/>
-                      <w:b w:val="false"/>
-                      <w:u w:val="none"/>
-                      <w:strike w:val="false"/>
-                      <w:sz w:val="22"/>
-                      <w:szCs w:val="22"/>
-                      <w:color w:val="000000"/>
-                    </w:rPr>
-                  </w:pPr>
-                  <w:r xmlns:w="http://schemas.openxmlformats.org/wordprocessingml/2006/main" xmlns:wp="http://schemas.openxmlformats.org/drawingml/2006/wordprocessingDrawing" xmlns:r="http://schemas.openxmlformats.org/officeDocument/2006/relationships" xmlns:w14="http://schemas.microsoft.com/office/word/2010/wordml">
-                    <w:rPr>
-                      <w:rFonts w:ascii="Arial" w:hAnsi="Arial" w:eastAsia="Arial" w:cs="Arial"/>
-                      <w:i w:val="false"/>
-                      <w:b w:val="false"/>
-                      <w:u w:val="none"/>
-                      <w:strike w:val="false"/>
-                      <w:sz w:val="22"/>
-                      <w:szCs w:val="22"/>
-                      <w:color w:val="000000"/>
-                    </w:rPr>
-                    <w:t xml:space="preserve">Various</w:t>
-                  </w:r>
-                </w:p>
-              </w:tc>
-              <w:tc>
-                <w:tcPr>
-                  <w:tcBorders>
-                    <w:bottom w:val="none" w:sz="0" w:space="0" w:color="000000"/>
-                    <w:top w:val="none" w:sz="0" w:space="0" w:color="000000"/>
-                    <w:left w:val="none" w:sz="0" w:space="0" w:color="000000"/>
-                    <w:right w:val="none" w:sz="0" w:space="0" w:color="000000"/>
-                  </w:tcBorders>
-                  <w:shd w:val="clear" w:color="auto" w:fill="FFFFFF"/>
-                  <w:tcMar>
-                    <w:top w:w="0" w:type="dxa"/>
-                    <w:bottom w:w="0" w:type="dxa"/>
-                    <w:left w:w="0" w:type="dxa"/>
-                    <w:right w:w="0" w:type="dxa"/>
-                  </w:tcMar>
-                  <w:vAlign w:val="center"/>
-                </w:tcPr>
-                <w:p>
-                  <w:pPr>
-                    <w:jc w:val="left"/>
-                    <w:pBdr>
-                      <w:bottom w:val="none" w:sz="0" w:space="0" w:color="000000"/>
-                      <w:top w:val="none" w:sz="0" w:space="0" w:color="000000"/>
-                      <w:left w:val="none" w:sz="0" w:space="0" w:color="000000"/>
-                      <w:right w:val="none" w:sz="0" w:space="0" w:color="000000"/>
-                    </w:pBdr>
-                    <w:spacing w:after="100" w:before="100" w:line="240"/>
-                    <w:ind w:left="100" w:right="100" w:firstLine="0" w:firstLineChars="0"/>
-                    <w:rPr>
-                      <w:rFonts w:ascii="Arial" w:hAnsi="Arial" w:eastAsia="Arial" w:cs="Arial"/>
-                      <w:i w:val="false"/>
-                      <w:b w:val="false"/>
-                      <w:u w:val="none"/>
-                      <w:strike w:val="false"/>
-                      <w:sz w:val="22"/>
-                      <w:szCs w:val="22"/>
-                      <w:color w:val="000000"/>
-                    </w:rPr>
-                  </w:pPr>
-                  <w:r xmlns:w="http://schemas.openxmlformats.org/wordprocessingml/2006/main" xmlns:wp="http://schemas.openxmlformats.org/drawingml/2006/wordprocessingDrawing" xmlns:r="http://schemas.openxmlformats.org/officeDocument/2006/relationships" xmlns:w14="http://schemas.microsoft.com/office/word/2010/wordml">
-                    <w:rPr>
-                      <w:rFonts w:ascii="Arial" w:hAnsi="Arial" w:eastAsia="Arial" w:cs="Arial"/>
-                      <w:i w:val="false"/>
-                      <w:b w:val="false"/>
-                      <w:u w:val="none"/>
-                      <w:strike w:val="false"/>
-                      <w:sz w:val="22"/>
-                      <w:szCs w:val="22"/>
-                      <w:color w:val="000000"/>
-                    </w:rPr>
-                    <w:t xml:space="preserve">0.8</w:t>
-                  </w:r>
-                </w:p>
-              </w:tc>
-            </w:tr>
-            <w:tr>
-              <w:trPr>
-                <w:trHeight w:val="617" w:hRule="auto"/>
-              </w:trPr>
-              <w:tc>
-                <w:tcPr>
-                  <w:tcBorders>
-                    <w:bottom w:val="none" w:sz="0" w:space="0" w:color="000000"/>
-                    <w:top w:val="none" w:sz="0" w:space="0" w:color="000000"/>
-                    <w:left w:val="none" w:sz="0" w:space="0" w:color="000000"/>
-                    <w:right w:val="none" w:sz="0" w:space="0" w:color="000000"/>
-                  </w:tcBorders>
-                  <w:shd w:val="clear" w:color="auto" w:fill="FFFFFF"/>
-                  <w:tcMar>
-                    <w:top w:w="0" w:type="dxa"/>
-                    <w:bottom w:w="0" w:type="dxa"/>
-                    <w:left w:w="0" w:type="dxa"/>
-                    <w:right w:w="0" w:type="dxa"/>
-                  </w:tcMar>
-                  <w:vAlign w:val="center"/>
-                </w:tcPr>
-                <w:p>
-                  <w:pPr>
-                    <w:jc w:val="left"/>
-                    <w:pBdr>
-                      <w:bottom w:val="none" w:sz="0" w:space="0" w:color="000000"/>
-                      <w:top w:val="none" w:sz="0" w:space="0" w:color="000000"/>
-                      <w:left w:val="none" w:sz="0" w:space="0" w:color="000000"/>
-                      <w:right w:val="none" w:sz="0" w:space="0" w:color="000000"/>
-                    </w:pBdr>
-                    <w:spacing w:after="100" w:before="100" w:line="240"/>
-                    <w:ind w:left="100" w:right="100" w:firstLine="0" w:firstLineChars="0"/>
-                    <w:rPr>
-                      <w:rFonts w:ascii="Arial" w:hAnsi="Arial" w:eastAsia="Arial" w:cs="Arial"/>
-                      <w:i w:val="false"/>
-                      <w:b w:val="false"/>
-                      <w:u w:val="none"/>
-                      <w:strike w:val="false"/>
-                      <w:sz w:val="22"/>
-                      <w:szCs w:val="22"/>
-                      <w:color w:val="000000"/>
-                    </w:rPr>
-                  </w:pPr>
-                  <w:r xmlns:w="http://schemas.openxmlformats.org/wordprocessingml/2006/main" xmlns:wp="http://schemas.openxmlformats.org/drawingml/2006/wordprocessingDrawing" xmlns:r="http://schemas.openxmlformats.org/officeDocument/2006/relationships" xmlns:w14="http://schemas.microsoft.com/office/word/2010/wordml">
-                    <w:rPr>
-                      <w:rFonts w:ascii="Arial" w:hAnsi="Arial" w:eastAsia="Arial" w:cs="Arial"/>
-                      <w:i w:val="false"/>
-                      <w:b w:val="false"/>
-                      <w:u w:val="none"/>
-                      <w:strike w:val="false"/>
-                      <w:sz w:val="22"/>
-                      <w:szCs w:val="22"/>
-                      <w:color w:val="000000"/>
-                    </w:rPr>
-                    <w:t xml:space="preserve">Neighborhood</w:t>
-                  </w:r>
-                </w:p>
-              </w:tc>
-              <w:tc>
-                <w:tcPr>
-                  <w:tcBorders>
-                    <w:bottom w:val="none" w:sz="0" w:space="0" w:color="000000"/>
-                    <w:top w:val="none" w:sz="0" w:space="0" w:color="000000"/>
-                    <w:left w:val="none" w:sz="0" w:space="0" w:color="000000"/>
-                    <w:right w:val="none" w:sz="0" w:space="0" w:color="000000"/>
-                  </w:tcBorders>
-                  <w:shd w:val="clear" w:color="auto" w:fill="FFFFFF"/>
-                  <w:tcMar>
-                    <w:top w:w="0" w:type="dxa"/>
-                    <w:bottom w:w="0" w:type="dxa"/>
-                    <w:left w:w="0" w:type="dxa"/>
-                    <w:right w:w="0" w:type="dxa"/>
-                  </w:tcMar>
-                  <w:vAlign w:val="center"/>
-                </w:tcPr>
-                <w:p>
-                  <w:pPr>
-                    <w:jc w:val="left"/>
-                    <w:pBdr>
-                      <w:bottom w:val="none" w:sz="0" w:space="0" w:color="000000"/>
-                      <w:top w:val="none" w:sz="0" w:space="0" w:color="000000"/>
-                      <w:left w:val="none" w:sz="0" w:space="0" w:color="000000"/>
-                      <w:right w:val="none" w:sz="0" w:space="0" w:color="000000"/>
-                    </w:pBdr>
-                    <w:spacing w:after="100" w:before="100" w:line="240"/>
-                    <w:ind w:left="100" w:right="100" w:firstLine="0" w:firstLineChars="0"/>
-                    <w:rPr>
-                      <w:rFonts w:ascii="Arial" w:hAnsi="Arial" w:eastAsia="Arial" w:cs="Arial"/>
-                      <w:i w:val="false"/>
-                      <w:b w:val="false"/>
-                      <w:u w:val="none"/>
-                      <w:strike w:val="false"/>
-                      <w:sz w:val="22"/>
-                      <w:szCs w:val="22"/>
-                      <w:color w:val="000000"/>
-                    </w:rPr>
-                  </w:pPr>
-                  <w:r xmlns:w="http://schemas.openxmlformats.org/wordprocessingml/2006/main" xmlns:wp="http://schemas.openxmlformats.org/drawingml/2006/wordprocessingDrawing" xmlns:r="http://schemas.openxmlformats.org/officeDocument/2006/relationships" xmlns:w14="http://schemas.microsoft.com/office/word/2010/wordml">
-                    <w:rPr>
-                      <w:rFonts w:ascii="Arial" w:hAnsi="Arial" w:eastAsia="Arial" w:cs="Arial"/>
-                      <w:i w:val="false"/>
-                      <w:b w:val="false"/>
-                      <w:u w:val="none"/>
-                      <w:strike w:val="false"/>
-                      <w:sz w:val="22"/>
-                      <w:szCs w:val="22"/>
-                      <w:color w:val="000000"/>
-                    </w:rPr>
-                    <w:t xml:space="preserve">Open space; playground; sports fields; fitness equipment; picnic areas</w:t>
-                  </w:r>
-                </w:p>
-              </w:tc>
-              <w:tc>
-                <w:tcPr>
-                  <w:tcBorders>
-                    <w:bottom w:val="none" w:sz="0" w:space="0" w:color="000000"/>
-                    <w:top w:val="none" w:sz="0" w:space="0" w:color="000000"/>
-                    <w:left w:val="none" w:sz="0" w:space="0" w:color="000000"/>
-                    <w:right w:val="none" w:sz="0" w:space="0" w:color="000000"/>
-                  </w:tcBorders>
-                  <w:shd w:val="clear" w:color="auto" w:fill="FFFFFF"/>
-                  <w:tcMar>
-                    <w:top w:w="0" w:type="dxa"/>
-                    <w:bottom w:w="0" w:type="dxa"/>
-                    <w:left w:w="0" w:type="dxa"/>
-                    <w:right w:w="0" w:type="dxa"/>
-                  </w:tcMar>
-                  <w:vAlign w:val="center"/>
-                </w:tcPr>
-                <w:p>
-                  <w:pPr>
-                    <w:jc w:val="center"/>
-                    <w:pBdr>
-                      <w:bottom w:val="none" w:sz="0" w:space="0" w:color="000000"/>
-                      <w:top w:val="none" w:sz="0" w:space="0" w:color="000000"/>
-                      <w:left w:val="none" w:sz="0" w:space="0" w:color="000000"/>
-                      <w:right w:val="none" w:sz="0" w:space="0" w:color="000000"/>
-                    </w:pBdr>
-                    <w:spacing w:after="100" w:before="100" w:line="240"/>
-                    <w:ind w:left="100" w:right="100" w:firstLine="0" w:firstLineChars="0"/>
-                    <w:rPr>
-                      <w:rFonts w:ascii="Arial" w:hAnsi="Arial" w:eastAsia="Arial" w:cs="Arial"/>
-                      <w:i w:val="false"/>
-                      <w:b w:val="false"/>
-                      <w:u w:val="none"/>
-                      <w:strike w:val="false"/>
-                      <w:sz w:val="22"/>
-                      <w:szCs w:val="22"/>
-                      <w:color w:val="000000"/>
-                    </w:rPr>
-                  </w:pPr>
-                  <w:r xmlns:w="http://schemas.openxmlformats.org/wordprocessingml/2006/main" xmlns:wp="http://schemas.openxmlformats.org/drawingml/2006/wordprocessingDrawing" xmlns:r="http://schemas.openxmlformats.org/officeDocument/2006/relationships" xmlns:w14="http://schemas.microsoft.com/office/word/2010/wordml">
-                    <w:rPr>
-                      <w:rFonts w:ascii="Arial" w:hAnsi="Arial" w:eastAsia="Arial" w:cs="Arial"/>
-                      <w:i w:val="false"/>
-                      <w:b w:val="false"/>
-                      <w:u w:val="none"/>
-                      <w:strike w:val="false"/>
-                      <w:sz w:val="22"/>
-                      <w:szCs w:val="22"/>
-                      <w:color w:val="000000"/>
-                    </w:rPr>
-                    <w:t xml:space="preserve">84</w:t>
-                  </w:r>
-                </w:p>
-              </w:tc>
-              <w:tc>
-                <w:tcPr>
-                  <w:tcBorders>
-                    <w:bottom w:val="none" w:sz="0" w:space="0" w:color="000000"/>
-                    <w:top w:val="none" w:sz="0" w:space="0" w:color="000000"/>
-                    <w:left w:val="none" w:sz="0" w:space="0" w:color="000000"/>
-                    <w:right w:val="none" w:sz="0" w:space="0" w:color="000000"/>
-                  </w:tcBorders>
-                  <w:shd w:val="clear" w:color="auto" w:fill="FFFFFF"/>
-                  <w:tcMar>
-                    <w:top w:w="0" w:type="dxa"/>
-                    <w:bottom w:w="0" w:type="dxa"/>
-                    <w:left w:w="0" w:type="dxa"/>
-                    <w:right w:w="0" w:type="dxa"/>
-                  </w:tcMar>
-                  <w:vAlign w:val="center"/>
-                </w:tcPr>
-                <w:p>
-                  <w:pPr>
-                    <w:jc w:val="center"/>
-                    <w:pBdr>
-                      <w:bottom w:val="none" w:sz="0" w:space="0" w:color="000000"/>
-                      <w:top w:val="none" w:sz="0" w:space="0" w:color="000000"/>
-                      <w:left w:val="none" w:sz="0" w:space="0" w:color="000000"/>
-                      <w:right w:val="none" w:sz="0" w:space="0" w:color="000000"/>
-                    </w:pBdr>
-                    <w:spacing w:after="100" w:before="100" w:line="240"/>
-                    <w:ind w:left="100" w:right="100" w:firstLine="0" w:firstLineChars="0"/>
-                    <w:rPr>
-                      <w:rFonts w:ascii="Arial" w:hAnsi="Arial" w:eastAsia="Arial" w:cs="Arial"/>
-                      <w:i w:val="false"/>
-                      <w:b w:val="false"/>
-                      <w:u w:val="none"/>
-                      <w:strike w:val="false"/>
-                      <w:sz w:val="22"/>
-                      <w:szCs w:val="22"/>
-                      <w:color w:val="000000"/>
-                    </w:rPr>
-                  </w:pPr>
-                  <w:r xmlns:w="http://schemas.openxmlformats.org/wordprocessingml/2006/main" xmlns:wp="http://schemas.openxmlformats.org/drawingml/2006/wordprocessingDrawing" xmlns:r="http://schemas.openxmlformats.org/officeDocument/2006/relationships" xmlns:w14="http://schemas.microsoft.com/office/word/2010/wordml">
-                    <w:rPr>
-                      <w:rFonts w:ascii="Arial" w:hAnsi="Arial" w:eastAsia="Arial" w:cs="Arial"/>
-                      <w:i w:val="false"/>
-                      <w:b w:val="false"/>
-                      <w:u w:val="none"/>
-                      <w:strike w:val="false"/>
-                      <w:sz w:val="22"/>
-                      <w:szCs w:val="22"/>
-                      <w:color w:val="000000"/>
-                    </w:rPr>
-                    <w:t xml:space="preserve">0.8-11.9</w:t>
-                  </w:r>
-                </w:p>
-              </w:tc>
-              <w:tc>
-                <w:tcPr>
-                  <w:tcBorders>
-                    <w:bottom w:val="none" w:sz="0" w:space="0" w:color="000000"/>
-                    <w:top w:val="none" w:sz="0" w:space="0" w:color="000000"/>
-                    <w:left w:val="none" w:sz="0" w:space="0" w:color="000000"/>
-                    <w:right w:val="none" w:sz="0" w:space="0" w:color="000000"/>
-                  </w:tcBorders>
-                  <w:shd w:val="clear" w:color="auto" w:fill="FFFFFF"/>
-                  <w:tcMar>
-                    <w:top w:w="0" w:type="dxa"/>
-                    <w:bottom w:w="0" w:type="dxa"/>
-                    <w:left w:w="0" w:type="dxa"/>
-                    <w:right w:w="0" w:type="dxa"/>
-                  </w:tcMar>
-                  <w:vAlign w:val="center"/>
-                </w:tcPr>
-                <w:p>
-                  <w:pPr>
-                    <w:jc w:val="left"/>
-                    <w:pBdr>
-                      <w:bottom w:val="none" w:sz="0" w:space="0" w:color="000000"/>
-                      <w:top w:val="none" w:sz="0" w:space="0" w:color="000000"/>
-                      <w:left w:val="none" w:sz="0" w:space="0" w:color="000000"/>
-                      <w:right w:val="none" w:sz="0" w:space="0" w:color="000000"/>
-                    </w:pBdr>
-                    <w:spacing w:after="100" w:before="100" w:line="240"/>
-                    <w:ind w:left="100" w:right="100" w:firstLine="0" w:firstLineChars="0"/>
-                    <w:rPr>
-                      <w:rFonts w:ascii="Arial" w:hAnsi="Arial" w:eastAsia="Arial" w:cs="Arial"/>
-                      <w:i w:val="false"/>
-                      <w:b w:val="false"/>
-                      <w:u w:val="none"/>
-                      <w:strike w:val="false"/>
-                      <w:sz w:val="22"/>
-                      <w:szCs w:val="22"/>
-                      <w:color w:val="000000"/>
-                    </w:rPr>
-                  </w:pPr>
-                  <w:r xmlns:w="http://schemas.openxmlformats.org/wordprocessingml/2006/main" xmlns:wp="http://schemas.openxmlformats.org/drawingml/2006/wordprocessingDrawing" xmlns:r="http://schemas.openxmlformats.org/officeDocument/2006/relationships" xmlns:w14="http://schemas.microsoft.com/office/word/2010/wordml">
-                    <w:rPr>
-                      <w:rFonts w:ascii="Arial" w:hAnsi="Arial" w:eastAsia="Arial" w:cs="Arial"/>
-                      <w:i w:val="false"/>
-                      <w:b w:val="false"/>
-                      <w:u w:val="none"/>
-                      <w:strike w:val="false"/>
-                      <w:sz w:val="22"/>
-                      <w:szCs w:val="22"/>
-                      <w:color w:val="000000"/>
-                    </w:rPr>
-                    <w:t xml:space="preserve">1.6</w:t>
-                  </w:r>
-                </w:p>
-              </w:tc>
-            </w:tr>
-            <w:tr>
-              <w:trPr>
-                <w:trHeight w:val="617" w:hRule="auto"/>
-              </w:trPr>
-              <w:tc>
-                <w:tcPr>
-                  <w:tcBorders>
-                    <w:bottom w:val="none" w:sz="0" w:space="0" w:color="000000"/>
-                    <w:top w:val="none" w:sz="0" w:space="0" w:color="000000"/>
-                    <w:left w:val="none" w:sz="0" w:space="0" w:color="000000"/>
-                    <w:right w:val="none" w:sz="0" w:space="0" w:color="000000"/>
-                  </w:tcBorders>
-                  <w:shd w:val="clear" w:color="auto" w:fill="FFFFFF"/>
-                  <w:tcMar>
-                    <w:top w:w="0" w:type="dxa"/>
-                    <w:bottom w:w="0" w:type="dxa"/>
-                    <w:left w:w="0" w:type="dxa"/>
-                    <w:right w:w="0" w:type="dxa"/>
-                  </w:tcMar>
-                  <w:vAlign w:val="center"/>
-                </w:tcPr>
-                <w:p>
-                  <w:pPr>
-                    <w:jc w:val="left"/>
-                    <w:pBdr>
-                      <w:bottom w:val="none" w:sz="0" w:space="0" w:color="000000"/>
-                      <w:top w:val="none" w:sz="0" w:space="0" w:color="000000"/>
-                      <w:left w:val="none" w:sz="0" w:space="0" w:color="000000"/>
-                      <w:right w:val="none" w:sz="0" w:space="0" w:color="000000"/>
-                    </w:pBdr>
-                    <w:spacing w:after="100" w:before="100" w:line="240"/>
-                    <w:ind w:left="100" w:right="100" w:firstLine="0" w:firstLineChars="0"/>
-                    <w:rPr>
-                      <w:rFonts w:ascii="Arial" w:hAnsi="Arial" w:eastAsia="Arial" w:cs="Arial"/>
-                      <w:i w:val="false"/>
-                      <w:b w:val="false"/>
-                      <w:u w:val="none"/>
-                      <w:strike w:val="false"/>
-                      <w:sz w:val="22"/>
-                      <w:szCs w:val="22"/>
-                      <w:color w:val="000000"/>
-                    </w:rPr>
-                  </w:pPr>
-                  <w:r xmlns:w="http://schemas.openxmlformats.org/wordprocessingml/2006/main" xmlns:wp="http://schemas.openxmlformats.org/drawingml/2006/wordprocessingDrawing" xmlns:r="http://schemas.openxmlformats.org/officeDocument/2006/relationships" xmlns:w14="http://schemas.microsoft.com/office/word/2010/wordml">
-                    <w:rPr>
-                      <w:rFonts w:ascii="Arial" w:hAnsi="Arial" w:eastAsia="Arial" w:cs="Arial"/>
-                      <w:i w:val="false"/>
-                      <w:b w:val="false"/>
-                      <w:u w:val="none"/>
-                      <w:strike w:val="false"/>
-                      <w:sz w:val="22"/>
-                      <w:szCs w:val="22"/>
-                      <w:color w:val="000000"/>
-                    </w:rPr>
-                    <w:t xml:space="preserve">Community</w:t>
-                  </w:r>
-                </w:p>
-              </w:tc>
-              <w:tc>
-                <w:tcPr>
-                  <w:tcBorders>
-                    <w:bottom w:val="none" w:sz="0" w:space="0" w:color="000000"/>
-                    <w:top w:val="none" w:sz="0" w:space="0" w:color="000000"/>
-                    <w:left w:val="none" w:sz="0" w:space="0" w:color="000000"/>
-                    <w:right w:val="none" w:sz="0" w:space="0" w:color="000000"/>
-                  </w:tcBorders>
-                  <w:shd w:val="clear" w:color="auto" w:fill="FFFFFF"/>
-                  <w:tcMar>
-                    <w:top w:w="0" w:type="dxa"/>
-                    <w:bottom w:w="0" w:type="dxa"/>
-                    <w:left w:w="0" w:type="dxa"/>
-                    <w:right w:w="0" w:type="dxa"/>
-                  </w:tcMar>
-                  <w:vAlign w:val="center"/>
-                </w:tcPr>
-                <w:p>
-                  <w:pPr>
-                    <w:jc w:val="left"/>
-                    <w:pBdr>
-                      <w:bottom w:val="none" w:sz="0" w:space="0" w:color="000000"/>
-                      <w:top w:val="none" w:sz="0" w:space="0" w:color="000000"/>
-                      <w:left w:val="none" w:sz="0" w:space="0" w:color="000000"/>
-                      <w:right w:val="none" w:sz="0" w:space="0" w:color="000000"/>
-                    </w:pBdr>
-                    <w:spacing w:after="100" w:before="100" w:line="240"/>
-                    <w:ind w:left="100" w:right="100" w:firstLine="0" w:firstLineChars="0"/>
-                    <w:rPr>
-                      <w:rFonts w:ascii="Arial" w:hAnsi="Arial" w:eastAsia="Arial" w:cs="Arial"/>
-                      <w:i w:val="false"/>
-                      <w:b w:val="false"/>
-                      <w:u w:val="none"/>
-                      <w:strike w:val="false"/>
-                      <w:sz w:val="22"/>
-                      <w:szCs w:val="22"/>
-                      <w:color w:val="000000"/>
-                    </w:rPr>
-                  </w:pPr>
-                  <w:r xmlns:w="http://schemas.openxmlformats.org/wordprocessingml/2006/main" xmlns:wp="http://schemas.openxmlformats.org/drawingml/2006/wordprocessingDrawing" xmlns:r="http://schemas.openxmlformats.org/officeDocument/2006/relationships" xmlns:w14="http://schemas.microsoft.com/office/word/2010/wordml">
-                    <w:rPr>
-                      <w:rFonts w:ascii="Arial" w:hAnsi="Arial" w:eastAsia="Arial" w:cs="Arial"/>
-                      <w:i w:val="false"/>
-                      <w:b w:val="false"/>
-                      <w:u w:val="none"/>
-                      <w:strike w:val="false"/>
-                      <w:sz w:val="22"/>
-                      <w:szCs w:val="22"/>
-                      <w:color w:val="000000"/>
-                    </w:rPr>
-                    <w:t xml:space="preserve">Amenities found in neighborhood parks, plus: swimming pool; recreational center; dog park; skate plaza; pond</w:t>
-                  </w:r>
-                </w:p>
-              </w:tc>
-              <w:tc>
-                <w:tcPr>
-                  <w:tcBorders>
-                    <w:bottom w:val="none" w:sz="0" w:space="0" w:color="000000"/>
-                    <w:top w:val="none" w:sz="0" w:space="0" w:color="000000"/>
-                    <w:left w:val="none" w:sz="0" w:space="0" w:color="000000"/>
-                    <w:right w:val="none" w:sz="0" w:space="0" w:color="000000"/>
-                  </w:tcBorders>
-                  <w:shd w:val="clear" w:color="auto" w:fill="FFFFFF"/>
-                  <w:tcMar>
-                    <w:top w:w="0" w:type="dxa"/>
-                    <w:bottom w:w="0" w:type="dxa"/>
-                    <w:left w:w="0" w:type="dxa"/>
-                    <w:right w:w="0" w:type="dxa"/>
-                  </w:tcMar>
-                  <w:vAlign w:val="center"/>
-                </w:tcPr>
-                <w:p>
-                  <w:pPr>
-                    <w:jc w:val="center"/>
-                    <w:pBdr>
-                      <w:bottom w:val="none" w:sz="0" w:space="0" w:color="000000"/>
-                      <w:top w:val="none" w:sz="0" w:space="0" w:color="000000"/>
-                      <w:left w:val="none" w:sz="0" w:space="0" w:color="000000"/>
-                      <w:right w:val="none" w:sz="0" w:space="0" w:color="000000"/>
-                    </w:pBdr>
-                    <w:spacing w:after="100" w:before="100" w:line="240"/>
-                    <w:ind w:left="100" w:right="100" w:firstLine="0" w:firstLineChars="0"/>
-                    <w:rPr>
-                      <w:rFonts w:ascii="Arial" w:hAnsi="Arial" w:eastAsia="Arial" w:cs="Arial"/>
-                      <w:i w:val="false"/>
-                      <w:b w:val="false"/>
-                      <w:u w:val="none"/>
-                      <w:strike w:val="false"/>
-                      <w:sz w:val="22"/>
-                      <w:szCs w:val="22"/>
-                      <w:color w:val="000000"/>
-                    </w:rPr>
-                  </w:pPr>
-                  <w:r xmlns:w="http://schemas.openxmlformats.org/wordprocessingml/2006/main" xmlns:wp="http://schemas.openxmlformats.org/drawingml/2006/wordprocessingDrawing" xmlns:r="http://schemas.openxmlformats.org/officeDocument/2006/relationships" xmlns:w14="http://schemas.microsoft.com/office/word/2010/wordml">
-                    <w:rPr>
-                      <w:rFonts w:ascii="Arial" w:hAnsi="Arial" w:eastAsia="Arial" w:cs="Arial"/>
-                      <w:i w:val="false"/>
-                      <w:b w:val="false"/>
-                      <w:u w:val="none"/>
-                      <w:strike w:val="false"/>
-                      <w:sz w:val="22"/>
-                      <w:szCs w:val="22"/>
-                      <w:color w:val="000000"/>
-                    </w:rPr>
-                    <w:t xml:space="preserve">47</w:t>
-                  </w:r>
-                </w:p>
-              </w:tc>
-              <w:tc>
-                <w:tcPr>
-                  <w:tcBorders>
-                    <w:bottom w:val="none" w:sz="0" w:space="0" w:color="000000"/>
-                    <w:top w:val="none" w:sz="0" w:space="0" w:color="000000"/>
-                    <w:left w:val="none" w:sz="0" w:space="0" w:color="000000"/>
-                    <w:right w:val="none" w:sz="0" w:space="0" w:color="000000"/>
-                  </w:tcBorders>
-                  <w:shd w:val="clear" w:color="auto" w:fill="FFFFFF"/>
-                  <w:tcMar>
-                    <w:top w:w="0" w:type="dxa"/>
-                    <w:bottom w:w="0" w:type="dxa"/>
-                    <w:left w:w="0" w:type="dxa"/>
-                    <w:right w:w="0" w:type="dxa"/>
-                  </w:tcMar>
-                  <w:vAlign w:val="center"/>
-                </w:tcPr>
-                <w:p>
-                  <w:pPr>
-                    <w:jc w:val="center"/>
-                    <w:pBdr>
-                      <w:bottom w:val="none" w:sz="0" w:space="0" w:color="000000"/>
-                      <w:top w:val="none" w:sz="0" w:space="0" w:color="000000"/>
-                      <w:left w:val="none" w:sz="0" w:space="0" w:color="000000"/>
-                      <w:right w:val="none" w:sz="0" w:space="0" w:color="000000"/>
-                    </w:pBdr>
-                    <w:spacing w:after="100" w:before="100" w:line="240"/>
-                    <w:ind w:left="100" w:right="100" w:firstLine="0" w:firstLineChars="0"/>
-                    <w:rPr>
-                      <w:rFonts w:ascii="Arial" w:hAnsi="Arial" w:eastAsia="Arial" w:cs="Arial"/>
-                      <w:i w:val="false"/>
-                      <w:b w:val="false"/>
-                      <w:u w:val="none"/>
-                      <w:strike w:val="false"/>
-                      <w:sz w:val="22"/>
-                      <w:szCs w:val="22"/>
-                      <w:color w:val="000000"/>
-                    </w:rPr>
-                  </w:pPr>
-                  <w:r xmlns:w="http://schemas.openxmlformats.org/wordprocessingml/2006/main" xmlns:wp="http://schemas.openxmlformats.org/drawingml/2006/wordprocessingDrawing" xmlns:r="http://schemas.openxmlformats.org/officeDocument/2006/relationships" xmlns:w14="http://schemas.microsoft.com/office/word/2010/wordml">
-                    <w:rPr>
-                      <w:rFonts w:ascii="Arial" w:hAnsi="Arial" w:eastAsia="Arial" w:cs="Arial"/>
-                      <w:i w:val="false"/>
-                      <w:b w:val="false"/>
-                      <w:u w:val="none"/>
-                      <w:strike w:val="false"/>
-                      <w:sz w:val="22"/>
-                      <w:szCs w:val="22"/>
-                      <w:color w:val="000000"/>
-                    </w:rPr>
-                    <w:t xml:space="preserve">12-20</w:t>
-                  </w:r>
-                </w:p>
-              </w:tc>
-              <w:tc>
-                <w:tcPr>
-                  <w:tcBorders>
-                    <w:bottom w:val="none" w:sz="0" w:space="0" w:color="000000"/>
-                    <w:top w:val="none" w:sz="0" w:space="0" w:color="000000"/>
-                    <w:left w:val="none" w:sz="0" w:space="0" w:color="000000"/>
-                    <w:right w:val="none" w:sz="0" w:space="0" w:color="000000"/>
-                  </w:tcBorders>
-                  <w:shd w:val="clear" w:color="auto" w:fill="FFFFFF"/>
-                  <w:tcMar>
-                    <w:top w:w="0" w:type="dxa"/>
-                    <w:bottom w:w="0" w:type="dxa"/>
-                    <w:left w:w="0" w:type="dxa"/>
-                    <w:right w:w="0" w:type="dxa"/>
-                  </w:tcMar>
-                  <w:vAlign w:val="center"/>
-                </w:tcPr>
-                <w:p>
-                  <w:pPr>
-                    <w:jc w:val="left"/>
-                    <w:pBdr>
-                      <w:bottom w:val="none" w:sz="0" w:space="0" w:color="000000"/>
-                      <w:top w:val="none" w:sz="0" w:space="0" w:color="000000"/>
-                      <w:left w:val="none" w:sz="0" w:space="0" w:color="000000"/>
-                      <w:right w:val="none" w:sz="0" w:space="0" w:color="000000"/>
-                    </w:pBdr>
-                    <w:spacing w:after="100" w:before="100" w:line="240"/>
-                    <w:ind w:left="100" w:right="100" w:firstLine="0" w:firstLineChars="0"/>
-                    <w:rPr>
-                      <w:rFonts w:ascii="Arial" w:hAnsi="Arial" w:eastAsia="Arial" w:cs="Arial"/>
-                      <w:i w:val="false"/>
-                      <w:b w:val="false"/>
-                      <w:u w:val="none"/>
-                      <w:strike w:val="false"/>
-                      <w:sz w:val="22"/>
-                      <w:szCs w:val="22"/>
-                      <w:color w:val="000000"/>
-                    </w:rPr>
-                  </w:pPr>
-                  <w:r xmlns:w="http://schemas.openxmlformats.org/wordprocessingml/2006/main" xmlns:wp="http://schemas.openxmlformats.org/drawingml/2006/wordprocessingDrawing" xmlns:r="http://schemas.openxmlformats.org/officeDocument/2006/relationships" xmlns:w14="http://schemas.microsoft.com/office/word/2010/wordml">
-                    <w:rPr>
-                      <w:rFonts w:ascii="Arial" w:hAnsi="Arial" w:eastAsia="Arial" w:cs="Arial"/>
-                      <w:i w:val="false"/>
-                      <w:b w:val="false"/>
-                      <w:u w:val="none"/>
-                      <w:strike w:val="false"/>
-                      <w:sz w:val="22"/>
-                      <w:szCs w:val="22"/>
-                      <w:color w:val="000000"/>
-                    </w:rPr>
-                    <w:t xml:space="preserve">4.8</w:t>
-                  </w:r>
-                </w:p>
-              </w:tc>
-            </w:tr>
-            <w:tr>
-              <w:trPr>
-                <w:trHeight w:val="617" w:hRule="auto"/>
-              </w:trPr>
-              <w:tc>
-                <w:tcPr>
-                  <w:tcBorders>
-                    <w:bottom w:val="single" w:sz="12" w:space="0" w:color="666666"/>
-                    <w:top w:val="none" w:sz="0" w:space="0" w:color="000000"/>
-                    <w:left w:val="none" w:sz="0" w:space="0" w:color="000000"/>
-                    <w:right w:val="none" w:sz="0" w:space="0" w:color="000000"/>
-                  </w:tcBorders>
-                  <w:shd w:val="clear" w:color="auto" w:fill="FFFFFF"/>
-                  <w:tcMar>
-                    <w:top w:w="0" w:type="dxa"/>
-                    <w:bottom w:w="0" w:type="dxa"/>
-                    <w:left w:w="0" w:type="dxa"/>
-                    <w:right w:w="0" w:type="dxa"/>
-                  </w:tcMar>
-                  <w:vAlign w:val="center"/>
-                </w:tcPr>
-                <w:p>
-                  <w:pPr>
-                    <w:jc w:val="left"/>
-                    <w:pBdr>
-                      <w:bottom w:val="none" w:sz="0" w:space="0" w:color="000000"/>
-                      <w:top w:val="none" w:sz="0" w:space="0" w:color="000000"/>
-                      <w:left w:val="none" w:sz="0" w:space="0" w:color="000000"/>
-                      <w:right w:val="none" w:sz="0" w:space="0" w:color="000000"/>
-                    </w:pBdr>
-                    <w:spacing w:after="100" w:before="100" w:line="240"/>
-                    <w:ind w:left="100" w:right="100" w:firstLine="0" w:firstLineChars="0"/>
-                    <w:rPr>
-                      <w:rFonts w:ascii="Arial" w:hAnsi="Arial" w:eastAsia="Arial" w:cs="Arial"/>
-                      <w:i w:val="false"/>
-                      <w:b w:val="false"/>
-                      <w:u w:val="none"/>
-                      <w:strike w:val="false"/>
-                      <w:sz w:val="22"/>
-                      <w:szCs w:val="22"/>
-                      <w:color w:val="000000"/>
-                    </w:rPr>
-                  </w:pPr>
-                  <w:r xmlns:w="http://schemas.openxmlformats.org/wordprocessingml/2006/main" xmlns:wp="http://schemas.openxmlformats.org/drawingml/2006/wordprocessingDrawing" xmlns:r="http://schemas.openxmlformats.org/officeDocument/2006/relationships" xmlns:w14="http://schemas.microsoft.com/office/word/2010/wordml">
-                    <w:rPr>
-                      <w:rFonts w:ascii="Arial" w:hAnsi="Arial" w:eastAsia="Arial" w:cs="Arial"/>
-                      <w:i w:val="false"/>
-                      <w:b w:val="false"/>
-                      <w:u w:val="none"/>
-                      <w:strike w:val="false"/>
-                      <w:sz w:val="22"/>
-                      <w:szCs w:val="22"/>
-                      <w:color w:val="000000"/>
-                    </w:rPr>
-                    <w:t xml:space="preserve">Regional</w:t>
-                  </w:r>
-                </w:p>
-              </w:tc>
-              <w:tc>
-                <w:tcPr>
-                  <w:tcBorders>
-                    <w:bottom w:val="single" w:sz="12" w:space="0" w:color="666666"/>
-                    <w:top w:val="none" w:sz="0" w:space="0" w:color="000000"/>
-                    <w:left w:val="none" w:sz="0" w:space="0" w:color="000000"/>
-                    <w:right w:val="none" w:sz="0" w:space="0" w:color="000000"/>
-                  </w:tcBorders>
-                  <w:shd w:val="clear" w:color="auto" w:fill="FFFFFF"/>
-                  <w:tcMar>
-                    <w:top w:w="0" w:type="dxa"/>
-                    <w:bottom w:w="0" w:type="dxa"/>
-                    <w:left w:w="0" w:type="dxa"/>
-                    <w:right w:w="0" w:type="dxa"/>
-                  </w:tcMar>
-                  <w:vAlign w:val="center"/>
-                </w:tcPr>
-                <w:p>
-                  <w:pPr>
-                    <w:jc w:val="left"/>
-                    <w:pBdr>
-                      <w:bottom w:val="none" w:sz="0" w:space="0" w:color="000000"/>
-                      <w:top w:val="none" w:sz="0" w:space="0" w:color="000000"/>
-                      <w:left w:val="none" w:sz="0" w:space="0" w:color="000000"/>
-                      <w:right w:val="none" w:sz="0" w:space="0" w:color="000000"/>
-                    </w:pBdr>
-                    <w:spacing w:after="100" w:before="100" w:line="240"/>
-                    <w:ind w:left="100" w:right="100" w:firstLine="0" w:firstLineChars="0"/>
-                    <w:rPr>
-                      <w:rFonts w:ascii="Arial" w:hAnsi="Arial" w:eastAsia="Arial" w:cs="Arial"/>
-                      <w:i w:val="false"/>
-                      <w:b w:val="false"/>
-                      <w:u w:val="none"/>
-                      <w:strike w:val="false"/>
-                      <w:sz w:val="22"/>
-                      <w:szCs w:val="22"/>
-                      <w:color w:val="000000"/>
-                    </w:rPr>
-                  </w:pPr>
-                  <w:r xmlns:w="http://schemas.openxmlformats.org/wordprocessingml/2006/main" xmlns:wp="http://schemas.openxmlformats.org/drawingml/2006/wordprocessingDrawing" xmlns:r="http://schemas.openxmlformats.org/officeDocument/2006/relationships" xmlns:w14="http://schemas.microsoft.com/office/word/2010/wordml">
-                    <w:rPr>
-                      <w:rFonts w:ascii="Arial" w:hAnsi="Arial" w:eastAsia="Arial" w:cs="Arial"/>
-                      <w:i w:val="false"/>
-                      <w:b w:val="false"/>
-                      <w:u w:val="none"/>
-                      <w:strike w:val="false"/>
-                      <w:sz w:val="22"/>
-                      <w:szCs w:val="22"/>
-                      <w:color w:val="000000"/>
-                    </w:rPr>
-                    <w:t xml:space="preserve">Amenities found in community parks, plus: community/senior center; sports complex and concessions; skate park</w:t>
-                  </w:r>
-                </w:p>
-              </w:tc>
-              <w:tc>
-                <w:tcPr>
-                  <w:tcBorders>
-                    <w:bottom w:val="single" w:sz="12" w:space="0" w:color="666666"/>
-                    <w:top w:val="none" w:sz="0" w:space="0" w:color="000000"/>
-                    <w:left w:val="none" w:sz="0" w:space="0" w:color="000000"/>
-                    <w:right w:val="none" w:sz="0" w:space="0" w:color="000000"/>
-                  </w:tcBorders>
-                  <w:shd w:val="clear" w:color="auto" w:fill="FFFFFF"/>
-                  <w:tcMar>
-                    <w:top w:w="0" w:type="dxa"/>
-                    <w:bottom w:w="0" w:type="dxa"/>
-                    <w:left w:w="0" w:type="dxa"/>
-                    <w:right w:w="0" w:type="dxa"/>
-                  </w:tcMar>
-                  <w:vAlign w:val="center"/>
-                </w:tcPr>
-                <w:p>
-                  <w:pPr>
-                    <w:jc w:val="center"/>
-                    <w:pBdr>
-                      <w:bottom w:val="none" w:sz="0" w:space="0" w:color="000000"/>
-                      <w:top w:val="none" w:sz="0" w:space="0" w:color="000000"/>
-                      <w:left w:val="none" w:sz="0" w:space="0" w:color="000000"/>
-                      <w:right w:val="none" w:sz="0" w:space="0" w:color="000000"/>
-                    </w:pBdr>
-                    <w:spacing w:after="100" w:before="100" w:line="240"/>
-                    <w:ind w:left="100" w:right="100" w:firstLine="0" w:firstLineChars="0"/>
-                    <w:rPr>
-                      <w:rFonts w:ascii="Arial" w:hAnsi="Arial" w:eastAsia="Arial" w:cs="Arial"/>
-                      <w:i w:val="false"/>
-                      <w:b w:val="false"/>
-                      <w:u w:val="none"/>
-                      <w:strike w:val="false"/>
-                      <w:sz w:val="22"/>
-                      <w:szCs w:val="22"/>
-                      <w:color w:val="000000"/>
-                    </w:rPr>
-                  </w:pPr>
-                  <w:r xmlns:w="http://schemas.openxmlformats.org/wordprocessingml/2006/main" xmlns:wp="http://schemas.openxmlformats.org/drawingml/2006/wordprocessingDrawing" xmlns:r="http://schemas.openxmlformats.org/officeDocument/2006/relationships" xmlns:w14="http://schemas.microsoft.com/office/word/2010/wordml">
-                    <w:rPr>
-                      <w:rFonts w:ascii="Arial" w:hAnsi="Arial" w:eastAsia="Arial" w:cs="Arial"/>
-                      <w:i w:val="false"/>
-                      <w:b w:val="false"/>
-                      <w:u w:val="none"/>
-                      <w:strike w:val="false"/>
-                      <w:sz w:val="22"/>
-                      <w:szCs w:val="22"/>
-                      <w:color w:val="000000"/>
-                    </w:rPr>
-                    <w:t xml:space="preserve">16</w:t>
-                  </w:r>
-                </w:p>
-              </w:tc>
-              <w:tc>
-                <w:tcPr>
-                  <w:tcBorders>
-                    <w:bottom w:val="single" w:sz="12" w:space="0" w:color="666666"/>
-                    <w:top w:val="none" w:sz="0" w:space="0" w:color="000000"/>
-                    <w:left w:val="none" w:sz="0" w:space="0" w:color="000000"/>
-                    <w:right w:val="none" w:sz="0" w:space="0" w:color="000000"/>
-                  </w:tcBorders>
-                  <w:shd w:val="clear" w:color="auto" w:fill="FFFFFF"/>
-                  <w:tcMar>
-                    <w:top w:w="0" w:type="dxa"/>
-                    <w:bottom w:w="0" w:type="dxa"/>
-                    <w:left w:w="0" w:type="dxa"/>
-                    <w:right w:w="0" w:type="dxa"/>
-                  </w:tcMar>
-                  <w:vAlign w:val="center"/>
-                </w:tcPr>
-                <w:p>
-                  <w:pPr>
-                    <w:jc w:val="center"/>
-                    <w:pBdr>
-                      <w:bottom w:val="none" w:sz="0" w:space="0" w:color="000000"/>
-                      <w:top w:val="none" w:sz="0" w:space="0" w:color="000000"/>
-                      <w:left w:val="none" w:sz="0" w:space="0" w:color="000000"/>
-                      <w:right w:val="none" w:sz="0" w:space="0" w:color="000000"/>
-                    </w:pBdr>
-                    <w:spacing w:after="100" w:before="100" w:line="240"/>
-                    <w:ind w:left="100" w:right="100" w:firstLine="0" w:firstLineChars="0"/>
-                    <w:rPr>
-                      <w:rFonts w:ascii="Arial" w:hAnsi="Arial" w:eastAsia="Arial" w:cs="Arial"/>
-                      <w:i w:val="false"/>
-                      <w:b w:val="false"/>
-                      <w:u w:val="none"/>
-                      <w:strike w:val="false"/>
-                      <w:sz w:val="22"/>
-                      <w:szCs w:val="22"/>
-                      <w:color w:val="000000"/>
-                    </w:rPr>
-                  </w:pPr>
-                  <w:r xmlns:w="http://schemas.openxmlformats.org/wordprocessingml/2006/main" xmlns:wp="http://schemas.openxmlformats.org/drawingml/2006/wordprocessingDrawing" xmlns:r="http://schemas.openxmlformats.org/officeDocument/2006/relationships" xmlns:w14="http://schemas.microsoft.com/office/word/2010/wordml">
-                    <w:rPr>
-                      <w:rFonts w:ascii="Arial" w:hAnsi="Arial" w:eastAsia="Arial" w:cs="Arial"/>
-                      <w:i w:val="false"/>
-                      <w:b w:val="false"/>
-                      <w:u w:val="none"/>
-                      <w:strike w:val="false"/>
-                      <w:sz w:val="22"/>
-                      <w:szCs w:val="22"/>
-                      <w:color w:val="000000"/>
-                    </w:rPr>
-                    <w:t xml:space="preserve">&gt;20</w:t>
-                  </w:r>
-                </w:p>
-              </w:tc>
-              <w:tc>
-                <w:tcPr>
-                  <w:tcBorders>
-                    <w:bottom w:val="single" w:sz="12" w:space="0" w:color="666666"/>
-                    <w:top w:val="none" w:sz="0" w:space="0" w:color="000000"/>
-                    <w:left w:val="none" w:sz="0" w:space="0" w:color="000000"/>
-                    <w:right w:val="none" w:sz="0" w:space="0" w:color="000000"/>
-                  </w:tcBorders>
-                  <w:shd w:val="clear" w:color="auto" w:fill="FFFFFF"/>
-                  <w:tcMar>
-                    <w:top w:w="0" w:type="dxa"/>
-                    <w:bottom w:w="0" w:type="dxa"/>
-                    <w:left w:w="0" w:type="dxa"/>
-                    <w:right w:w="0" w:type="dxa"/>
-                  </w:tcMar>
-                  <w:vAlign w:val="center"/>
-                </w:tcPr>
-                <w:p>
-                  <w:pPr>
-                    <w:jc w:val="left"/>
-                    <w:pBdr>
-                      <w:bottom w:val="none" w:sz="0" w:space="0" w:color="000000"/>
-                      <w:top w:val="none" w:sz="0" w:space="0" w:color="000000"/>
-                      <w:left w:val="none" w:sz="0" w:space="0" w:color="000000"/>
-                      <w:right w:val="none" w:sz="0" w:space="0" w:color="000000"/>
-                    </w:pBdr>
-                    <w:spacing w:after="100" w:before="100" w:line="240"/>
-                    <w:ind w:left="100" w:right="100" w:firstLine="0" w:firstLineChars="0"/>
-                    <w:rPr>
-                      <w:rFonts w:ascii="Arial" w:hAnsi="Arial" w:eastAsia="Arial" w:cs="Arial"/>
-                      <w:i w:val="false"/>
-                      <w:b w:val="false"/>
-                      <w:u w:val="none"/>
-                      <w:strike w:val="false"/>
-                      <w:sz w:val="22"/>
-                      <w:szCs w:val="22"/>
-                      <w:color w:val="000000"/>
-                    </w:rPr>
-                  </w:pPr>
-                  <w:r xmlns:w="http://schemas.openxmlformats.org/wordprocessingml/2006/main" xmlns:wp="http://schemas.openxmlformats.org/drawingml/2006/wordprocessingDrawing" xmlns:r="http://schemas.openxmlformats.org/officeDocument/2006/relationships" xmlns:w14="http://schemas.microsoft.com/office/word/2010/wordml">
-                    <w:rPr>
-                      <w:rFonts w:ascii="Arial" w:hAnsi="Arial" w:eastAsia="Arial" w:cs="Arial"/>
-                      <w:i w:val="false"/>
-                      <w:b w:val="false"/>
-                      <w:u w:val="none"/>
-                      <w:strike w:val="false"/>
-                      <w:sz w:val="22"/>
-                      <w:szCs w:val="22"/>
-                      <w:color w:val="000000"/>
-                    </w:rPr>
-                    <w:t xml:space="preserve">8.0</w:t>
-                  </w:r>
-                </w:p>
-              </w:tc>
-            </w:tr>
-          </w:tbl>
           <w:bookmarkEnd w:id="9"/>
         </w:tc>
       </w:tr>
@@ -1760,19 +1760,6 @@
         <w:tc>
           <w:tcPr/>
           <w:bookmarkStart w:id="10" w:name="tbl-parks"/>
-          <w:p>
-            <w:pPr>
-              <w:jc w:val="center"/>
-            </w:pPr>
-            <w:pPr>
-              <w:jc w:val="left"/>
-              <w:spacing w:before="200"/>
-              <w:pStyle w:val="ImageCaption"/>
-            </w:pPr>
-            <w:r>
-              <w:t xml:space="preserve">Table 2: Total park area and park tree canopy cover area in Phoenix public parks</w:t>
-            </w:r>
-          </w:p>
           <w:tbl xmlns:w="http://schemas.openxmlformats.org/wordprocessingml/2006/main" xmlns:r="http://schemas.openxmlformats.org/officeDocument/2006/relationships" xmlns:w14="http://schemas.microsoft.com/office/word/2010/wordml" xmlns:wp="http://schemas.openxmlformats.org/drawingml/2006/wordprocessingDrawing" xmlns:a="http://schemas.openxmlformats.org/drawingml/2006/main" xmlns:pic="http://schemas.openxmlformats.org/drawingml/2006/picture">
             <w:tblPr>
               <w:tblLayout w:type="fixed"/>
@@ -1789,7 +1776,7 @@
             </w:tblGrid>
             <w:tr>
               <w:trPr>
-                <w:trHeight w:val="574" w:hRule="auto"/>
+                <w:trHeight w:val="638" w:hRule="auto"/>
                 <w:tblHeader/>
               </w:trPr>
               <w:tc>
@@ -2119,7 +2106,7 @@
             </w:tr>
             <w:tr>
               <w:trPr>
-                <w:trHeight w:val="617" w:hRule="auto"/>
+                <w:trHeight w:val="608" w:hRule="auto"/>
               </w:trPr>
               <w:tc>
                 <w:tcPr>
@@ -2448,7 +2435,7 @@
             </w:tr>
             <w:tr>
               <w:trPr>
-                <w:trHeight w:val="617" w:hRule="auto"/>
+                <w:trHeight w:val="623" w:hRule="auto"/>
               </w:trPr>
               <w:tc>
                 <w:tcPr>
@@ -2849,6 +2836,19 @@
               </w:tc>
             </w:tr>
           </w:tbl>
+          <w:p>
+            <w:pPr>
+              <w:jc w:val="center"/>
+            </w:pPr>
+            <w:pPr>
+              <w:jc w:val="left"/>
+              <w:spacing w:before="200"/>
+              <w:pStyle w:val="ImageCaption"/>
+            </w:pPr>
+            <w:r>
+              <w:t xml:space="preserve">Table 2: Total park area and park tree canopy cover area in Phoenix public parks</w:t>
+            </w:r>
+          </w:p>
           <w:bookmarkEnd w:id="10"/>
         </w:tc>
       </w:tr>
@@ -2867,19 +2867,6 @@
         <w:tc>
           <w:tcPr/>
           <w:bookmarkStart w:id="11" w:name="tbl-ttcc-rtcc"/>
-          <w:p>
-            <w:pPr>
-              <w:jc w:val="center"/>
-            </w:pPr>
-            <w:pPr>
-              <w:jc w:val="left"/>
-              <w:spacing w:before="200"/>
-              <w:pStyle w:val="ImageCaption"/>
-            </w:pPr>
-            <w:r>
-              <w:t xml:space="preserve">Table 3: Total tree canopy cover (TTCC) and residential tree canopy cover (RTCC) in block groups that contain parks</w:t>
-            </w:r>
-          </w:p>
           <w:tbl xmlns:w="http://schemas.openxmlformats.org/wordprocessingml/2006/main" xmlns:r="http://schemas.openxmlformats.org/officeDocument/2006/relationships" xmlns:w14="http://schemas.microsoft.com/office/word/2010/wordml" xmlns:wp="http://schemas.openxmlformats.org/drawingml/2006/wordprocessingDrawing" xmlns:a="http://schemas.openxmlformats.org/drawingml/2006/main" xmlns:pic="http://schemas.openxmlformats.org/drawingml/2006/picture">
             <w:tblPr>
               <w:tblLayout w:type="fixed"/>
@@ -2896,7 +2883,7 @@
             </w:tblGrid>
             <w:tr>
               <w:trPr>
-                <w:trHeight w:val="574" w:hRule="auto"/>
+                <w:trHeight w:val="638" w:hRule="auto"/>
                 <w:tblHeader/>
               </w:trPr>
               <w:tc>
@@ -3226,7 +3213,7 @@
             </w:tr>
             <w:tr>
               <w:trPr>
-                <w:trHeight w:val="617" w:hRule="auto"/>
+                <w:trHeight w:val="608" w:hRule="auto"/>
               </w:trPr>
               <w:tc>
                 <w:tcPr>
@@ -3555,7 +3542,7 @@
             </w:tr>
             <w:tr>
               <w:trPr>
-                <w:trHeight w:val="617" w:hRule="auto"/>
+                <w:trHeight w:val="608" w:hRule="auto"/>
               </w:trPr>
               <w:tc>
                 <w:tcPr>
@@ -3884,7 +3871,7 @@
             </w:tr>
             <w:tr>
               <w:trPr>
-                <w:trHeight w:val="617" w:hRule="auto"/>
+                <w:trHeight w:val="623" w:hRule="auto"/>
               </w:trPr>
               <w:tc>
                 <w:tcPr>
@@ -4367,13 +4354,3746 @@
                       <w:szCs w:val="22"/>
                       <w:color w:val="000000"/>
                     </w:rPr>
-                    <w:t xml:space="preserve"> = 176 block groups containing parks</w:t>
+                    <w:t xml:space="preserve"> = 176 block groups</w:t>
                   </w:r>
                 </w:p>
               </w:tc>
             </w:tr>
           </w:tbl>
+          <w:p>
+            <w:pPr>
+              <w:jc w:val="center"/>
+            </w:pPr>
+            <w:pPr>
+              <w:jc w:val="left"/>
+              <w:spacing w:before="200"/>
+              <w:pStyle w:val="ImageCaption"/>
+            </w:pPr>
+            <w:r>
+              <w:t xml:space="preserve">Table 3: Total tree canopy cover (TTCC) and residential tree canopy cover (RTCC) in block groups that contain parks</w:t>
+            </w:r>
+          </w:p>
           <w:bookmarkEnd w:id="11"/>
+        </w:tc>
+      </w:tr>
+    </w:tbl>
+    <w:tbl>
+      <w:tblPr>
+        <w:tblStyle w:val="Table"/>
+        <w:tblW w:type="pct" w:w="5000"/>
+        <w:tblLayout w:type="fixed"/>
+        <w:tblLook w:firstRow="0" w:lastRow="0" w:firstColumn="0" w:lastColumn="0" w:noHBand="0" w:noVBand="0" w:val="0000"/>
+      </w:tblPr>
+      <w:tblGrid>
+        <w:gridCol w:w="7920"/>
+      </w:tblGrid>
+      <w:tr>
+        <w:tc>
+          <w:tcPr/>
+          <w:bookmarkStart w:id="12" w:name="tbl-desc-stats"/>
+          <w:tbl xmlns:w="http://schemas.openxmlformats.org/wordprocessingml/2006/main" xmlns:wp="http://schemas.openxmlformats.org/drawingml/2006/wordprocessingDrawing" xmlns:r="http://schemas.openxmlformats.org/officeDocument/2006/relationships" xmlns:w14="http://schemas.microsoft.com/office/word/2010/wordml">
+            <w:tblPr>
+              <w:tblCellMar>
+                <w:top w:w="0" w:type="dxa"/>
+                <w:bottom w:w="0" w:type="dxa"/>
+                <w:start w:w="60" w:type="dxa"/>
+                <w:end w:w="60" w:type="dxa"/>
+              </w:tblCellMar>
+              <w:tblW w:type="auto" w:w="0"/>
+              <w:tblLook w:firstRow="0" w:lastRow="0" w:firstColumn="0" w:lastColumn="0" w:noHBand="0" w:noVBand="0"/>
+              <w:jc w:val="center"/>
+            </w:tblPr>
+            <w:tr>
+              <w:trPr>
+                <w:cantSplit/>
+                <w:tblHeader/>
+              </w:trPr>
+              <w:tc>
+                <w:tcPr>
+                  <w:tcBorders>
+                    <w:top w:val="single" w:sz="16" w:space="0" w:color="D3D3D3"/>
+                    <w:bottom w:val="single" w:sz="16" w:space="0" w:color="D3D3D3"/>
+                    <w:start w:val="single" w:space="0" w:color="D3D3D3"/>
+                  </w:tcBorders>
+                </w:tcPr>
+                <w:p>
+                  <w:pPr>
+                    <w:spacing w:before="0" w:after="60"/>
+                    <w:keepNext/>
+                    <w:jc w:val="start"/>
+                  </w:pPr>
+                  <w:r>
+                    <w:rPr>
+                      <w:rFonts w:ascii="Calibri" w:hAnsi="Calibri"/>
+                      <w:sz w:val="20"/>
+                    </w:rPr>
+                    <w:t xml:space="default"/>
+                  </w:r>
+                </w:p>
+              </w:tc>
+              <w:tc>
+                <w:tcPr>
+                  <w:tcBorders>
+                    <w:top w:val="single" w:sz="16" w:space="0" w:color="D3D3D3"/>
+                    <w:bottom w:val="single" w:sz="16" w:space="0" w:color="D3D3D3"/>
+                  </w:tcBorders>
+                </w:tcPr>
+                <w:p>
+                  <w:pPr>
+                    <w:spacing w:before="0" w:after="60"/>
+                    <w:keepNext/>
+                    <w:jc w:val="end"/>
+                  </w:pPr>
+                  <w:r>
+                    <w:rPr>
+                      <w:rFonts w:ascii="Calibri" w:hAnsi="Calibri"/>
+                      <w:sz w:val="20"/>
+                    </w:rPr>
+                    <w:t xml:space="default">Mean</w:t>
+                  </w:r>
+                </w:p>
+              </w:tc>
+              <w:tc>
+                <w:tcPr>
+                  <w:tcBorders>
+                    <w:top w:val="single" w:sz="16" w:space="0" w:color="D3D3D3"/>
+                    <w:bottom w:val="single" w:sz="16" w:space="0" w:color="D3D3D3"/>
+                  </w:tcBorders>
+                </w:tcPr>
+                <w:p>
+                  <w:pPr>
+                    <w:spacing w:before="0" w:after="60"/>
+                    <w:keepNext/>
+                    <w:jc w:val="end"/>
+                  </w:pPr>
+                  <w:r>
+                    <w:rPr>
+                      <w:rFonts w:ascii="Calibri" w:hAnsi="Calibri"/>
+                      <w:sz w:val="20"/>
+                    </w:rPr>
+                    <w:t xml:space="default">SD</w:t>
+                  </w:r>
+                </w:p>
+              </w:tc>
+              <w:tc>
+                <w:tcPr>
+                  <w:tcBorders>
+                    <w:top w:val="single" w:sz="16" w:space="0" w:color="D3D3D3"/>
+                    <w:bottom w:val="single" w:sz="16" w:space="0" w:color="D3D3D3"/>
+                  </w:tcBorders>
+                </w:tcPr>
+                <w:p>
+                  <w:pPr>
+                    <w:spacing w:before="0" w:after="60"/>
+                    <w:keepNext/>
+                    <w:jc w:val="end"/>
+                  </w:pPr>
+                  <w:r>
+                    <w:rPr>
+                      <w:rFonts w:ascii="Calibri" w:hAnsi="Calibri"/>
+                      <w:sz w:val="20"/>
+                    </w:rPr>
+                    <w:t xml:space="default">Median</w:t>
+                  </w:r>
+                </w:p>
+              </w:tc>
+              <w:tc>
+                <w:tcPr>
+                  <w:tcBorders>
+                    <w:top w:val="single" w:sz="16" w:space="0" w:color="D3D3D3"/>
+                    <w:bottom w:val="single" w:sz="16" w:space="0" w:color="D3D3D3"/>
+                  </w:tcBorders>
+                </w:tcPr>
+                <w:p>
+                  <w:pPr>
+                    <w:spacing w:before="0" w:after="60"/>
+                    <w:keepNext/>
+                    <w:jc w:val="end"/>
+                  </w:pPr>
+                  <w:r>
+                    <w:rPr>
+                      <w:rFonts w:ascii="Calibri" w:hAnsi="Calibri"/>
+                      <w:sz w:val="20"/>
+                    </w:rPr>
+                    <w:t xml:space="default">Min</w:t>
+                  </w:r>
+                </w:p>
+              </w:tc>
+              <w:tc>
+                <w:tcPr>
+                  <w:tcBorders>
+                    <w:top w:val="single" w:sz="16" w:space="0" w:color="D3D3D3"/>
+                    <w:bottom w:val="single" w:sz="16" w:space="0" w:color="D3D3D3"/>
+                    <w:end w:val="single" w:space="0" w:color="D3D3D3"/>
+                  </w:tcBorders>
+                </w:tcPr>
+                <w:p>
+                  <w:pPr>
+                    <w:spacing w:before="0" w:after="60"/>
+                    <w:keepNext/>
+                    <w:jc w:val="end"/>
+                  </w:pPr>
+                  <w:r>
+                    <w:rPr>
+                      <w:rFonts w:ascii="Calibri" w:hAnsi="Calibri"/>
+                      <w:sz w:val="20"/>
+                    </w:rPr>
+                    <w:t xml:space="default">Max</w:t>
+                  </w:r>
+                </w:p>
+              </w:tc>
+            </w:tr>
+            <w:tr>
+              <w:trPr>
+                <w:cantSplit/>
+              </w:trPr>
+              <w:tc>
+                <w:tcPr>
+                  <w:tcBorders>
+                    <w:top w:val="single" w:sz="16" w:space="0" w:color="D3D3D3"/>
+                    <w:bottom w:val="single" w:sz="16" w:space="0" w:color="D3D3D3"/>
+                    <w:start w:val="single" w:space="0" w:color="D3D3D3"/>
+                    <w:end w:val="single" w:space="0" w:color="D3D3D3"/>
+                  </w:tcBorders>
+                  <w:tcMar>
+                    <w:top w:w="25" w:type="dxa"/>
+                  </w:tcMar>
+                  <w:gridSpan w:val="6"/>
+                </w:tcPr>
+                <w:p>
+                  <w:pPr>
+                    <w:spacing w:before="0" w:after="60"/>
+                    <w:keepNext/>
+                  </w:pPr>
+                  <w:r>
+                    <w:rPr>
+                      <w:i/>
+                      <w:rFonts w:ascii="Calibri" w:hAnsi="Calibri"/>
+                      <w:sz w:val="20"/>
+                    </w:rPr>
+                    <w:t xml:space="preserve">Block group characteristics</w:t>
+                  </w:r>
+                </w:p>
+              </w:tc>
+            </w:tr>
+            <w:tr>
+              <w:trPr>
+                <w:cantSplit/>
+              </w:trPr>
+              <w:tc>
+                <w:tcPr>
+                  <w:tcBorders>
+                    <w:top w:val="single" w:space="0" w:color="D3D3D3"/>
+                    <w:bottom w:val="single" w:space="0" w:color="D3D3D3"/>
+                    <w:start w:val="single" w:space="0" w:color="D3D3D3"/>
+                    <w:end w:val="single" w:space="0" w:color="D3D3D3"/>
+                  </w:tcBorders>
+                </w:tcPr>
+                <w:p>
+                  <w:pPr>
+                    <w:spacing w:before="0" w:after="60"/>
+                    <w:keepNext/>
+                    <w:jc w:val="start"/>
+                  </w:pPr>
+                  <w:r>
+                    <w:rPr>
+                      <w:rFonts w:ascii="Calibri" w:hAnsi="Calibri"/>
+                      <w:sz w:val="20"/>
+                    </w:rPr>
+                    <w:t xml:space="default">Total population</w:t>
+                  </w:r>
+                </w:p>
+              </w:tc>
+              <w:tc>
+                <w:tcPr>
+                  <w:tcBorders>
+                    <w:top w:val="single" w:space="0" w:color="D3D3D3"/>
+                    <w:bottom w:val="single" w:space="0" w:color="D3D3D3"/>
+                    <w:start w:val="single" w:space="0" w:color="D3D3D3"/>
+                    <w:end w:val="single" w:space="0" w:color="D3D3D3"/>
+                  </w:tcBorders>
+                </w:tcPr>
+                <w:p>
+                  <w:pPr>
+                    <w:spacing w:before="0" w:after="60"/>
+                    <w:keepNext/>
+                    <w:jc w:val="end"/>
+                  </w:pPr>
+                  <w:r>
+                    <w:rPr>
+                      <w:rFonts w:ascii="Calibri" w:hAnsi="Calibri"/>
+                      <w:sz w:val="20"/>
+                    </w:rPr>
+                    <w:t xml:space="default">1,597</w:t>
+                  </w:r>
+                </w:p>
+              </w:tc>
+              <w:tc>
+                <w:tcPr>
+                  <w:tcBorders>
+                    <w:top w:val="single" w:space="0" w:color="D3D3D3"/>
+                    <w:bottom w:val="single" w:space="0" w:color="D3D3D3"/>
+                    <w:start w:val="single" w:space="0" w:color="D3D3D3"/>
+                    <w:end w:val="single" w:space="0" w:color="D3D3D3"/>
+                  </w:tcBorders>
+                </w:tcPr>
+                <w:p>
+                  <w:pPr>
+                    <w:spacing w:before="0" w:after="60"/>
+                    <w:keepNext/>
+                    <w:jc w:val="end"/>
+                  </w:pPr>
+                  <w:r>
+                    <w:rPr>
+                      <w:rFonts w:ascii="Calibri" w:hAnsi="Calibri"/>
+                      <w:sz w:val="20"/>
+                    </w:rPr>
+                    <w:t xml:space="default">710</w:t>
+                  </w:r>
+                </w:p>
+              </w:tc>
+              <w:tc>
+                <w:tcPr>
+                  <w:tcBorders>
+                    <w:top w:val="single" w:space="0" w:color="D3D3D3"/>
+                    <w:bottom w:val="single" w:space="0" w:color="D3D3D3"/>
+                    <w:start w:val="single" w:space="0" w:color="D3D3D3"/>
+                    <w:end w:val="single" w:space="0" w:color="D3D3D3"/>
+                  </w:tcBorders>
+                </w:tcPr>
+                <w:p>
+                  <w:pPr>
+                    <w:spacing w:before="0" w:after="60"/>
+                    <w:keepNext/>
+                    <w:jc w:val="end"/>
+                  </w:pPr>
+                  <w:r>
+                    <w:rPr>
+                      <w:rFonts w:ascii="Calibri" w:hAnsi="Calibri"/>
+                      <w:sz w:val="20"/>
+                    </w:rPr>
+                    <w:t xml:space="default">1,499</w:t>
+                  </w:r>
+                </w:p>
+              </w:tc>
+              <w:tc>
+                <w:tcPr>
+                  <w:tcBorders>
+                    <w:top w:val="single" w:space="0" w:color="D3D3D3"/>
+                    <w:bottom w:val="single" w:space="0" w:color="D3D3D3"/>
+                    <w:start w:val="single" w:space="0" w:color="D3D3D3"/>
+                    <w:end w:val="single" w:space="0" w:color="D3D3D3"/>
+                  </w:tcBorders>
+                </w:tcPr>
+                <w:p>
+                  <w:pPr>
+                    <w:spacing w:before="0" w:after="60"/>
+                    <w:keepNext/>
+                    <w:jc w:val="end"/>
+                  </w:pPr>
+                  <w:r>
+                    <w:rPr>
+                      <w:rFonts w:ascii="Calibri" w:hAnsi="Calibri"/>
+                      <w:sz w:val="20"/>
+                    </w:rPr>
+                    <w:t xml:space="default">102</w:t>
+                  </w:r>
+                </w:p>
+              </w:tc>
+              <w:tc>
+                <w:tcPr>
+                  <w:tcBorders>
+                    <w:top w:val="single" w:space="0" w:color="D3D3D3"/>
+                    <w:bottom w:val="single" w:space="0" w:color="D3D3D3"/>
+                    <w:start w:val="single" w:space="0" w:color="D3D3D3"/>
+                    <w:end w:val="single" w:space="0" w:color="D3D3D3"/>
+                  </w:tcBorders>
+                </w:tcPr>
+                <w:p>
+                  <w:pPr>
+                    <w:spacing w:before="0" w:after="60"/>
+                    <w:keepNext/>
+                    <w:jc w:val="end"/>
+                  </w:pPr>
+                  <w:r>
+                    <w:rPr>
+                      <w:rFonts w:ascii="Calibri" w:hAnsi="Calibri"/>
+                      <w:sz w:val="20"/>
+                    </w:rPr>
+                    <w:t xml:space="default">6,221</w:t>
+                  </w:r>
+                </w:p>
+              </w:tc>
+            </w:tr>
+            <w:tr>
+              <w:trPr>
+                <w:cantSplit/>
+              </w:trPr>
+              <w:tc>
+                <w:tcPr>
+                  <w:tcBorders>
+                    <w:top w:val="single" w:space="0" w:color="D3D3D3"/>
+                    <w:bottom w:val="single" w:space="0" w:color="D3D3D3"/>
+                    <w:start w:val="single" w:space="0" w:color="D3D3D3"/>
+                    <w:end w:val="single" w:space="0" w:color="D3D3D3"/>
+                  </w:tcBorders>
+                </w:tcPr>
+                <w:p>
+                  <w:pPr>
+                    <w:spacing w:before="0" w:after="60"/>
+                    <w:keepNext/>
+                    <w:jc w:val="start"/>
+                  </w:pPr>
+                  <w:r>
+                    <w:rPr>
+                      <w:rFonts w:ascii="Calibri" w:hAnsi="Calibri"/>
+                      <w:sz w:val="20"/>
+                    </w:rPr>
+                    <w:t xml:space="default">Hispanic population (%)</w:t>
+                  </w:r>
+                </w:p>
+              </w:tc>
+              <w:tc>
+                <w:tcPr>
+                  <w:tcBorders>
+                    <w:top w:val="single" w:space="0" w:color="D3D3D3"/>
+                    <w:bottom w:val="single" w:space="0" w:color="D3D3D3"/>
+                    <w:start w:val="single" w:space="0" w:color="D3D3D3"/>
+                    <w:end w:val="single" w:space="0" w:color="D3D3D3"/>
+                  </w:tcBorders>
+                </w:tcPr>
+                <w:p>
+                  <w:pPr>
+                    <w:spacing w:before="0" w:after="60"/>
+                    <w:keepNext/>
+                    <w:jc w:val="end"/>
+                  </w:pPr>
+                  <w:r>
+                    <w:rPr>
+                      <w:rFonts w:ascii="Calibri" w:hAnsi="Calibri"/>
+                      <w:sz w:val="20"/>
+                    </w:rPr>
+                    <w:t xml:space="default">39.7</w:t>
+                  </w:r>
+                </w:p>
+              </w:tc>
+              <w:tc>
+                <w:tcPr>
+                  <w:tcBorders>
+                    <w:top w:val="single" w:space="0" w:color="D3D3D3"/>
+                    <w:bottom w:val="single" w:space="0" w:color="D3D3D3"/>
+                    <w:start w:val="single" w:space="0" w:color="D3D3D3"/>
+                    <w:end w:val="single" w:space="0" w:color="D3D3D3"/>
+                  </w:tcBorders>
+                </w:tcPr>
+                <w:p>
+                  <w:pPr>
+                    <w:spacing w:before="0" w:after="60"/>
+                    <w:keepNext/>
+                    <w:jc w:val="end"/>
+                  </w:pPr>
+                  <w:r>
+                    <w:rPr>
+                      <w:rFonts w:ascii="Calibri" w:hAnsi="Calibri"/>
+                      <w:sz w:val="20"/>
+                    </w:rPr>
+                    <w:t xml:space="default">28.7</w:t>
+                  </w:r>
+                </w:p>
+              </w:tc>
+              <w:tc>
+                <w:tcPr>
+                  <w:tcBorders>
+                    <w:top w:val="single" w:space="0" w:color="D3D3D3"/>
+                    <w:bottom w:val="single" w:space="0" w:color="D3D3D3"/>
+                    <w:start w:val="single" w:space="0" w:color="D3D3D3"/>
+                    <w:end w:val="single" w:space="0" w:color="D3D3D3"/>
+                  </w:tcBorders>
+                </w:tcPr>
+                <w:p>
+                  <w:pPr>
+                    <w:spacing w:before="0" w:after="60"/>
+                    <w:keepNext/>
+                    <w:jc w:val="end"/>
+                  </w:pPr>
+                  <w:r>
+                    <w:rPr>
+                      <w:rFonts w:ascii="Calibri" w:hAnsi="Calibri"/>
+                      <w:sz w:val="20"/>
+                    </w:rPr>
+                    <w:t xml:space="default">33.9</w:t>
+                  </w:r>
+                </w:p>
+              </w:tc>
+              <w:tc>
+                <w:tcPr>
+                  <w:tcBorders>
+                    <w:top w:val="single" w:space="0" w:color="D3D3D3"/>
+                    <w:bottom w:val="single" w:space="0" w:color="D3D3D3"/>
+                    <w:start w:val="single" w:space="0" w:color="D3D3D3"/>
+                    <w:end w:val="single" w:space="0" w:color="D3D3D3"/>
+                  </w:tcBorders>
+                </w:tcPr>
+                <w:p>
+                  <w:pPr>
+                    <w:spacing w:before="0" w:after="60"/>
+                    <w:keepNext/>
+                    <w:jc w:val="end"/>
+                  </w:pPr>
+                  <w:r>
+                    <w:rPr>
+                      <w:rFonts w:ascii="Calibri" w:hAnsi="Calibri"/>
+                      <w:sz w:val="20"/>
+                    </w:rPr>
+                    <w:t xml:space="default">0.0</w:t>
+                  </w:r>
+                </w:p>
+              </w:tc>
+              <w:tc>
+                <w:tcPr>
+                  <w:tcBorders>
+                    <w:top w:val="single" w:space="0" w:color="D3D3D3"/>
+                    <w:bottom w:val="single" w:space="0" w:color="D3D3D3"/>
+                    <w:start w:val="single" w:space="0" w:color="D3D3D3"/>
+                    <w:end w:val="single" w:space="0" w:color="D3D3D3"/>
+                  </w:tcBorders>
+                </w:tcPr>
+                <w:p>
+                  <w:pPr>
+                    <w:spacing w:before="0" w:after="60"/>
+                    <w:keepNext/>
+                    <w:jc w:val="end"/>
+                  </w:pPr>
+                  <w:r>
+                    <w:rPr>
+                      <w:rFonts w:ascii="Calibri" w:hAnsi="Calibri"/>
+                      <w:sz w:val="20"/>
+                    </w:rPr>
+                    <w:t xml:space="default">99.3</w:t>
+                  </w:r>
+                </w:p>
+              </w:tc>
+            </w:tr>
+            <w:tr>
+              <w:trPr>
+                <w:cantSplit/>
+              </w:trPr>
+              <w:tc>
+                <w:tcPr>
+                  <w:tcBorders>
+                    <w:top w:val="single" w:space="0" w:color="D3D3D3"/>
+                    <w:bottom w:val="single" w:space="0" w:color="D3D3D3"/>
+                    <w:start w:val="single" w:space="0" w:color="D3D3D3"/>
+                    <w:end w:val="single" w:space="0" w:color="D3D3D3"/>
+                  </w:tcBorders>
+                </w:tcPr>
+                <w:p>
+                  <w:pPr>
+                    <w:spacing w:before="0" w:after="60"/>
+                    <w:keepNext/>
+                    <w:jc w:val="start"/>
+                  </w:pPr>
+                  <w:r>
+                    <w:rPr>
+                      <w:rFonts w:ascii="Calibri" w:hAnsi="Calibri"/>
+                      <w:sz w:val="20"/>
+                    </w:rPr>
+                    <w:t xml:space="default">Black population (%)</w:t>
+                  </w:r>
+                </w:p>
+              </w:tc>
+              <w:tc>
+                <w:tcPr>
+                  <w:tcBorders>
+                    <w:top w:val="single" w:space="0" w:color="D3D3D3"/>
+                    <w:bottom w:val="single" w:space="0" w:color="D3D3D3"/>
+                    <w:start w:val="single" w:space="0" w:color="D3D3D3"/>
+                    <w:end w:val="single" w:space="0" w:color="D3D3D3"/>
+                  </w:tcBorders>
+                </w:tcPr>
+                <w:p>
+                  <w:pPr>
+                    <w:spacing w:before="0" w:after="60"/>
+                    <w:keepNext/>
+                    <w:jc w:val="end"/>
+                  </w:pPr>
+                  <w:r>
+                    <w:rPr>
+                      <w:rFonts w:ascii="Calibri" w:hAnsi="Calibri"/>
+                      <w:sz w:val="20"/>
+                    </w:rPr>
+                    <w:t xml:space="default">6.8</w:t>
+                  </w:r>
+                </w:p>
+              </w:tc>
+              <w:tc>
+                <w:tcPr>
+                  <w:tcBorders>
+                    <w:top w:val="single" w:space="0" w:color="D3D3D3"/>
+                    <w:bottom w:val="single" w:space="0" w:color="D3D3D3"/>
+                    <w:start w:val="single" w:space="0" w:color="D3D3D3"/>
+                    <w:end w:val="single" w:space="0" w:color="D3D3D3"/>
+                  </w:tcBorders>
+                </w:tcPr>
+                <w:p>
+                  <w:pPr>
+                    <w:spacing w:before="0" w:after="60"/>
+                    <w:keepNext/>
+                    <w:jc w:val="end"/>
+                  </w:pPr>
+                  <w:r>
+                    <w:rPr>
+                      <w:rFonts w:ascii="Calibri" w:hAnsi="Calibri"/>
+                      <w:sz w:val="20"/>
+                    </w:rPr>
+                    <w:t xml:space="default">9.5</w:t>
+                  </w:r>
+                </w:p>
+              </w:tc>
+              <w:tc>
+                <w:tcPr>
+                  <w:tcBorders>
+                    <w:top w:val="single" w:space="0" w:color="D3D3D3"/>
+                    <w:bottom w:val="single" w:space="0" w:color="D3D3D3"/>
+                    <w:start w:val="single" w:space="0" w:color="D3D3D3"/>
+                    <w:end w:val="single" w:space="0" w:color="D3D3D3"/>
+                  </w:tcBorders>
+                </w:tcPr>
+                <w:p>
+                  <w:pPr>
+                    <w:spacing w:before="0" w:after="60"/>
+                    <w:keepNext/>
+                    <w:jc w:val="end"/>
+                  </w:pPr>
+                  <w:r>
+                    <w:rPr>
+                      <w:rFonts w:ascii="Calibri" w:hAnsi="Calibri"/>
+                      <w:sz w:val="20"/>
+                    </w:rPr>
+                    <w:t xml:space="default">3.0</w:t>
+                  </w:r>
+                </w:p>
+              </w:tc>
+              <w:tc>
+                <w:tcPr>
+                  <w:tcBorders>
+                    <w:top w:val="single" w:space="0" w:color="D3D3D3"/>
+                    <w:bottom w:val="single" w:space="0" w:color="D3D3D3"/>
+                    <w:start w:val="single" w:space="0" w:color="D3D3D3"/>
+                    <w:end w:val="single" w:space="0" w:color="D3D3D3"/>
+                  </w:tcBorders>
+                </w:tcPr>
+                <w:p>
+                  <w:pPr>
+                    <w:spacing w:before="0" w:after="60"/>
+                    <w:keepNext/>
+                    <w:jc w:val="end"/>
+                  </w:pPr>
+                  <w:r>
+                    <w:rPr>
+                      <w:rFonts w:ascii="Calibri" w:hAnsi="Calibri"/>
+                      <w:sz w:val="20"/>
+                    </w:rPr>
+                    <w:t xml:space="default">0.0</w:t>
+                  </w:r>
+                </w:p>
+              </w:tc>
+              <w:tc>
+                <w:tcPr>
+                  <w:tcBorders>
+                    <w:top w:val="single" w:space="0" w:color="D3D3D3"/>
+                    <w:bottom w:val="single" w:space="0" w:color="D3D3D3"/>
+                    <w:start w:val="single" w:space="0" w:color="D3D3D3"/>
+                    <w:end w:val="single" w:space="0" w:color="D3D3D3"/>
+                  </w:tcBorders>
+                </w:tcPr>
+                <w:p>
+                  <w:pPr>
+                    <w:spacing w:before="0" w:after="60"/>
+                    <w:keepNext/>
+                    <w:jc w:val="end"/>
+                  </w:pPr>
+                  <w:r>
+                    <w:rPr>
+                      <w:rFonts w:ascii="Calibri" w:hAnsi="Calibri"/>
+                      <w:sz w:val="20"/>
+                    </w:rPr>
+                    <w:t xml:space="default">59.1</w:t>
+                  </w:r>
+                </w:p>
+              </w:tc>
+            </w:tr>
+            <w:tr>
+              <w:trPr>
+                <w:cantSplit/>
+              </w:trPr>
+              <w:tc>
+                <w:tcPr>
+                  <w:tcBorders>
+                    <w:top w:val="single" w:space="0" w:color="D3D3D3"/>
+                    <w:bottom w:val="single" w:space="0" w:color="D3D3D3"/>
+                    <w:start w:val="single" w:space="0" w:color="D3D3D3"/>
+                    <w:end w:val="single" w:space="0" w:color="D3D3D3"/>
+                  </w:tcBorders>
+                </w:tcPr>
+                <w:p>
+                  <w:pPr>
+                    <w:spacing w:before="0" w:after="60"/>
+                    <w:keepNext/>
+                    <w:jc w:val="start"/>
+                  </w:pPr>
+                  <w:r>
+                    <w:rPr>
+                      <w:rFonts w:ascii="Calibri" w:hAnsi="Calibri"/>
+                      <w:sz w:val="20"/>
+                    </w:rPr>
+                    <w:t xml:space="default">ADI rank</w:t>
+                  </w:r>
+                </w:p>
+              </w:tc>
+              <w:tc>
+                <w:tcPr>
+                  <w:tcBorders>
+                    <w:top w:val="single" w:space="0" w:color="D3D3D3"/>
+                    <w:bottom w:val="single" w:space="0" w:color="D3D3D3"/>
+                    <w:start w:val="single" w:space="0" w:color="D3D3D3"/>
+                    <w:end w:val="single" w:space="0" w:color="D3D3D3"/>
+                  </w:tcBorders>
+                </w:tcPr>
+                <w:p>
+                  <w:pPr>
+                    <w:spacing w:before="0" w:after="60"/>
+                    <w:keepNext/>
+                    <w:jc w:val="end"/>
+                  </w:pPr>
+                  <w:r>
+                    <w:rPr>
+                      <w:rFonts w:ascii="Calibri" w:hAnsi="Calibri"/>
+                      <w:sz w:val="20"/>
+                    </w:rPr>
+                    <w:t xml:space="default">40</w:t>
+                  </w:r>
+                </w:p>
+              </w:tc>
+              <w:tc>
+                <w:tcPr>
+                  <w:tcBorders>
+                    <w:top w:val="single" w:space="0" w:color="D3D3D3"/>
+                    <w:bottom w:val="single" w:space="0" w:color="D3D3D3"/>
+                    <w:start w:val="single" w:space="0" w:color="D3D3D3"/>
+                    <w:end w:val="single" w:space="0" w:color="D3D3D3"/>
+                  </w:tcBorders>
+                </w:tcPr>
+                <w:p>
+                  <w:pPr>
+                    <w:spacing w:before="0" w:after="60"/>
+                    <w:keepNext/>
+                    <w:jc w:val="end"/>
+                  </w:pPr>
+                  <w:r>
+                    <w:rPr>
+                      <w:rFonts w:ascii="Calibri" w:hAnsi="Calibri"/>
+                      <w:sz w:val="20"/>
+                    </w:rPr>
+                    <w:t xml:space="default">19</w:t>
+                  </w:r>
+                </w:p>
+              </w:tc>
+              <w:tc>
+                <w:tcPr>
+                  <w:tcBorders>
+                    <w:top w:val="single" w:space="0" w:color="D3D3D3"/>
+                    <w:bottom w:val="single" w:space="0" w:color="D3D3D3"/>
+                    <w:start w:val="single" w:space="0" w:color="D3D3D3"/>
+                    <w:end w:val="single" w:space="0" w:color="D3D3D3"/>
+                  </w:tcBorders>
+                </w:tcPr>
+                <w:p>
+                  <w:pPr>
+                    <w:spacing w:before="0" w:after="60"/>
+                    <w:keepNext/>
+                    <w:jc w:val="end"/>
+                  </w:pPr>
+                  <w:r>
+                    <w:rPr>
+                      <w:rFonts w:ascii="Calibri" w:hAnsi="Calibri"/>
+                      <w:sz w:val="20"/>
+                    </w:rPr>
+                    <w:t xml:space="default">40</w:t>
+                  </w:r>
+                </w:p>
+              </w:tc>
+              <w:tc>
+                <w:tcPr>
+                  <w:tcBorders>
+                    <w:top w:val="single" w:space="0" w:color="D3D3D3"/>
+                    <w:bottom w:val="single" w:space="0" w:color="D3D3D3"/>
+                    <w:start w:val="single" w:space="0" w:color="D3D3D3"/>
+                    <w:end w:val="single" w:space="0" w:color="D3D3D3"/>
+                  </w:tcBorders>
+                </w:tcPr>
+                <w:p>
+                  <w:pPr>
+                    <w:spacing w:before="0" w:after="60"/>
+                    <w:keepNext/>
+                    <w:jc w:val="end"/>
+                  </w:pPr>
+                  <w:r>
+                    <w:rPr>
+                      <w:rFonts w:ascii="Calibri" w:hAnsi="Calibri"/>
+                      <w:sz w:val="20"/>
+                    </w:rPr>
+                    <w:t xml:space="default">1</w:t>
+                  </w:r>
+                </w:p>
+              </w:tc>
+              <w:tc>
+                <w:tcPr>
+                  <w:tcBorders>
+                    <w:top w:val="single" w:space="0" w:color="D3D3D3"/>
+                    <w:bottom w:val="single" w:space="0" w:color="D3D3D3"/>
+                    <w:start w:val="single" w:space="0" w:color="D3D3D3"/>
+                    <w:end w:val="single" w:space="0" w:color="D3D3D3"/>
+                  </w:tcBorders>
+                </w:tcPr>
+                <w:p>
+                  <w:pPr>
+                    <w:spacing w:before="0" w:after="60"/>
+                    <w:keepNext/>
+                    <w:jc w:val="end"/>
+                  </w:pPr>
+                  <w:r>
+                    <w:rPr>
+                      <w:rFonts w:ascii="Calibri" w:hAnsi="Calibri"/>
+                      <w:sz w:val="20"/>
+                    </w:rPr>
+                    <w:t xml:space="default">100</w:t>
+                  </w:r>
+                </w:p>
+              </w:tc>
+            </w:tr>
+            <w:tr>
+              <w:trPr>
+                <w:cantSplit/>
+              </w:trPr>
+              <w:tc>
+                <w:tcPr>
+                  <w:tcBorders>
+                    <w:top w:val="single" w:sz="16" w:space="0" w:color="D3D3D3"/>
+                    <w:bottom w:val="single" w:sz="16" w:space="0" w:color="D3D3D3"/>
+                    <w:start w:val="single" w:space="0" w:color="D3D3D3"/>
+                    <w:end w:val="single" w:space="0" w:color="D3D3D3"/>
+                  </w:tcBorders>
+                  <w:tcMar>
+                    <w:top w:w="25" w:type="dxa"/>
+                  </w:tcMar>
+                  <w:gridSpan w:val="6"/>
+                </w:tcPr>
+                <w:p>
+                  <w:pPr>
+                    <w:spacing w:before="0" w:after="60"/>
+                    <w:keepNext/>
+                  </w:pPr>
+                  <w:r>
+                    <w:rPr>
+                      <w:i/>
+                      <w:rFonts w:ascii="Calibri" w:hAnsi="Calibri"/>
+                      <w:sz w:val="20"/>
+                    </w:rPr>
+                    <w:t xml:space="preserve">Outcome variables</w:t>
+                  </w:r>
+                </w:p>
+              </w:tc>
+            </w:tr>
+            <w:tr>
+              <w:trPr>
+                <w:cantSplit/>
+              </w:trPr>
+              <w:tc>
+                <w:tcPr>
+                  <w:tcBorders>
+                    <w:top w:val="single" w:space="0" w:color="D3D3D3"/>
+                    <w:bottom w:val="single" w:space="0" w:color="D3D3D3"/>
+                    <w:start w:val="single" w:space="0" w:color="D3D3D3"/>
+                    <w:end w:val="single" w:space="0" w:color="D3D3D3"/>
+                  </w:tcBorders>
+                </w:tcPr>
+                <w:p>
+                  <w:pPr>
+                    <w:spacing w:before="0" w:after="60"/>
+                    <w:keepNext/>
+                    <w:jc w:val="start"/>
+                  </w:pPr>
+                  <w:r>
+                    <w:rPr>
+                      <w:rFonts w:ascii="Calibri" w:hAnsi="Calibri"/>
+                      <w:sz w:val="20"/>
+                    </w:rPr>
+                    <w:t xml:space="default">Residential tree canopy cover (%)</w:t>
+                  </w:r>
+                </w:p>
+              </w:tc>
+              <w:tc>
+                <w:tcPr>
+                  <w:tcBorders>
+                    <w:top w:val="single" w:space="0" w:color="D3D3D3"/>
+                    <w:bottom w:val="single" w:space="0" w:color="D3D3D3"/>
+                    <w:start w:val="single" w:space="0" w:color="D3D3D3"/>
+                    <w:end w:val="single" w:space="0" w:color="D3D3D3"/>
+                  </w:tcBorders>
+                </w:tcPr>
+                <w:p>
+                  <w:pPr>
+                    <w:spacing w:before="0" w:after="60"/>
+                    <w:keepNext/>
+                    <w:jc w:val="end"/>
+                  </w:pPr>
+                  <w:r>
+                    <w:rPr>
+                      <w:rFonts w:ascii="Calibri" w:hAnsi="Calibri"/>
+                      <w:sz w:val="20"/>
+                    </w:rPr>
+                    <w:t xml:space="default">11.9</w:t>
+                  </w:r>
+                </w:p>
+              </w:tc>
+              <w:tc>
+                <w:tcPr>
+                  <w:tcBorders>
+                    <w:top w:val="single" w:space="0" w:color="D3D3D3"/>
+                    <w:bottom w:val="single" w:space="0" w:color="D3D3D3"/>
+                    <w:start w:val="single" w:space="0" w:color="D3D3D3"/>
+                    <w:end w:val="single" w:space="0" w:color="D3D3D3"/>
+                  </w:tcBorders>
+                </w:tcPr>
+                <w:p>
+                  <w:pPr>
+                    <w:spacing w:before="0" w:after="60"/>
+                    <w:keepNext/>
+                    <w:jc w:val="end"/>
+                  </w:pPr>
+                  <w:r>
+                    <w:rPr>
+                      <w:rFonts w:ascii="Calibri" w:hAnsi="Calibri"/>
+                      <w:sz w:val="20"/>
+                    </w:rPr>
+                    <w:t xml:space="default">4.3</w:t>
+                  </w:r>
+                </w:p>
+              </w:tc>
+              <w:tc>
+                <w:tcPr>
+                  <w:tcBorders>
+                    <w:top w:val="single" w:space="0" w:color="D3D3D3"/>
+                    <w:bottom w:val="single" w:space="0" w:color="D3D3D3"/>
+                    <w:start w:val="single" w:space="0" w:color="D3D3D3"/>
+                    <w:end w:val="single" w:space="0" w:color="D3D3D3"/>
+                  </w:tcBorders>
+                </w:tcPr>
+                <w:p>
+                  <w:pPr>
+                    <w:spacing w:before="0" w:after="60"/>
+                    <w:keepNext/>
+                    <w:jc w:val="end"/>
+                  </w:pPr>
+                  <w:r>
+                    <w:rPr>
+                      <w:rFonts w:ascii="Calibri" w:hAnsi="Calibri"/>
+                      <w:sz w:val="20"/>
+                    </w:rPr>
+                    <w:t xml:space="default">11.1</w:t>
+                  </w:r>
+                </w:p>
+              </w:tc>
+              <w:tc>
+                <w:tcPr>
+                  <w:tcBorders>
+                    <w:top w:val="single" w:space="0" w:color="D3D3D3"/>
+                    <w:bottom w:val="single" w:space="0" w:color="D3D3D3"/>
+                    <w:start w:val="single" w:space="0" w:color="D3D3D3"/>
+                    <w:end w:val="single" w:space="0" w:color="D3D3D3"/>
+                  </w:tcBorders>
+                </w:tcPr>
+                <w:p>
+                  <w:pPr>
+                    <w:spacing w:before="0" w:after="60"/>
+                    <w:keepNext/>
+                    <w:jc w:val="end"/>
+                  </w:pPr>
+                  <w:r>
+                    <w:rPr>
+                      <w:rFonts w:ascii="Calibri" w:hAnsi="Calibri"/>
+                      <w:sz w:val="20"/>
+                    </w:rPr>
+                    <w:t xml:space="default">2.6</w:t>
+                  </w:r>
+                </w:p>
+              </w:tc>
+              <w:tc>
+                <w:tcPr>
+                  <w:tcBorders>
+                    <w:top w:val="single" w:space="0" w:color="D3D3D3"/>
+                    <w:bottom w:val="single" w:space="0" w:color="D3D3D3"/>
+                    <w:start w:val="single" w:space="0" w:color="D3D3D3"/>
+                    <w:end w:val="single" w:space="0" w:color="D3D3D3"/>
+                  </w:tcBorders>
+                </w:tcPr>
+                <w:p>
+                  <w:pPr>
+                    <w:spacing w:before="0" w:after="60"/>
+                    <w:keepNext/>
+                    <w:jc w:val="end"/>
+                  </w:pPr>
+                  <w:r>
+                    <w:rPr>
+                      <w:rFonts w:ascii="Calibri" w:hAnsi="Calibri"/>
+                      <w:sz w:val="20"/>
+                    </w:rPr>
+                    <w:t xml:space="default">28.2</w:t>
+                  </w:r>
+                </w:p>
+              </w:tc>
+            </w:tr>
+            <w:tr>
+              <w:trPr>
+                <w:cantSplit/>
+              </w:trPr>
+              <w:tc>
+                <w:tcPr>
+                  <w:tcBorders>
+                    <w:top w:val="single" w:sz="16" w:space="0" w:color="D3D3D3"/>
+                    <w:bottom w:val="single" w:sz="16" w:space="0" w:color="D3D3D3"/>
+                    <w:start w:val="single" w:space="0" w:color="D3D3D3"/>
+                    <w:end w:val="single" w:space="0" w:color="D3D3D3"/>
+                  </w:tcBorders>
+                  <w:tcMar>
+                    <w:top w:w="25" w:type="dxa"/>
+                  </w:tcMar>
+                  <w:gridSpan w:val="6"/>
+                </w:tcPr>
+                <w:p>
+                  <w:pPr>
+                    <w:spacing w:before="0" w:after="60"/>
+                    <w:keepNext/>
+                  </w:pPr>
+                  <w:r>
+                    <w:rPr>
+                      <w:rFonts w:ascii="Calibri" w:hAnsi="Calibri"/>
+                      <w:sz w:val="20"/>
+                    </w:rPr>
+                    <w:t xml:space="default"/>
+                  </w:r>
+                </w:p>
+              </w:tc>
+            </w:tr>
+            <w:tr>
+              <w:trPr>
+                <w:cantSplit/>
+              </w:trPr>
+              <w:tc>
+                <w:tcPr>
+                  <w:tcBorders>
+                    <w:top w:val="single" w:space="0" w:color="D3D3D3"/>
+                    <w:bottom w:val="single" w:space="0" w:color="D3D3D3"/>
+                    <w:start w:val="single" w:space="0" w:color="D3D3D3"/>
+                    <w:end w:val="single" w:space="0" w:color="D3D3D3"/>
+                  </w:tcBorders>
+                </w:tcPr>
+                <w:p>
+                  <w:pPr>
+                    <w:spacing w:before="0" w:after="60"/>
+                    <w:keepNext/>
+                    <w:jc w:val="start"/>
+                  </w:pPr>
+                  <w:r>
+                    <w:rPr>
+                      <w:rFonts w:ascii="Calibri" w:hAnsi="Calibri"/>
+                      <w:sz w:val="20"/>
+                    </w:rPr>
+                    <w:t xml:space="default">Park tree access score</w:t>
+                  </w:r>
+                </w:p>
+              </w:tc>
+              <w:tc>
+                <w:tcPr>
+                  <w:tcBorders>
+                    <w:top w:val="single" w:space="0" w:color="D3D3D3"/>
+                    <w:bottom w:val="single" w:space="0" w:color="D3D3D3"/>
+                    <w:start w:val="single" w:space="0" w:color="D3D3D3"/>
+                    <w:end w:val="single" w:space="0" w:color="D3D3D3"/>
+                  </w:tcBorders>
+                </w:tcPr>
+                <w:p>
+                  <w:pPr>
+                    <w:spacing w:before="0" w:after="60"/>
+                    <w:keepNext/>
+                    <w:jc w:val="end"/>
+                  </w:pPr>
+                  <w:r>
+                    <w:rPr>
+                      <w:rFonts w:ascii="Calibri" w:hAnsi="Calibri"/>
+                      <w:sz w:val="20"/>
+                    </w:rPr>
+                    <w:t xml:space="default">105.7</w:t>
+                  </w:r>
+                </w:p>
+              </w:tc>
+              <w:tc>
+                <w:tcPr>
+                  <w:tcBorders>
+                    <w:top w:val="single" w:space="0" w:color="D3D3D3"/>
+                    <w:bottom w:val="single" w:space="0" w:color="D3D3D3"/>
+                    <w:start w:val="single" w:space="0" w:color="D3D3D3"/>
+                    <w:end w:val="single" w:space="0" w:color="D3D3D3"/>
+                  </w:tcBorders>
+                </w:tcPr>
+                <w:p>
+                  <w:pPr>
+                    <w:spacing w:before="0" w:after="60"/>
+                    <w:keepNext/>
+                    <w:jc w:val="end"/>
+                  </w:pPr>
+                  <w:r>
+                    <w:rPr>
+                      <w:rFonts w:ascii="Calibri" w:hAnsi="Calibri"/>
+                      <w:sz w:val="20"/>
+                    </w:rPr>
+                    <w:t xml:space="default">58.5</w:t>
+                  </w:r>
+                </w:p>
+              </w:tc>
+              <w:tc>
+                <w:tcPr>
+                  <w:tcBorders>
+                    <w:top w:val="single" w:space="0" w:color="D3D3D3"/>
+                    <w:bottom w:val="single" w:space="0" w:color="D3D3D3"/>
+                    <w:start w:val="single" w:space="0" w:color="D3D3D3"/>
+                    <w:end w:val="single" w:space="0" w:color="D3D3D3"/>
+                  </w:tcBorders>
+                </w:tcPr>
+                <w:p>
+                  <w:pPr>
+                    <w:spacing w:before="0" w:after="60"/>
+                    <w:keepNext/>
+                    <w:jc w:val="end"/>
+                  </w:pPr>
+                  <w:r>
+                    <w:rPr>
+                      <w:rFonts w:ascii="Calibri" w:hAnsi="Calibri"/>
+                      <w:sz w:val="20"/>
+                    </w:rPr>
+                    <w:t xml:space="default">97.3</w:t>
+                  </w:r>
+                </w:p>
+              </w:tc>
+              <w:tc>
+                <w:tcPr>
+                  <w:tcBorders>
+                    <w:top w:val="single" w:space="0" w:color="D3D3D3"/>
+                    <w:bottom w:val="single" w:space="0" w:color="D3D3D3"/>
+                    <w:start w:val="single" w:space="0" w:color="D3D3D3"/>
+                    <w:end w:val="single" w:space="0" w:color="D3D3D3"/>
+                  </w:tcBorders>
+                </w:tcPr>
+                <w:p>
+                  <w:pPr>
+                    <w:spacing w:before="0" w:after="60"/>
+                    <w:keepNext/>
+                    <w:jc w:val="end"/>
+                  </w:pPr>
+                  <w:r>
+                    <w:rPr>
+                      <w:rFonts w:ascii="Calibri" w:hAnsi="Calibri"/>
+                      <w:sz w:val="20"/>
+                    </w:rPr>
+                    <w:t xml:space="default">1.4</w:t>
+                  </w:r>
+                </w:p>
+              </w:tc>
+              <w:tc>
+                <w:tcPr>
+                  <w:tcBorders>
+                    <w:top w:val="single" w:space="0" w:color="D3D3D3"/>
+                    <w:bottom w:val="single" w:space="0" w:color="D3D3D3"/>
+                    <w:start w:val="single" w:space="0" w:color="D3D3D3"/>
+                    <w:end w:val="single" w:space="0" w:color="D3D3D3"/>
+                  </w:tcBorders>
+                </w:tcPr>
+                <w:p>
+                  <w:pPr>
+                    <w:spacing w:before="0" w:after="60"/>
+                    <w:keepNext/>
+                    <w:jc w:val="end"/>
+                  </w:pPr>
+                  <w:r>
+                    <w:rPr>
+                      <w:rFonts w:ascii="Calibri" w:hAnsi="Calibri"/>
+                      <w:sz w:val="20"/>
+                    </w:rPr>
+                    <w:t xml:space="default">568.0</w:t>
+                  </w:r>
+                </w:p>
+              </w:tc>
+            </w:tr>
+            <w:tr>
+              <w:trPr>
+                <w:cantSplit/>
+              </w:trPr>
+              <w:tc>
+                <w:tcPr>
+                  <w:gridSpan w:val="6"/>
+                </w:tcPr>
+                <w:p>
+                  <w:pPr>
+                    <w:spacing w:before="0" w:after="60"/>
+                    <w:keepNext/>
+                    <w:jc w:val="start"/>
+                  </w:pPr>
+                  <w:r>
+                    <w:rPr>
+                      <w:i/>
+                      <w:rFonts w:ascii="Calibri" w:hAnsi="Calibri"/>
+                      <w:sz w:val="20"/>
+                    </w:rPr>
+                    <w:t xml:space="preserve">N</w:t>
+                  </w:r>
+                  <w:r>
+                    <w:rPr>
+                      <w:rFonts w:ascii="Calibri" w:hAnsi="Calibri"/>
+                      <w:sz w:val="20"/>
+                    </w:rPr>
+                    <w:t xml:space="preserve"> = 988 block groups</w:t>
+                  </w:r>
+                </w:p>
+              </w:tc>
+            </w:tr>
+          </w:tbl>
+          <w:p>
+            <w:pPr>
+              <w:jc w:val="center"/>
+            </w:pPr>
+            <w:pPr>
+              <w:jc w:val="left"/>
+              <w:spacing w:before="200"/>
+              <w:pStyle w:val="ImageCaption"/>
+            </w:pPr>
+            <w:r>
+              <w:t xml:space="preserve">Table 4: Descriptive statistics of the dataset</w:t>
+            </w:r>
+          </w:p>
+          <w:bookmarkEnd w:id="12"/>
+        </w:tc>
+      </w:tr>
+    </w:tbl>
+    <w:tbl xmlns:w="http://schemas.openxmlformats.org/wordprocessingml/2006/main" xmlns:r="http://schemas.openxmlformats.org/officeDocument/2006/relationships" xmlns:w14="http://schemas.microsoft.com/office/word/2010/wordml" xmlns:wp="http://schemas.openxmlformats.org/drawingml/2006/wordprocessingDrawing" xmlns:a="http://schemas.openxmlformats.org/drawingml/2006/main" xmlns:pic="http://schemas.openxmlformats.org/drawingml/2006/picture">
+      <w:tblPr>
+        <w:tblLayout w:type="fixed"/>
+        <w:jc w:val="center"/>
+        <w:tblLook w:firstRow="1" w:lastRow="0" w:firstColumn="0" w:lastColumn="0" w:noHBand="0" w:noVBand="1"/>
+      </w:tblPr>
+      <w:tblGrid>
+        <w:gridCol w:w="3568"/>
+        <w:gridCol w:w="817"/>
+        <w:gridCol w:w="695"/>
+        <w:gridCol w:w="988"/>
+        <w:gridCol w:w="634"/>
+        <w:gridCol w:w="817"/>
+      </w:tblGrid>
+      <w:tr>
+        <w:trPr>
+          <w:trHeight w:val="360" w:hRule="auto"/>
+          <w:tblHeader/>
+        </w:trPr>
+        <w:tc>
+          <w:tcPr>
+            <w:tcBorders>
+              <w:bottom w:val="single" w:sz="12" w:space="0" w:color="666666"/>
+              <w:top w:val="single" w:sz="12" w:space="0" w:color="666666"/>
+              <w:left w:val="none" w:sz="0" w:space="0" w:color="000000"/>
+              <w:right w:val="none" w:sz="0" w:space="0" w:color="000000"/>
+            </w:tcBorders>
+            <w:shd w:val="clear" w:color="auto" w:fill="FFFFFF"/>
+            <w:tcMar>
+              <w:top w:w="0" w:type="dxa"/>
+              <w:bottom w:w="0" w:type="dxa"/>
+              <w:left w:w="0" w:type="dxa"/>
+              <w:right w:w="0" w:type="dxa"/>
+            </w:tcMar>
+            <w:vAlign w:val="center"/>
+          </w:tcPr>
+          <w:p>
+            <w:pPr>
+              <w:jc w:val="left"/>
+              <w:pBdr>
+                <w:bottom w:val="none" w:sz="0" w:space="0" w:color="000000"/>
+                <w:top w:val="none" w:sz="0" w:space="0" w:color="000000"/>
+                <w:left w:val="none" w:sz="0" w:space="0" w:color="000000"/>
+                <w:right w:val="none" w:sz="0" w:space="0" w:color="000000"/>
+              </w:pBdr>
+              <w:spacing w:after="100" w:before="100" w:line="240"/>
+              <w:ind w:left="100" w:right="100" w:firstLine="0" w:firstLineChars="0"/>
+              <w:rPr>
+                <w:rFonts w:ascii="Arial" w:hAnsi="Arial" w:eastAsia="Arial" w:cs="Arial"/>
+                <w:i w:val="false"/>
+                <w:b w:val="false"/>
+                <w:u w:val="none"/>
+                <w:strike w:val="false"/>
+                <w:sz w:val="22"/>
+                <w:szCs w:val="22"/>
+                <w:color w:val="000000"/>
+              </w:rPr>
+            </w:pPr>
+            <w:r xmlns:w="http://schemas.openxmlformats.org/wordprocessingml/2006/main" xmlns:wp="http://schemas.openxmlformats.org/drawingml/2006/wordprocessingDrawing" xmlns:r="http://schemas.openxmlformats.org/officeDocument/2006/relationships" xmlns:w14="http://schemas.microsoft.com/office/word/2010/wordml">
+              <w:rPr>
+                <w:rFonts w:ascii="Arial" w:hAnsi="Arial" w:eastAsia="Arial" w:cs="Arial"/>
+                <w:i w:val="false"/>
+                <w:b w:val="false"/>
+                <w:u w:val="none"/>
+                <w:strike w:val="false"/>
+                <w:sz w:val="22"/>
+                <w:szCs w:val="22"/>
+                <w:color w:val="000000"/>
+              </w:rPr>
+              <w:t xml:space="preserve"/>
+            </w:r>
+          </w:p>
+        </w:tc>
+        <w:tc>
+          <w:tcPr>
+            <w:tcBorders>
+              <w:bottom w:val="single" w:sz="12" w:space="0" w:color="666666"/>
+              <w:top w:val="single" w:sz="12" w:space="0" w:color="666666"/>
+              <w:left w:val="none" w:sz="0" w:space="0" w:color="000000"/>
+              <w:right w:val="none" w:sz="0" w:space="0" w:color="000000"/>
+            </w:tcBorders>
+            <w:shd w:val="clear" w:color="auto" w:fill="FFFFFF"/>
+            <w:tcMar>
+              <w:top w:w="0" w:type="dxa"/>
+              <w:bottom w:w="0" w:type="dxa"/>
+              <w:left w:w="0" w:type="dxa"/>
+              <w:right w:w="0" w:type="dxa"/>
+            </w:tcMar>
+            <w:vAlign w:val="center"/>
+          </w:tcPr>
+          <w:p>
+            <w:pPr>
+              <w:jc w:val="left"/>
+              <w:pBdr>
+                <w:bottom w:val="none" w:sz="0" w:space="0" w:color="000000"/>
+                <w:top w:val="none" w:sz="0" w:space="0" w:color="000000"/>
+                <w:left w:val="none" w:sz="0" w:space="0" w:color="000000"/>
+                <w:right w:val="none" w:sz="0" w:space="0" w:color="000000"/>
+              </w:pBdr>
+              <w:spacing w:after="100" w:before="100" w:line="240"/>
+              <w:ind w:left="100" w:right="100" w:firstLine="0" w:firstLineChars="0"/>
+              <w:rPr>
+                <w:rFonts w:ascii="Arial" w:hAnsi="Arial" w:eastAsia="Arial" w:cs="Arial"/>
+                <w:i w:val="false"/>
+                <w:b w:val="false"/>
+                <w:u w:val="none"/>
+                <w:strike w:val="false"/>
+                <w:sz w:val="22"/>
+                <w:szCs w:val="22"/>
+                <w:color w:val="000000"/>
+              </w:rPr>
+            </w:pPr>
+            <w:r xmlns:w="http://schemas.openxmlformats.org/wordprocessingml/2006/main" xmlns:wp="http://schemas.openxmlformats.org/drawingml/2006/wordprocessingDrawing" xmlns:r="http://schemas.openxmlformats.org/officeDocument/2006/relationships" xmlns:w14="http://schemas.microsoft.com/office/word/2010/wordml">
+              <w:rPr>
+                <w:rFonts w:ascii="Arial" w:hAnsi="Arial" w:eastAsia="Arial" w:cs="Arial"/>
+                <w:i w:val="false"/>
+                <w:b w:val="false"/>
+                <w:u w:val="none"/>
+                <w:strike w:val="false"/>
+                <w:sz w:val="22"/>
+                <w:szCs w:val="22"/>
+                <w:color w:val="000000"/>
+              </w:rPr>
+              <w:t xml:space="preserve">Mean</w:t>
+            </w:r>
+          </w:p>
+        </w:tc>
+        <w:tc>
+          <w:tcPr>
+            <w:tcBorders>
+              <w:bottom w:val="single" w:sz="12" w:space="0" w:color="666666"/>
+              <w:top w:val="single" w:sz="12" w:space="0" w:color="666666"/>
+              <w:left w:val="none" w:sz="0" w:space="0" w:color="000000"/>
+              <w:right w:val="none" w:sz="0" w:space="0" w:color="000000"/>
+            </w:tcBorders>
+            <w:shd w:val="clear" w:color="auto" w:fill="FFFFFF"/>
+            <w:tcMar>
+              <w:top w:w="0" w:type="dxa"/>
+              <w:bottom w:w="0" w:type="dxa"/>
+              <w:left w:w="0" w:type="dxa"/>
+              <w:right w:w="0" w:type="dxa"/>
+            </w:tcMar>
+            <w:vAlign w:val="center"/>
+          </w:tcPr>
+          <w:p>
+            <w:pPr>
+              <w:jc w:val="left"/>
+              <w:pBdr>
+                <w:bottom w:val="none" w:sz="0" w:space="0" w:color="000000"/>
+                <w:top w:val="none" w:sz="0" w:space="0" w:color="000000"/>
+                <w:left w:val="none" w:sz="0" w:space="0" w:color="000000"/>
+                <w:right w:val="none" w:sz="0" w:space="0" w:color="000000"/>
+              </w:pBdr>
+              <w:spacing w:after="100" w:before="100" w:line="240"/>
+              <w:ind w:left="100" w:right="100" w:firstLine="0" w:firstLineChars="0"/>
+              <w:rPr>
+                <w:rFonts w:ascii="Arial" w:hAnsi="Arial" w:eastAsia="Arial" w:cs="Arial"/>
+                <w:i w:val="false"/>
+                <w:b w:val="false"/>
+                <w:u w:val="none"/>
+                <w:strike w:val="false"/>
+                <w:sz w:val="22"/>
+                <w:szCs w:val="22"/>
+                <w:color w:val="000000"/>
+              </w:rPr>
+            </w:pPr>
+            <w:r xmlns:w="http://schemas.openxmlformats.org/wordprocessingml/2006/main" xmlns:wp="http://schemas.openxmlformats.org/drawingml/2006/wordprocessingDrawing" xmlns:r="http://schemas.openxmlformats.org/officeDocument/2006/relationships" xmlns:w14="http://schemas.microsoft.com/office/word/2010/wordml">
+              <w:rPr>
+                <w:rFonts w:ascii="Arial" w:hAnsi="Arial" w:eastAsia="Arial" w:cs="Arial"/>
+                <w:i w:val="false"/>
+                <w:b w:val="false"/>
+                <w:u w:val="none"/>
+                <w:strike w:val="false"/>
+                <w:sz w:val="22"/>
+                <w:szCs w:val="22"/>
+                <w:color w:val="000000"/>
+              </w:rPr>
+              <w:t xml:space="preserve">SD</w:t>
+            </w:r>
+          </w:p>
+        </w:tc>
+        <w:tc>
+          <w:tcPr>
+            <w:tcBorders>
+              <w:bottom w:val="single" w:sz="12" w:space="0" w:color="666666"/>
+              <w:top w:val="single" w:sz="12" w:space="0" w:color="666666"/>
+              <w:left w:val="none" w:sz="0" w:space="0" w:color="000000"/>
+              <w:right w:val="none" w:sz="0" w:space="0" w:color="000000"/>
+            </w:tcBorders>
+            <w:shd w:val="clear" w:color="auto" w:fill="FFFFFF"/>
+            <w:tcMar>
+              <w:top w:w="0" w:type="dxa"/>
+              <w:bottom w:w="0" w:type="dxa"/>
+              <w:left w:w="0" w:type="dxa"/>
+              <w:right w:w="0" w:type="dxa"/>
+            </w:tcMar>
+            <w:vAlign w:val="center"/>
+          </w:tcPr>
+          <w:p>
+            <w:pPr>
+              <w:jc w:val="left"/>
+              <w:pBdr>
+                <w:bottom w:val="none" w:sz="0" w:space="0" w:color="000000"/>
+                <w:top w:val="none" w:sz="0" w:space="0" w:color="000000"/>
+                <w:left w:val="none" w:sz="0" w:space="0" w:color="000000"/>
+                <w:right w:val="none" w:sz="0" w:space="0" w:color="000000"/>
+              </w:pBdr>
+              <w:spacing w:after="100" w:before="100" w:line="240"/>
+              <w:ind w:left="100" w:right="100" w:firstLine="0" w:firstLineChars="0"/>
+              <w:rPr>
+                <w:rFonts w:ascii="Arial" w:hAnsi="Arial" w:eastAsia="Arial" w:cs="Arial"/>
+                <w:i w:val="false"/>
+                <w:b w:val="false"/>
+                <w:u w:val="none"/>
+                <w:strike w:val="false"/>
+                <w:sz w:val="22"/>
+                <w:szCs w:val="22"/>
+                <w:color w:val="000000"/>
+              </w:rPr>
+            </w:pPr>
+            <w:r xmlns:w="http://schemas.openxmlformats.org/wordprocessingml/2006/main" xmlns:wp="http://schemas.openxmlformats.org/drawingml/2006/wordprocessingDrawing" xmlns:r="http://schemas.openxmlformats.org/officeDocument/2006/relationships" xmlns:w14="http://schemas.microsoft.com/office/word/2010/wordml">
+              <w:rPr>
+                <w:rFonts w:ascii="Arial" w:hAnsi="Arial" w:eastAsia="Arial" w:cs="Arial"/>
+                <w:i w:val="false"/>
+                <w:b w:val="false"/>
+                <w:u w:val="none"/>
+                <w:strike w:val="false"/>
+                <w:sz w:val="22"/>
+                <w:szCs w:val="22"/>
+                <w:color w:val="000000"/>
+              </w:rPr>
+              <w:t xml:space="preserve">Median</w:t>
+            </w:r>
+          </w:p>
+        </w:tc>
+        <w:tc>
+          <w:tcPr>
+            <w:tcBorders>
+              <w:bottom w:val="single" w:sz="12" w:space="0" w:color="666666"/>
+              <w:top w:val="single" w:sz="12" w:space="0" w:color="666666"/>
+              <w:left w:val="none" w:sz="0" w:space="0" w:color="000000"/>
+              <w:right w:val="none" w:sz="0" w:space="0" w:color="000000"/>
+            </w:tcBorders>
+            <w:shd w:val="clear" w:color="auto" w:fill="FFFFFF"/>
+            <w:tcMar>
+              <w:top w:w="0" w:type="dxa"/>
+              <w:bottom w:w="0" w:type="dxa"/>
+              <w:left w:w="0" w:type="dxa"/>
+              <w:right w:w="0" w:type="dxa"/>
+            </w:tcMar>
+            <w:vAlign w:val="center"/>
+          </w:tcPr>
+          <w:p>
+            <w:pPr>
+              <w:jc w:val="left"/>
+              <w:pBdr>
+                <w:bottom w:val="none" w:sz="0" w:space="0" w:color="000000"/>
+                <w:top w:val="none" w:sz="0" w:space="0" w:color="000000"/>
+                <w:left w:val="none" w:sz="0" w:space="0" w:color="000000"/>
+                <w:right w:val="none" w:sz="0" w:space="0" w:color="000000"/>
+              </w:pBdr>
+              <w:spacing w:after="100" w:before="100" w:line="240"/>
+              <w:ind w:left="100" w:right="100" w:firstLine="0" w:firstLineChars="0"/>
+              <w:rPr>
+                <w:rFonts w:ascii="Arial" w:hAnsi="Arial" w:eastAsia="Arial" w:cs="Arial"/>
+                <w:i w:val="false"/>
+                <w:b w:val="false"/>
+                <w:u w:val="none"/>
+                <w:strike w:val="false"/>
+                <w:sz w:val="22"/>
+                <w:szCs w:val="22"/>
+                <w:color w:val="000000"/>
+              </w:rPr>
+            </w:pPr>
+            <w:r xmlns:w="http://schemas.openxmlformats.org/wordprocessingml/2006/main" xmlns:wp="http://schemas.openxmlformats.org/drawingml/2006/wordprocessingDrawing" xmlns:r="http://schemas.openxmlformats.org/officeDocument/2006/relationships" xmlns:w14="http://schemas.microsoft.com/office/word/2010/wordml">
+              <w:rPr>
+                <w:rFonts w:ascii="Arial" w:hAnsi="Arial" w:eastAsia="Arial" w:cs="Arial"/>
+                <w:i w:val="false"/>
+                <w:b w:val="false"/>
+                <w:u w:val="none"/>
+                <w:strike w:val="false"/>
+                <w:sz w:val="22"/>
+                <w:szCs w:val="22"/>
+                <w:color w:val="000000"/>
+              </w:rPr>
+              <w:t xml:space="preserve">Min</w:t>
+            </w:r>
+          </w:p>
+        </w:tc>
+        <w:tc>
+          <w:tcPr>
+            <w:tcBorders>
+              <w:bottom w:val="single" w:sz="12" w:space="0" w:color="666666"/>
+              <w:top w:val="single" w:sz="12" w:space="0" w:color="666666"/>
+              <w:left w:val="none" w:sz="0" w:space="0" w:color="000000"/>
+              <w:right w:val="none" w:sz="0" w:space="0" w:color="000000"/>
+            </w:tcBorders>
+            <w:shd w:val="clear" w:color="auto" w:fill="FFFFFF"/>
+            <w:tcMar>
+              <w:top w:w="0" w:type="dxa"/>
+              <w:bottom w:w="0" w:type="dxa"/>
+              <w:left w:w="0" w:type="dxa"/>
+              <w:right w:w="0" w:type="dxa"/>
+            </w:tcMar>
+            <w:vAlign w:val="center"/>
+          </w:tcPr>
+          <w:p>
+            <w:pPr>
+              <w:jc w:val="left"/>
+              <w:pBdr>
+                <w:bottom w:val="none" w:sz="0" w:space="0" w:color="000000"/>
+                <w:top w:val="none" w:sz="0" w:space="0" w:color="000000"/>
+                <w:left w:val="none" w:sz="0" w:space="0" w:color="000000"/>
+                <w:right w:val="none" w:sz="0" w:space="0" w:color="000000"/>
+              </w:pBdr>
+              <w:spacing w:after="100" w:before="100" w:line="240"/>
+              <w:ind w:left="100" w:right="100" w:firstLine="0" w:firstLineChars="0"/>
+              <w:rPr>
+                <w:rFonts w:ascii="Arial" w:hAnsi="Arial" w:eastAsia="Arial" w:cs="Arial"/>
+                <w:i w:val="false"/>
+                <w:b w:val="false"/>
+                <w:u w:val="none"/>
+                <w:strike w:val="false"/>
+                <w:sz w:val="22"/>
+                <w:szCs w:val="22"/>
+                <w:color w:val="000000"/>
+              </w:rPr>
+            </w:pPr>
+            <w:r xmlns:w="http://schemas.openxmlformats.org/wordprocessingml/2006/main" xmlns:wp="http://schemas.openxmlformats.org/drawingml/2006/wordprocessingDrawing" xmlns:r="http://schemas.openxmlformats.org/officeDocument/2006/relationships" xmlns:w14="http://schemas.microsoft.com/office/word/2010/wordml">
+              <w:rPr>
+                <w:rFonts w:ascii="Arial" w:hAnsi="Arial" w:eastAsia="Arial" w:cs="Arial"/>
+                <w:i w:val="false"/>
+                <w:b w:val="false"/>
+                <w:u w:val="none"/>
+                <w:strike w:val="false"/>
+                <w:sz w:val="22"/>
+                <w:szCs w:val="22"/>
+                <w:color w:val="000000"/>
+              </w:rPr>
+              <w:t xml:space="preserve">Max</w:t>
+            </w:r>
+          </w:p>
+        </w:tc>
+      </w:tr>
+      <w:tr>
+        <w:trPr>
+          <w:trHeight w:val="360" w:hRule="auto"/>
+        </w:trPr>
+        <w:tc>
+          <w:tcPr>
+            <w:gridSpan w:val="6"/>
+            <w:tcBorders>
+              <w:bottom w:val="single" w:sz="8" w:space="0" w:color="666666"/>
+              <w:top w:val="single" w:sz="12" w:space="0" w:color="666666"/>
+              <w:left w:val="none" w:sz="0" w:space="0" w:color="000000"/>
+              <w:right w:val="none" w:sz="0" w:space="0" w:color="000000"/>
+            </w:tcBorders>
+            <w:shd w:val="clear" w:color="auto" w:fill="FFFFFF"/>
+            <w:tcMar>
+              <w:top w:w="0" w:type="dxa"/>
+              <w:bottom w:w="0" w:type="dxa"/>
+              <w:left w:w="0" w:type="dxa"/>
+              <w:right w:w="0" w:type="dxa"/>
+            </w:tcMar>
+            <w:vAlign w:val="center"/>
+          </w:tcPr>
+          <w:p>
+            <w:pPr>
+              <w:jc w:val="left"/>
+              <w:pBdr>
+                <w:bottom w:val="none" w:sz="0" w:space="0" w:color="000000"/>
+                <w:top w:val="none" w:sz="0" w:space="0" w:color="000000"/>
+                <w:left w:val="none" w:sz="0" w:space="0" w:color="000000"/>
+                <w:right w:val="none" w:sz="0" w:space="0" w:color="000000"/>
+              </w:pBdr>
+              <w:spacing w:after="100" w:before="100" w:line="240"/>
+              <w:ind w:left="100" w:right="100" w:firstLine="0" w:firstLineChars="0"/>
+              <w:rPr>
+                <w:rFonts w:ascii="Arial" w:hAnsi="Arial" w:eastAsia="Arial" w:cs="Arial"/>
+                <w:i w:val="true"/>
+                <w:b w:val="false"/>
+                <w:u w:val="none"/>
+                <w:strike w:val="false"/>
+                <w:sz w:val="22"/>
+                <w:szCs w:val="22"/>
+                <w:color w:val="000000"/>
+              </w:rPr>
+            </w:pPr>
+            <w:r xmlns:w="http://schemas.openxmlformats.org/wordprocessingml/2006/main" xmlns:wp="http://schemas.openxmlformats.org/drawingml/2006/wordprocessingDrawing" xmlns:r="http://schemas.openxmlformats.org/officeDocument/2006/relationships" xmlns:w14="http://schemas.microsoft.com/office/word/2010/wordml">
+              <w:rPr>
+                <w:rFonts w:ascii="Arial" w:hAnsi="Arial" w:eastAsia="Arial" w:cs="Arial"/>
+                <w:i w:val="true"/>
+                <w:b w:val="false"/>
+                <w:u w:val="none"/>
+                <w:strike w:val="false"/>
+                <w:sz w:val="22"/>
+                <w:szCs w:val="22"/>
+                <w:color w:val="000000"/>
+              </w:rPr>
+              <w:t xml:space="preserve">Block group characteristics</w:t>
+            </w:r>
+          </w:p>
+        </w:tc>
+      </w:tr>
+      <w:tr>
+        <w:trPr>
+          <w:trHeight w:val="360" w:hRule="auto"/>
+        </w:trPr>
+        <w:tc>
+          <w:tcPr>
+            <w:tcBorders>
+              <w:bottom w:val="none" w:sz="0" w:space="0" w:color="000000"/>
+              <w:top w:val="single" w:sz="8" w:space="0" w:color="666666"/>
+              <w:left w:val="none" w:sz="0" w:space="0" w:color="000000"/>
+              <w:right w:val="none" w:sz="0" w:space="0" w:color="000000"/>
+            </w:tcBorders>
+            <w:shd w:val="clear" w:color="auto" w:fill="FFFFFF"/>
+            <w:tcMar>
+              <w:top w:w="0" w:type="dxa"/>
+              <w:bottom w:w="0" w:type="dxa"/>
+              <w:left w:w="0" w:type="dxa"/>
+              <w:right w:w="0" w:type="dxa"/>
+            </w:tcMar>
+            <w:vAlign w:val="center"/>
+          </w:tcPr>
+          <w:p>
+            <w:pPr>
+              <w:jc w:val="left"/>
+              <w:pBdr>
+                <w:bottom w:val="none" w:sz="0" w:space="0" w:color="000000"/>
+                <w:top w:val="none" w:sz="0" w:space="0" w:color="000000"/>
+                <w:left w:val="none" w:sz="0" w:space="0" w:color="000000"/>
+                <w:right w:val="none" w:sz="0" w:space="0" w:color="000000"/>
+              </w:pBdr>
+              <w:spacing w:after="100" w:before="100" w:line="240"/>
+              <w:ind w:left="100" w:right="100" w:firstLine="0" w:firstLineChars="0"/>
+              <w:rPr>
+                <w:rFonts w:ascii="Arial" w:hAnsi="Arial" w:eastAsia="Arial" w:cs="Arial"/>
+                <w:i w:val="false"/>
+                <w:b w:val="false"/>
+                <w:u w:val="none"/>
+                <w:strike w:val="false"/>
+                <w:sz w:val="22"/>
+                <w:szCs w:val="22"/>
+                <w:color w:val="000000"/>
+              </w:rPr>
+            </w:pPr>
+            <w:r xmlns:w="http://schemas.openxmlformats.org/wordprocessingml/2006/main" xmlns:wp="http://schemas.openxmlformats.org/drawingml/2006/wordprocessingDrawing" xmlns:r="http://schemas.openxmlformats.org/officeDocument/2006/relationships" xmlns:w14="http://schemas.microsoft.com/office/word/2010/wordml">
+              <w:rPr>
+                <w:rFonts w:ascii="Arial" w:hAnsi="Arial" w:eastAsia="Arial" w:cs="Arial"/>
+                <w:i w:val="false"/>
+                <w:b w:val="false"/>
+                <w:u w:val="none"/>
+                <w:strike w:val="false"/>
+                <w:sz w:val="22"/>
+                <w:szCs w:val="22"/>
+                <w:color w:val="000000"/>
+              </w:rPr>
+              <w:t xml:space="preserve">Total population</w:t>
+            </w:r>
+          </w:p>
+        </w:tc>
+        <w:tc>
+          <w:tcPr>
+            <w:tcBorders>
+              <w:bottom w:val="none" w:sz="0" w:space="0" w:color="000000"/>
+              <w:top w:val="single" w:sz="8" w:space="0" w:color="666666"/>
+              <w:left w:val="none" w:sz="0" w:space="0" w:color="000000"/>
+              <w:right w:val="none" w:sz="0" w:space="0" w:color="000000"/>
+            </w:tcBorders>
+            <w:shd w:val="clear" w:color="auto" w:fill="FFFFFF"/>
+            <w:tcMar>
+              <w:top w:w="0" w:type="dxa"/>
+              <w:bottom w:w="0" w:type="dxa"/>
+              <w:left w:w="0" w:type="dxa"/>
+              <w:right w:w="0" w:type="dxa"/>
+            </w:tcMar>
+            <w:vAlign w:val="center"/>
+          </w:tcPr>
+          <w:p>
+            <w:pPr>
+              <w:jc w:val="left"/>
+              <w:pBdr>
+                <w:bottom w:val="none" w:sz="0" w:space="0" w:color="000000"/>
+                <w:top w:val="none" w:sz="0" w:space="0" w:color="000000"/>
+                <w:left w:val="none" w:sz="0" w:space="0" w:color="000000"/>
+                <w:right w:val="none" w:sz="0" w:space="0" w:color="000000"/>
+              </w:pBdr>
+              <w:spacing w:after="100" w:before="100" w:line="240"/>
+              <w:ind w:left="100" w:right="100" w:firstLine="0" w:firstLineChars="0"/>
+              <w:rPr>
+                <w:rFonts w:ascii="Arial" w:hAnsi="Arial" w:eastAsia="Arial" w:cs="Arial"/>
+                <w:i w:val="false"/>
+                <w:b w:val="false"/>
+                <w:u w:val="none"/>
+                <w:strike w:val="false"/>
+                <w:sz w:val="22"/>
+                <w:szCs w:val="22"/>
+                <w:color w:val="000000"/>
+              </w:rPr>
+            </w:pPr>
+            <w:r xmlns:w="http://schemas.openxmlformats.org/wordprocessingml/2006/main" xmlns:wp="http://schemas.openxmlformats.org/drawingml/2006/wordprocessingDrawing" xmlns:r="http://schemas.openxmlformats.org/officeDocument/2006/relationships" xmlns:w14="http://schemas.microsoft.com/office/word/2010/wordml">
+              <w:rPr>
+                <w:rFonts w:ascii="Arial" w:hAnsi="Arial" w:eastAsia="Arial" w:cs="Arial"/>
+                <w:i w:val="false"/>
+                <w:b w:val="false"/>
+                <w:u w:val="none"/>
+                <w:strike w:val="false"/>
+                <w:sz w:val="22"/>
+                <w:szCs w:val="22"/>
+                <w:color w:val="000000"/>
+              </w:rPr>
+              <w:t xml:space="preserve">1597</w:t>
+            </w:r>
+          </w:p>
+        </w:tc>
+        <w:tc>
+          <w:tcPr>
+            <w:tcBorders>
+              <w:bottom w:val="none" w:sz="0" w:space="0" w:color="000000"/>
+              <w:top w:val="single" w:sz="8" w:space="0" w:color="666666"/>
+              <w:left w:val="none" w:sz="0" w:space="0" w:color="000000"/>
+              <w:right w:val="none" w:sz="0" w:space="0" w:color="000000"/>
+            </w:tcBorders>
+            <w:shd w:val="clear" w:color="auto" w:fill="FFFFFF"/>
+            <w:tcMar>
+              <w:top w:w="0" w:type="dxa"/>
+              <w:bottom w:w="0" w:type="dxa"/>
+              <w:left w:w="0" w:type="dxa"/>
+              <w:right w:w="0" w:type="dxa"/>
+            </w:tcMar>
+            <w:vAlign w:val="center"/>
+          </w:tcPr>
+          <w:p>
+            <w:pPr>
+              <w:jc w:val="left"/>
+              <w:pBdr>
+                <w:bottom w:val="none" w:sz="0" w:space="0" w:color="000000"/>
+                <w:top w:val="none" w:sz="0" w:space="0" w:color="000000"/>
+                <w:left w:val="none" w:sz="0" w:space="0" w:color="000000"/>
+                <w:right w:val="none" w:sz="0" w:space="0" w:color="000000"/>
+              </w:pBdr>
+              <w:spacing w:after="100" w:before="100" w:line="240"/>
+              <w:ind w:left="100" w:right="100" w:firstLine="0" w:firstLineChars="0"/>
+              <w:rPr>
+                <w:rFonts w:ascii="Arial" w:hAnsi="Arial" w:eastAsia="Arial" w:cs="Arial"/>
+                <w:i w:val="false"/>
+                <w:b w:val="false"/>
+                <w:u w:val="none"/>
+                <w:strike w:val="false"/>
+                <w:sz w:val="22"/>
+                <w:szCs w:val="22"/>
+                <w:color w:val="000000"/>
+              </w:rPr>
+            </w:pPr>
+            <w:r xmlns:w="http://schemas.openxmlformats.org/wordprocessingml/2006/main" xmlns:wp="http://schemas.openxmlformats.org/drawingml/2006/wordprocessingDrawing" xmlns:r="http://schemas.openxmlformats.org/officeDocument/2006/relationships" xmlns:w14="http://schemas.microsoft.com/office/word/2010/wordml">
+              <w:rPr>
+                <w:rFonts w:ascii="Arial" w:hAnsi="Arial" w:eastAsia="Arial" w:cs="Arial"/>
+                <w:i w:val="false"/>
+                <w:b w:val="false"/>
+                <w:u w:val="none"/>
+                <w:strike w:val="false"/>
+                <w:sz w:val="22"/>
+                <w:szCs w:val="22"/>
+                <w:color w:val="000000"/>
+              </w:rPr>
+              <w:t xml:space="preserve">710</w:t>
+            </w:r>
+          </w:p>
+        </w:tc>
+        <w:tc>
+          <w:tcPr>
+            <w:tcBorders>
+              <w:bottom w:val="none" w:sz="0" w:space="0" w:color="000000"/>
+              <w:top w:val="single" w:sz="8" w:space="0" w:color="666666"/>
+              <w:left w:val="none" w:sz="0" w:space="0" w:color="000000"/>
+              <w:right w:val="none" w:sz="0" w:space="0" w:color="000000"/>
+            </w:tcBorders>
+            <w:shd w:val="clear" w:color="auto" w:fill="FFFFFF"/>
+            <w:tcMar>
+              <w:top w:w="0" w:type="dxa"/>
+              <w:bottom w:w="0" w:type="dxa"/>
+              <w:left w:w="0" w:type="dxa"/>
+              <w:right w:w="0" w:type="dxa"/>
+            </w:tcMar>
+            <w:vAlign w:val="center"/>
+          </w:tcPr>
+          <w:p>
+            <w:pPr>
+              <w:jc w:val="left"/>
+              <w:pBdr>
+                <w:bottom w:val="none" w:sz="0" w:space="0" w:color="000000"/>
+                <w:top w:val="none" w:sz="0" w:space="0" w:color="000000"/>
+                <w:left w:val="none" w:sz="0" w:space="0" w:color="000000"/>
+                <w:right w:val="none" w:sz="0" w:space="0" w:color="000000"/>
+              </w:pBdr>
+              <w:spacing w:after="100" w:before="100" w:line="240"/>
+              <w:ind w:left="100" w:right="100" w:firstLine="0" w:firstLineChars="0"/>
+              <w:rPr>
+                <w:rFonts w:ascii="Arial" w:hAnsi="Arial" w:eastAsia="Arial" w:cs="Arial"/>
+                <w:i w:val="false"/>
+                <w:b w:val="false"/>
+                <w:u w:val="none"/>
+                <w:strike w:val="false"/>
+                <w:sz w:val="22"/>
+                <w:szCs w:val="22"/>
+                <w:color w:val="000000"/>
+              </w:rPr>
+            </w:pPr>
+            <w:r xmlns:w="http://schemas.openxmlformats.org/wordprocessingml/2006/main" xmlns:wp="http://schemas.openxmlformats.org/drawingml/2006/wordprocessingDrawing" xmlns:r="http://schemas.openxmlformats.org/officeDocument/2006/relationships" xmlns:w14="http://schemas.microsoft.com/office/word/2010/wordml">
+              <w:rPr>
+                <w:rFonts w:ascii="Arial" w:hAnsi="Arial" w:eastAsia="Arial" w:cs="Arial"/>
+                <w:i w:val="false"/>
+                <w:b w:val="false"/>
+                <w:u w:val="none"/>
+                <w:strike w:val="false"/>
+                <w:sz w:val="22"/>
+                <w:szCs w:val="22"/>
+                <w:color w:val="000000"/>
+              </w:rPr>
+              <w:t xml:space="preserve">1499</w:t>
+            </w:r>
+          </w:p>
+        </w:tc>
+        <w:tc>
+          <w:tcPr>
+            <w:tcBorders>
+              <w:bottom w:val="none" w:sz="0" w:space="0" w:color="000000"/>
+              <w:top w:val="single" w:sz="8" w:space="0" w:color="666666"/>
+              <w:left w:val="none" w:sz="0" w:space="0" w:color="000000"/>
+              <w:right w:val="none" w:sz="0" w:space="0" w:color="000000"/>
+            </w:tcBorders>
+            <w:shd w:val="clear" w:color="auto" w:fill="FFFFFF"/>
+            <w:tcMar>
+              <w:top w:w="0" w:type="dxa"/>
+              <w:bottom w:w="0" w:type="dxa"/>
+              <w:left w:w="0" w:type="dxa"/>
+              <w:right w:w="0" w:type="dxa"/>
+            </w:tcMar>
+            <w:vAlign w:val="center"/>
+          </w:tcPr>
+          <w:p>
+            <w:pPr>
+              <w:jc w:val="left"/>
+              <w:pBdr>
+                <w:bottom w:val="none" w:sz="0" w:space="0" w:color="000000"/>
+                <w:top w:val="none" w:sz="0" w:space="0" w:color="000000"/>
+                <w:left w:val="none" w:sz="0" w:space="0" w:color="000000"/>
+                <w:right w:val="none" w:sz="0" w:space="0" w:color="000000"/>
+              </w:pBdr>
+              <w:spacing w:after="100" w:before="100" w:line="240"/>
+              <w:ind w:left="100" w:right="100" w:firstLine="0" w:firstLineChars="0"/>
+              <w:rPr>
+                <w:rFonts w:ascii="Arial" w:hAnsi="Arial" w:eastAsia="Arial" w:cs="Arial"/>
+                <w:i w:val="false"/>
+                <w:b w:val="false"/>
+                <w:u w:val="none"/>
+                <w:strike w:val="false"/>
+                <w:sz w:val="22"/>
+                <w:szCs w:val="22"/>
+                <w:color w:val="000000"/>
+              </w:rPr>
+            </w:pPr>
+            <w:r xmlns:w="http://schemas.openxmlformats.org/wordprocessingml/2006/main" xmlns:wp="http://schemas.openxmlformats.org/drawingml/2006/wordprocessingDrawing" xmlns:r="http://schemas.openxmlformats.org/officeDocument/2006/relationships" xmlns:w14="http://schemas.microsoft.com/office/word/2010/wordml">
+              <w:rPr>
+                <w:rFonts w:ascii="Arial" w:hAnsi="Arial" w:eastAsia="Arial" w:cs="Arial"/>
+                <w:i w:val="false"/>
+                <w:b w:val="false"/>
+                <w:u w:val="none"/>
+                <w:strike w:val="false"/>
+                <w:sz w:val="22"/>
+                <w:szCs w:val="22"/>
+                <w:color w:val="000000"/>
+              </w:rPr>
+              <w:t xml:space="preserve">102</w:t>
+            </w:r>
+          </w:p>
+        </w:tc>
+        <w:tc>
+          <w:tcPr>
+            <w:tcBorders>
+              <w:bottom w:val="none" w:sz="0" w:space="0" w:color="000000"/>
+              <w:top w:val="single" w:sz="8" w:space="0" w:color="666666"/>
+              <w:left w:val="none" w:sz="0" w:space="0" w:color="000000"/>
+              <w:right w:val="none" w:sz="0" w:space="0" w:color="000000"/>
+            </w:tcBorders>
+            <w:shd w:val="clear" w:color="auto" w:fill="FFFFFF"/>
+            <w:tcMar>
+              <w:top w:w="0" w:type="dxa"/>
+              <w:bottom w:w="0" w:type="dxa"/>
+              <w:left w:w="0" w:type="dxa"/>
+              <w:right w:w="0" w:type="dxa"/>
+            </w:tcMar>
+            <w:vAlign w:val="center"/>
+          </w:tcPr>
+          <w:p>
+            <w:pPr>
+              <w:jc w:val="left"/>
+              <w:pBdr>
+                <w:bottom w:val="none" w:sz="0" w:space="0" w:color="000000"/>
+                <w:top w:val="none" w:sz="0" w:space="0" w:color="000000"/>
+                <w:left w:val="none" w:sz="0" w:space="0" w:color="000000"/>
+                <w:right w:val="none" w:sz="0" w:space="0" w:color="000000"/>
+              </w:pBdr>
+              <w:spacing w:after="100" w:before="100" w:line="240"/>
+              <w:ind w:left="100" w:right="100" w:firstLine="0" w:firstLineChars="0"/>
+              <w:rPr>
+                <w:rFonts w:ascii="Arial" w:hAnsi="Arial" w:eastAsia="Arial" w:cs="Arial"/>
+                <w:i w:val="false"/>
+                <w:b w:val="false"/>
+                <w:u w:val="none"/>
+                <w:strike w:val="false"/>
+                <w:sz w:val="22"/>
+                <w:szCs w:val="22"/>
+                <w:color w:val="000000"/>
+              </w:rPr>
+            </w:pPr>
+            <w:r xmlns:w="http://schemas.openxmlformats.org/wordprocessingml/2006/main" xmlns:wp="http://schemas.openxmlformats.org/drawingml/2006/wordprocessingDrawing" xmlns:r="http://schemas.openxmlformats.org/officeDocument/2006/relationships" xmlns:w14="http://schemas.microsoft.com/office/word/2010/wordml">
+              <w:rPr>
+                <w:rFonts w:ascii="Arial" w:hAnsi="Arial" w:eastAsia="Arial" w:cs="Arial"/>
+                <w:i w:val="false"/>
+                <w:b w:val="false"/>
+                <w:u w:val="none"/>
+                <w:strike w:val="false"/>
+                <w:sz w:val="22"/>
+                <w:szCs w:val="22"/>
+                <w:color w:val="000000"/>
+              </w:rPr>
+              <w:t xml:space="preserve">6221</w:t>
+            </w:r>
+          </w:p>
+        </w:tc>
+      </w:tr>
+      <w:tr>
+        <w:trPr>
+          <w:trHeight w:val="360" w:hRule="auto"/>
+        </w:trPr>
+        <w:tc>
+          <w:tcPr>
+            <w:tcBorders>
+              <w:bottom w:val="none" w:sz="0" w:space="0" w:color="000000"/>
+              <w:top w:val="none" w:sz="0" w:space="0" w:color="000000"/>
+              <w:left w:val="none" w:sz="0" w:space="0" w:color="000000"/>
+              <w:right w:val="none" w:sz="0" w:space="0" w:color="000000"/>
+            </w:tcBorders>
+            <w:shd w:val="clear" w:color="auto" w:fill="FFFFFF"/>
+            <w:tcMar>
+              <w:top w:w="0" w:type="dxa"/>
+              <w:bottom w:w="0" w:type="dxa"/>
+              <w:left w:w="0" w:type="dxa"/>
+              <w:right w:w="0" w:type="dxa"/>
+            </w:tcMar>
+            <w:vAlign w:val="center"/>
+          </w:tcPr>
+          <w:p>
+            <w:pPr>
+              <w:jc w:val="left"/>
+              <w:pBdr>
+                <w:bottom w:val="none" w:sz="0" w:space="0" w:color="000000"/>
+                <w:top w:val="none" w:sz="0" w:space="0" w:color="000000"/>
+                <w:left w:val="none" w:sz="0" w:space="0" w:color="000000"/>
+                <w:right w:val="none" w:sz="0" w:space="0" w:color="000000"/>
+              </w:pBdr>
+              <w:spacing w:after="100" w:before="100" w:line="240"/>
+              <w:ind w:left="100" w:right="100" w:firstLine="0" w:firstLineChars="0"/>
+              <w:rPr>
+                <w:rFonts w:ascii="Arial" w:hAnsi="Arial" w:eastAsia="Arial" w:cs="Arial"/>
+                <w:i w:val="false"/>
+                <w:b w:val="false"/>
+                <w:u w:val="none"/>
+                <w:strike w:val="false"/>
+                <w:sz w:val="22"/>
+                <w:szCs w:val="22"/>
+                <w:color w:val="000000"/>
+              </w:rPr>
+            </w:pPr>
+            <w:r xmlns:w="http://schemas.openxmlformats.org/wordprocessingml/2006/main" xmlns:wp="http://schemas.openxmlformats.org/drawingml/2006/wordprocessingDrawing" xmlns:r="http://schemas.openxmlformats.org/officeDocument/2006/relationships" xmlns:w14="http://schemas.microsoft.com/office/word/2010/wordml">
+              <w:rPr>
+                <w:rFonts w:ascii="Arial" w:hAnsi="Arial" w:eastAsia="Arial" w:cs="Arial"/>
+                <w:i w:val="false"/>
+                <w:b w:val="false"/>
+                <w:u w:val="none"/>
+                <w:strike w:val="false"/>
+                <w:sz w:val="22"/>
+                <w:szCs w:val="22"/>
+                <w:color w:val="000000"/>
+              </w:rPr>
+              <w:t xml:space="preserve">Hispanic population (%)</w:t>
+            </w:r>
+          </w:p>
+        </w:tc>
+        <w:tc>
+          <w:tcPr>
+            <w:tcBorders>
+              <w:bottom w:val="none" w:sz="0" w:space="0" w:color="000000"/>
+              <w:top w:val="none" w:sz="0" w:space="0" w:color="000000"/>
+              <w:left w:val="none" w:sz="0" w:space="0" w:color="000000"/>
+              <w:right w:val="none" w:sz="0" w:space="0" w:color="000000"/>
+            </w:tcBorders>
+            <w:shd w:val="clear" w:color="auto" w:fill="FFFFFF"/>
+            <w:tcMar>
+              <w:top w:w="0" w:type="dxa"/>
+              <w:bottom w:w="0" w:type="dxa"/>
+              <w:left w:w="0" w:type="dxa"/>
+              <w:right w:w="0" w:type="dxa"/>
+            </w:tcMar>
+            <w:vAlign w:val="center"/>
+          </w:tcPr>
+          <w:p>
+            <w:pPr>
+              <w:jc w:val="left"/>
+              <w:pBdr>
+                <w:bottom w:val="none" w:sz="0" w:space="0" w:color="000000"/>
+                <w:top w:val="none" w:sz="0" w:space="0" w:color="000000"/>
+                <w:left w:val="none" w:sz="0" w:space="0" w:color="000000"/>
+                <w:right w:val="none" w:sz="0" w:space="0" w:color="000000"/>
+              </w:pBdr>
+              <w:spacing w:after="100" w:before="100" w:line="240"/>
+              <w:ind w:left="100" w:right="100" w:firstLine="0" w:firstLineChars="0"/>
+              <w:rPr>
+                <w:rFonts w:ascii="Arial" w:hAnsi="Arial" w:eastAsia="Arial" w:cs="Arial"/>
+                <w:i w:val="false"/>
+                <w:b w:val="false"/>
+                <w:u w:val="none"/>
+                <w:strike w:val="false"/>
+                <w:sz w:val="22"/>
+                <w:szCs w:val="22"/>
+                <w:color w:val="000000"/>
+              </w:rPr>
+            </w:pPr>
+            <w:r xmlns:w="http://schemas.openxmlformats.org/wordprocessingml/2006/main" xmlns:wp="http://schemas.openxmlformats.org/drawingml/2006/wordprocessingDrawing" xmlns:r="http://schemas.openxmlformats.org/officeDocument/2006/relationships" xmlns:w14="http://schemas.microsoft.com/office/word/2010/wordml">
+              <w:rPr>
+                <w:rFonts w:ascii="Arial" w:hAnsi="Arial" w:eastAsia="Arial" w:cs="Arial"/>
+                <w:i w:val="false"/>
+                <w:b w:val="false"/>
+                <w:u w:val="none"/>
+                <w:strike w:val="false"/>
+                <w:sz w:val="22"/>
+                <w:szCs w:val="22"/>
+                <w:color w:val="000000"/>
+              </w:rPr>
+              <w:t xml:space="preserve">39.7</w:t>
+            </w:r>
+          </w:p>
+        </w:tc>
+        <w:tc>
+          <w:tcPr>
+            <w:tcBorders>
+              <w:bottom w:val="none" w:sz="0" w:space="0" w:color="000000"/>
+              <w:top w:val="none" w:sz="0" w:space="0" w:color="000000"/>
+              <w:left w:val="none" w:sz="0" w:space="0" w:color="000000"/>
+              <w:right w:val="none" w:sz="0" w:space="0" w:color="000000"/>
+            </w:tcBorders>
+            <w:shd w:val="clear" w:color="auto" w:fill="FFFFFF"/>
+            <w:tcMar>
+              <w:top w:w="0" w:type="dxa"/>
+              <w:bottom w:w="0" w:type="dxa"/>
+              <w:left w:w="0" w:type="dxa"/>
+              <w:right w:w="0" w:type="dxa"/>
+            </w:tcMar>
+            <w:vAlign w:val="center"/>
+          </w:tcPr>
+          <w:p>
+            <w:pPr>
+              <w:jc w:val="left"/>
+              <w:pBdr>
+                <w:bottom w:val="none" w:sz="0" w:space="0" w:color="000000"/>
+                <w:top w:val="none" w:sz="0" w:space="0" w:color="000000"/>
+                <w:left w:val="none" w:sz="0" w:space="0" w:color="000000"/>
+                <w:right w:val="none" w:sz="0" w:space="0" w:color="000000"/>
+              </w:pBdr>
+              <w:spacing w:after="100" w:before="100" w:line="240"/>
+              <w:ind w:left="100" w:right="100" w:firstLine="0" w:firstLineChars="0"/>
+              <w:rPr>
+                <w:rFonts w:ascii="Arial" w:hAnsi="Arial" w:eastAsia="Arial" w:cs="Arial"/>
+                <w:i w:val="false"/>
+                <w:b w:val="false"/>
+                <w:u w:val="none"/>
+                <w:strike w:val="false"/>
+                <w:sz w:val="22"/>
+                <w:szCs w:val="22"/>
+                <w:color w:val="000000"/>
+              </w:rPr>
+            </w:pPr>
+            <w:r xmlns:w="http://schemas.openxmlformats.org/wordprocessingml/2006/main" xmlns:wp="http://schemas.openxmlformats.org/drawingml/2006/wordprocessingDrawing" xmlns:r="http://schemas.openxmlformats.org/officeDocument/2006/relationships" xmlns:w14="http://schemas.microsoft.com/office/word/2010/wordml">
+              <w:rPr>
+                <w:rFonts w:ascii="Arial" w:hAnsi="Arial" w:eastAsia="Arial" w:cs="Arial"/>
+                <w:i w:val="false"/>
+                <w:b w:val="false"/>
+                <w:u w:val="none"/>
+                <w:strike w:val="false"/>
+                <w:sz w:val="22"/>
+                <w:szCs w:val="22"/>
+                <w:color w:val="000000"/>
+              </w:rPr>
+              <w:t xml:space="preserve">28.7</w:t>
+            </w:r>
+          </w:p>
+        </w:tc>
+        <w:tc>
+          <w:tcPr>
+            <w:tcBorders>
+              <w:bottom w:val="none" w:sz="0" w:space="0" w:color="000000"/>
+              <w:top w:val="none" w:sz="0" w:space="0" w:color="000000"/>
+              <w:left w:val="none" w:sz="0" w:space="0" w:color="000000"/>
+              <w:right w:val="none" w:sz="0" w:space="0" w:color="000000"/>
+            </w:tcBorders>
+            <w:shd w:val="clear" w:color="auto" w:fill="FFFFFF"/>
+            <w:tcMar>
+              <w:top w:w="0" w:type="dxa"/>
+              <w:bottom w:w="0" w:type="dxa"/>
+              <w:left w:w="0" w:type="dxa"/>
+              <w:right w:w="0" w:type="dxa"/>
+            </w:tcMar>
+            <w:vAlign w:val="center"/>
+          </w:tcPr>
+          <w:p>
+            <w:pPr>
+              <w:jc w:val="left"/>
+              <w:pBdr>
+                <w:bottom w:val="none" w:sz="0" w:space="0" w:color="000000"/>
+                <w:top w:val="none" w:sz="0" w:space="0" w:color="000000"/>
+                <w:left w:val="none" w:sz="0" w:space="0" w:color="000000"/>
+                <w:right w:val="none" w:sz="0" w:space="0" w:color="000000"/>
+              </w:pBdr>
+              <w:spacing w:after="100" w:before="100" w:line="240"/>
+              <w:ind w:left="100" w:right="100" w:firstLine="0" w:firstLineChars="0"/>
+              <w:rPr>
+                <w:rFonts w:ascii="Arial" w:hAnsi="Arial" w:eastAsia="Arial" w:cs="Arial"/>
+                <w:i w:val="false"/>
+                <w:b w:val="false"/>
+                <w:u w:val="none"/>
+                <w:strike w:val="false"/>
+                <w:sz w:val="22"/>
+                <w:szCs w:val="22"/>
+                <w:color w:val="000000"/>
+              </w:rPr>
+            </w:pPr>
+            <w:r xmlns:w="http://schemas.openxmlformats.org/wordprocessingml/2006/main" xmlns:wp="http://schemas.openxmlformats.org/drawingml/2006/wordprocessingDrawing" xmlns:r="http://schemas.openxmlformats.org/officeDocument/2006/relationships" xmlns:w14="http://schemas.microsoft.com/office/word/2010/wordml">
+              <w:rPr>
+                <w:rFonts w:ascii="Arial" w:hAnsi="Arial" w:eastAsia="Arial" w:cs="Arial"/>
+                <w:i w:val="false"/>
+                <w:b w:val="false"/>
+                <w:u w:val="none"/>
+                <w:strike w:val="false"/>
+                <w:sz w:val="22"/>
+                <w:szCs w:val="22"/>
+                <w:color w:val="000000"/>
+              </w:rPr>
+              <w:t xml:space="preserve">33.9</w:t>
+            </w:r>
+          </w:p>
+        </w:tc>
+        <w:tc>
+          <w:tcPr>
+            <w:tcBorders>
+              <w:bottom w:val="none" w:sz="0" w:space="0" w:color="000000"/>
+              <w:top w:val="none" w:sz="0" w:space="0" w:color="000000"/>
+              <w:left w:val="none" w:sz="0" w:space="0" w:color="000000"/>
+              <w:right w:val="none" w:sz="0" w:space="0" w:color="000000"/>
+            </w:tcBorders>
+            <w:shd w:val="clear" w:color="auto" w:fill="FFFFFF"/>
+            <w:tcMar>
+              <w:top w:w="0" w:type="dxa"/>
+              <w:bottom w:w="0" w:type="dxa"/>
+              <w:left w:w="0" w:type="dxa"/>
+              <w:right w:w="0" w:type="dxa"/>
+            </w:tcMar>
+            <w:vAlign w:val="center"/>
+          </w:tcPr>
+          <w:p>
+            <w:pPr>
+              <w:jc w:val="left"/>
+              <w:pBdr>
+                <w:bottom w:val="none" w:sz="0" w:space="0" w:color="000000"/>
+                <w:top w:val="none" w:sz="0" w:space="0" w:color="000000"/>
+                <w:left w:val="none" w:sz="0" w:space="0" w:color="000000"/>
+                <w:right w:val="none" w:sz="0" w:space="0" w:color="000000"/>
+              </w:pBdr>
+              <w:spacing w:after="100" w:before="100" w:line="240"/>
+              <w:ind w:left="100" w:right="100" w:firstLine="0" w:firstLineChars="0"/>
+              <w:rPr>
+                <w:rFonts w:ascii="Arial" w:hAnsi="Arial" w:eastAsia="Arial" w:cs="Arial"/>
+                <w:i w:val="false"/>
+                <w:b w:val="false"/>
+                <w:u w:val="none"/>
+                <w:strike w:val="false"/>
+                <w:sz w:val="22"/>
+                <w:szCs w:val="22"/>
+                <w:color w:val="000000"/>
+              </w:rPr>
+            </w:pPr>
+            <w:r xmlns:w="http://schemas.openxmlformats.org/wordprocessingml/2006/main" xmlns:wp="http://schemas.openxmlformats.org/drawingml/2006/wordprocessingDrawing" xmlns:r="http://schemas.openxmlformats.org/officeDocument/2006/relationships" xmlns:w14="http://schemas.microsoft.com/office/word/2010/wordml">
+              <w:rPr>
+                <w:rFonts w:ascii="Arial" w:hAnsi="Arial" w:eastAsia="Arial" w:cs="Arial"/>
+                <w:i w:val="false"/>
+                <w:b w:val="false"/>
+                <w:u w:val="none"/>
+                <w:strike w:val="false"/>
+                <w:sz w:val="22"/>
+                <w:szCs w:val="22"/>
+                <w:color w:val="000000"/>
+              </w:rPr>
+              <w:t xml:space="preserve">0.0</w:t>
+            </w:r>
+          </w:p>
+        </w:tc>
+        <w:tc>
+          <w:tcPr>
+            <w:tcBorders>
+              <w:bottom w:val="none" w:sz="0" w:space="0" w:color="000000"/>
+              <w:top w:val="none" w:sz="0" w:space="0" w:color="000000"/>
+              <w:left w:val="none" w:sz="0" w:space="0" w:color="000000"/>
+              <w:right w:val="none" w:sz="0" w:space="0" w:color="000000"/>
+            </w:tcBorders>
+            <w:shd w:val="clear" w:color="auto" w:fill="FFFFFF"/>
+            <w:tcMar>
+              <w:top w:w="0" w:type="dxa"/>
+              <w:bottom w:w="0" w:type="dxa"/>
+              <w:left w:w="0" w:type="dxa"/>
+              <w:right w:w="0" w:type="dxa"/>
+            </w:tcMar>
+            <w:vAlign w:val="center"/>
+          </w:tcPr>
+          <w:p>
+            <w:pPr>
+              <w:jc w:val="left"/>
+              <w:pBdr>
+                <w:bottom w:val="none" w:sz="0" w:space="0" w:color="000000"/>
+                <w:top w:val="none" w:sz="0" w:space="0" w:color="000000"/>
+                <w:left w:val="none" w:sz="0" w:space="0" w:color="000000"/>
+                <w:right w:val="none" w:sz="0" w:space="0" w:color="000000"/>
+              </w:pBdr>
+              <w:spacing w:after="100" w:before="100" w:line="240"/>
+              <w:ind w:left="100" w:right="100" w:firstLine="0" w:firstLineChars="0"/>
+              <w:rPr>
+                <w:rFonts w:ascii="Arial" w:hAnsi="Arial" w:eastAsia="Arial" w:cs="Arial"/>
+                <w:i w:val="false"/>
+                <w:b w:val="false"/>
+                <w:u w:val="none"/>
+                <w:strike w:val="false"/>
+                <w:sz w:val="22"/>
+                <w:szCs w:val="22"/>
+                <w:color w:val="000000"/>
+              </w:rPr>
+            </w:pPr>
+            <w:r xmlns:w="http://schemas.openxmlformats.org/wordprocessingml/2006/main" xmlns:wp="http://schemas.openxmlformats.org/drawingml/2006/wordprocessingDrawing" xmlns:r="http://schemas.openxmlformats.org/officeDocument/2006/relationships" xmlns:w14="http://schemas.microsoft.com/office/word/2010/wordml">
+              <w:rPr>
+                <w:rFonts w:ascii="Arial" w:hAnsi="Arial" w:eastAsia="Arial" w:cs="Arial"/>
+                <w:i w:val="false"/>
+                <w:b w:val="false"/>
+                <w:u w:val="none"/>
+                <w:strike w:val="false"/>
+                <w:sz w:val="22"/>
+                <w:szCs w:val="22"/>
+                <w:color w:val="000000"/>
+              </w:rPr>
+              <w:t xml:space="preserve">99.3</w:t>
+            </w:r>
+          </w:p>
+        </w:tc>
+      </w:tr>
+      <w:tr>
+        <w:trPr>
+          <w:trHeight w:val="360" w:hRule="auto"/>
+        </w:trPr>
+        <w:tc>
+          <w:tcPr>
+            <w:tcBorders>
+              <w:bottom w:val="none" w:sz="0" w:space="0" w:color="000000"/>
+              <w:top w:val="none" w:sz="0" w:space="0" w:color="000000"/>
+              <w:left w:val="none" w:sz="0" w:space="0" w:color="000000"/>
+              <w:right w:val="none" w:sz="0" w:space="0" w:color="000000"/>
+            </w:tcBorders>
+            <w:shd w:val="clear" w:color="auto" w:fill="FFFFFF"/>
+            <w:tcMar>
+              <w:top w:w="0" w:type="dxa"/>
+              <w:bottom w:w="0" w:type="dxa"/>
+              <w:left w:w="0" w:type="dxa"/>
+              <w:right w:w="0" w:type="dxa"/>
+            </w:tcMar>
+            <w:vAlign w:val="center"/>
+          </w:tcPr>
+          <w:p>
+            <w:pPr>
+              <w:jc w:val="left"/>
+              <w:pBdr>
+                <w:bottom w:val="none" w:sz="0" w:space="0" w:color="000000"/>
+                <w:top w:val="none" w:sz="0" w:space="0" w:color="000000"/>
+                <w:left w:val="none" w:sz="0" w:space="0" w:color="000000"/>
+                <w:right w:val="none" w:sz="0" w:space="0" w:color="000000"/>
+              </w:pBdr>
+              <w:spacing w:after="100" w:before="100" w:line="240"/>
+              <w:ind w:left="100" w:right="100" w:firstLine="0" w:firstLineChars="0"/>
+              <w:rPr>
+                <w:rFonts w:ascii="Arial" w:hAnsi="Arial" w:eastAsia="Arial" w:cs="Arial"/>
+                <w:i w:val="false"/>
+                <w:b w:val="false"/>
+                <w:u w:val="none"/>
+                <w:strike w:val="false"/>
+                <w:sz w:val="22"/>
+                <w:szCs w:val="22"/>
+                <w:color w:val="000000"/>
+              </w:rPr>
+            </w:pPr>
+            <w:r xmlns:w="http://schemas.openxmlformats.org/wordprocessingml/2006/main" xmlns:wp="http://schemas.openxmlformats.org/drawingml/2006/wordprocessingDrawing" xmlns:r="http://schemas.openxmlformats.org/officeDocument/2006/relationships" xmlns:w14="http://schemas.microsoft.com/office/word/2010/wordml">
+              <w:rPr>
+                <w:rFonts w:ascii="Arial" w:hAnsi="Arial" w:eastAsia="Arial" w:cs="Arial"/>
+                <w:i w:val="false"/>
+                <w:b w:val="false"/>
+                <w:u w:val="none"/>
+                <w:strike w:val="false"/>
+                <w:sz w:val="22"/>
+                <w:szCs w:val="22"/>
+                <w:color w:val="000000"/>
+              </w:rPr>
+              <w:t xml:space="preserve">Black population (%)</w:t>
+            </w:r>
+          </w:p>
+        </w:tc>
+        <w:tc>
+          <w:tcPr>
+            <w:tcBorders>
+              <w:bottom w:val="none" w:sz="0" w:space="0" w:color="000000"/>
+              <w:top w:val="none" w:sz="0" w:space="0" w:color="000000"/>
+              <w:left w:val="none" w:sz="0" w:space="0" w:color="000000"/>
+              <w:right w:val="none" w:sz="0" w:space="0" w:color="000000"/>
+            </w:tcBorders>
+            <w:shd w:val="clear" w:color="auto" w:fill="FFFFFF"/>
+            <w:tcMar>
+              <w:top w:w="0" w:type="dxa"/>
+              <w:bottom w:w="0" w:type="dxa"/>
+              <w:left w:w="0" w:type="dxa"/>
+              <w:right w:w="0" w:type="dxa"/>
+            </w:tcMar>
+            <w:vAlign w:val="center"/>
+          </w:tcPr>
+          <w:p>
+            <w:pPr>
+              <w:jc w:val="left"/>
+              <w:pBdr>
+                <w:bottom w:val="none" w:sz="0" w:space="0" w:color="000000"/>
+                <w:top w:val="none" w:sz="0" w:space="0" w:color="000000"/>
+                <w:left w:val="none" w:sz="0" w:space="0" w:color="000000"/>
+                <w:right w:val="none" w:sz="0" w:space="0" w:color="000000"/>
+              </w:pBdr>
+              <w:spacing w:after="100" w:before="100" w:line="240"/>
+              <w:ind w:left="100" w:right="100" w:firstLine="0" w:firstLineChars="0"/>
+              <w:rPr>
+                <w:rFonts w:ascii="Arial" w:hAnsi="Arial" w:eastAsia="Arial" w:cs="Arial"/>
+                <w:i w:val="false"/>
+                <w:b w:val="false"/>
+                <w:u w:val="none"/>
+                <w:strike w:val="false"/>
+                <w:sz w:val="22"/>
+                <w:szCs w:val="22"/>
+                <w:color w:val="000000"/>
+              </w:rPr>
+            </w:pPr>
+            <w:r xmlns:w="http://schemas.openxmlformats.org/wordprocessingml/2006/main" xmlns:wp="http://schemas.openxmlformats.org/drawingml/2006/wordprocessingDrawing" xmlns:r="http://schemas.openxmlformats.org/officeDocument/2006/relationships" xmlns:w14="http://schemas.microsoft.com/office/word/2010/wordml">
+              <w:rPr>
+                <w:rFonts w:ascii="Arial" w:hAnsi="Arial" w:eastAsia="Arial" w:cs="Arial"/>
+                <w:i w:val="false"/>
+                <w:b w:val="false"/>
+                <w:u w:val="none"/>
+                <w:strike w:val="false"/>
+                <w:sz w:val="22"/>
+                <w:szCs w:val="22"/>
+                <w:color w:val="000000"/>
+              </w:rPr>
+              <w:t xml:space="preserve">6.8</w:t>
+            </w:r>
+          </w:p>
+        </w:tc>
+        <w:tc>
+          <w:tcPr>
+            <w:tcBorders>
+              <w:bottom w:val="none" w:sz="0" w:space="0" w:color="000000"/>
+              <w:top w:val="none" w:sz="0" w:space="0" w:color="000000"/>
+              <w:left w:val="none" w:sz="0" w:space="0" w:color="000000"/>
+              <w:right w:val="none" w:sz="0" w:space="0" w:color="000000"/>
+            </w:tcBorders>
+            <w:shd w:val="clear" w:color="auto" w:fill="FFFFFF"/>
+            <w:tcMar>
+              <w:top w:w="0" w:type="dxa"/>
+              <w:bottom w:w="0" w:type="dxa"/>
+              <w:left w:w="0" w:type="dxa"/>
+              <w:right w:w="0" w:type="dxa"/>
+            </w:tcMar>
+            <w:vAlign w:val="center"/>
+          </w:tcPr>
+          <w:p>
+            <w:pPr>
+              <w:jc w:val="left"/>
+              <w:pBdr>
+                <w:bottom w:val="none" w:sz="0" w:space="0" w:color="000000"/>
+                <w:top w:val="none" w:sz="0" w:space="0" w:color="000000"/>
+                <w:left w:val="none" w:sz="0" w:space="0" w:color="000000"/>
+                <w:right w:val="none" w:sz="0" w:space="0" w:color="000000"/>
+              </w:pBdr>
+              <w:spacing w:after="100" w:before="100" w:line="240"/>
+              <w:ind w:left="100" w:right="100" w:firstLine="0" w:firstLineChars="0"/>
+              <w:rPr>
+                <w:rFonts w:ascii="Arial" w:hAnsi="Arial" w:eastAsia="Arial" w:cs="Arial"/>
+                <w:i w:val="false"/>
+                <w:b w:val="false"/>
+                <w:u w:val="none"/>
+                <w:strike w:val="false"/>
+                <w:sz w:val="22"/>
+                <w:szCs w:val="22"/>
+                <w:color w:val="000000"/>
+              </w:rPr>
+            </w:pPr>
+            <w:r xmlns:w="http://schemas.openxmlformats.org/wordprocessingml/2006/main" xmlns:wp="http://schemas.openxmlformats.org/drawingml/2006/wordprocessingDrawing" xmlns:r="http://schemas.openxmlformats.org/officeDocument/2006/relationships" xmlns:w14="http://schemas.microsoft.com/office/word/2010/wordml">
+              <w:rPr>
+                <w:rFonts w:ascii="Arial" w:hAnsi="Arial" w:eastAsia="Arial" w:cs="Arial"/>
+                <w:i w:val="false"/>
+                <w:b w:val="false"/>
+                <w:u w:val="none"/>
+                <w:strike w:val="false"/>
+                <w:sz w:val="22"/>
+                <w:szCs w:val="22"/>
+                <w:color w:val="000000"/>
+              </w:rPr>
+              <w:t xml:space="preserve">9.5</w:t>
+            </w:r>
+          </w:p>
+        </w:tc>
+        <w:tc>
+          <w:tcPr>
+            <w:tcBorders>
+              <w:bottom w:val="none" w:sz="0" w:space="0" w:color="000000"/>
+              <w:top w:val="none" w:sz="0" w:space="0" w:color="000000"/>
+              <w:left w:val="none" w:sz="0" w:space="0" w:color="000000"/>
+              <w:right w:val="none" w:sz="0" w:space="0" w:color="000000"/>
+            </w:tcBorders>
+            <w:shd w:val="clear" w:color="auto" w:fill="FFFFFF"/>
+            <w:tcMar>
+              <w:top w:w="0" w:type="dxa"/>
+              <w:bottom w:w="0" w:type="dxa"/>
+              <w:left w:w="0" w:type="dxa"/>
+              <w:right w:w="0" w:type="dxa"/>
+            </w:tcMar>
+            <w:vAlign w:val="center"/>
+          </w:tcPr>
+          <w:p>
+            <w:pPr>
+              <w:jc w:val="left"/>
+              <w:pBdr>
+                <w:bottom w:val="none" w:sz="0" w:space="0" w:color="000000"/>
+                <w:top w:val="none" w:sz="0" w:space="0" w:color="000000"/>
+                <w:left w:val="none" w:sz="0" w:space="0" w:color="000000"/>
+                <w:right w:val="none" w:sz="0" w:space="0" w:color="000000"/>
+              </w:pBdr>
+              <w:spacing w:after="100" w:before="100" w:line="240"/>
+              <w:ind w:left="100" w:right="100" w:firstLine="0" w:firstLineChars="0"/>
+              <w:rPr>
+                <w:rFonts w:ascii="Arial" w:hAnsi="Arial" w:eastAsia="Arial" w:cs="Arial"/>
+                <w:i w:val="false"/>
+                <w:b w:val="false"/>
+                <w:u w:val="none"/>
+                <w:strike w:val="false"/>
+                <w:sz w:val="22"/>
+                <w:szCs w:val="22"/>
+                <w:color w:val="000000"/>
+              </w:rPr>
+            </w:pPr>
+            <w:r xmlns:w="http://schemas.openxmlformats.org/wordprocessingml/2006/main" xmlns:wp="http://schemas.openxmlformats.org/drawingml/2006/wordprocessingDrawing" xmlns:r="http://schemas.openxmlformats.org/officeDocument/2006/relationships" xmlns:w14="http://schemas.microsoft.com/office/word/2010/wordml">
+              <w:rPr>
+                <w:rFonts w:ascii="Arial" w:hAnsi="Arial" w:eastAsia="Arial" w:cs="Arial"/>
+                <w:i w:val="false"/>
+                <w:b w:val="false"/>
+                <w:u w:val="none"/>
+                <w:strike w:val="false"/>
+                <w:sz w:val="22"/>
+                <w:szCs w:val="22"/>
+                <w:color w:val="000000"/>
+              </w:rPr>
+              <w:t xml:space="preserve">3.0</w:t>
+            </w:r>
+          </w:p>
+        </w:tc>
+        <w:tc>
+          <w:tcPr>
+            <w:tcBorders>
+              <w:bottom w:val="none" w:sz="0" w:space="0" w:color="000000"/>
+              <w:top w:val="none" w:sz="0" w:space="0" w:color="000000"/>
+              <w:left w:val="none" w:sz="0" w:space="0" w:color="000000"/>
+              <w:right w:val="none" w:sz="0" w:space="0" w:color="000000"/>
+            </w:tcBorders>
+            <w:shd w:val="clear" w:color="auto" w:fill="FFFFFF"/>
+            <w:tcMar>
+              <w:top w:w="0" w:type="dxa"/>
+              <w:bottom w:w="0" w:type="dxa"/>
+              <w:left w:w="0" w:type="dxa"/>
+              <w:right w:w="0" w:type="dxa"/>
+            </w:tcMar>
+            <w:vAlign w:val="center"/>
+          </w:tcPr>
+          <w:p>
+            <w:pPr>
+              <w:jc w:val="left"/>
+              <w:pBdr>
+                <w:bottom w:val="none" w:sz="0" w:space="0" w:color="000000"/>
+                <w:top w:val="none" w:sz="0" w:space="0" w:color="000000"/>
+                <w:left w:val="none" w:sz="0" w:space="0" w:color="000000"/>
+                <w:right w:val="none" w:sz="0" w:space="0" w:color="000000"/>
+              </w:pBdr>
+              <w:spacing w:after="100" w:before="100" w:line="240"/>
+              <w:ind w:left="100" w:right="100" w:firstLine="0" w:firstLineChars="0"/>
+              <w:rPr>
+                <w:rFonts w:ascii="Arial" w:hAnsi="Arial" w:eastAsia="Arial" w:cs="Arial"/>
+                <w:i w:val="false"/>
+                <w:b w:val="false"/>
+                <w:u w:val="none"/>
+                <w:strike w:val="false"/>
+                <w:sz w:val="22"/>
+                <w:szCs w:val="22"/>
+                <w:color w:val="000000"/>
+              </w:rPr>
+            </w:pPr>
+            <w:r xmlns:w="http://schemas.openxmlformats.org/wordprocessingml/2006/main" xmlns:wp="http://schemas.openxmlformats.org/drawingml/2006/wordprocessingDrawing" xmlns:r="http://schemas.openxmlformats.org/officeDocument/2006/relationships" xmlns:w14="http://schemas.microsoft.com/office/word/2010/wordml">
+              <w:rPr>
+                <w:rFonts w:ascii="Arial" w:hAnsi="Arial" w:eastAsia="Arial" w:cs="Arial"/>
+                <w:i w:val="false"/>
+                <w:b w:val="false"/>
+                <w:u w:val="none"/>
+                <w:strike w:val="false"/>
+                <w:sz w:val="22"/>
+                <w:szCs w:val="22"/>
+                <w:color w:val="000000"/>
+              </w:rPr>
+              <w:t xml:space="preserve">0.0</w:t>
+            </w:r>
+          </w:p>
+        </w:tc>
+        <w:tc>
+          <w:tcPr>
+            <w:tcBorders>
+              <w:bottom w:val="none" w:sz="0" w:space="0" w:color="000000"/>
+              <w:top w:val="none" w:sz="0" w:space="0" w:color="000000"/>
+              <w:left w:val="none" w:sz="0" w:space="0" w:color="000000"/>
+              <w:right w:val="none" w:sz="0" w:space="0" w:color="000000"/>
+            </w:tcBorders>
+            <w:shd w:val="clear" w:color="auto" w:fill="FFFFFF"/>
+            <w:tcMar>
+              <w:top w:w="0" w:type="dxa"/>
+              <w:bottom w:w="0" w:type="dxa"/>
+              <w:left w:w="0" w:type="dxa"/>
+              <w:right w:w="0" w:type="dxa"/>
+            </w:tcMar>
+            <w:vAlign w:val="center"/>
+          </w:tcPr>
+          <w:p>
+            <w:pPr>
+              <w:jc w:val="left"/>
+              <w:pBdr>
+                <w:bottom w:val="none" w:sz="0" w:space="0" w:color="000000"/>
+                <w:top w:val="none" w:sz="0" w:space="0" w:color="000000"/>
+                <w:left w:val="none" w:sz="0" w:space="0" w:color="000000"/>
+                <w:right w:val="none" w:sz="0" w:space="0" w:color="000000"/>
+              </w:pBdr>
+              <w:spacing w:after="100" w:before="100" w:line="240"/>
+              <w:ind w:left="100" w:right="100" w:firstLine="0" w:firstLineChars="0"/>
+              <w:rPr>
+                <w:rFonts w:ascii="Arial" w:hAnsi="Arial" w:eastAsia="Arial" w:cs="Arial"/>
+                <w:i w:val="false"/>
+                <w:b w:val="false"/>
+                <w:u w:val="none"/>
+                <w:strike w:val="false"/>
+                <w:sz w:val="22"/>
+                <w:szCs w:val="22"/>
+                <w:color w:val="000000"/>
+              </w:rPr>
+            </w:pPr>
+            <w:r xmlns:w="http://schemas.openxmlformats.org/wordprocessingml/2006/main" xmlns:wp="http://schemas.openxmlformats.org/drawingml/2006/wordprocessingDrawing" xmlns:r="http://schemas.openxmlformats.org/officeDocument/2006/relationships" xmlns:w14="http://schemas.microsoft.com/office/word/2010/wordml">
+              <w:rPr>
+                <w:rFonts w:ascii="Arial" w:hAnsi="Arial" w:eastAsia="Arial" w:cs="Arial"/>
+                <w:i w:val="false"/>
+                <w:b w:val="false"/>
+                <w:u w:val="none"/>
+                <w:strike w:val="false"/>
+                <w:sz w:val="22"/>
+                <w:szCs w:val="22"/>
+                <w:color w:val="000000"/>
+              </w:rPr>
+              <w:t xml:space="preserve">59.1</w:t>
+            </w:r>
+          </w:p>
+        </w:tc>
+      </w:tr>
+      <w:tr>
+        <w:trPr>
+          <w:trHeight w:val="360" w:hRule="auto"/>
+        </w:trPr>
+        <w:tc>
+          <w:tcPr>
+            <w:tcBorders>
+              <w:bottom w:val="none" w:sz="0" w:space="0" w:color="000000"/>
+              <w:top w:val="none" w:sz="0" w:space="0" w:color="000000"/>
+              <w:left w:val="none" w:sz="0" w:space="0" w:color="000000"/>
+              <w:right w:val="none" w:sz="0" w:space="0" w:color="000000"/>
+            </w:tcBorders>
+            <w:shd w:val="clear" w:color="auto" w:fill="FFFFFF"/>
+            <w:tcMar>
+              <w:top w:w="0" w:type="dxa"/>
+              <w:bottom w:w="0" w:type="dxa"/>
+              <w:left w:w="0" w:type="dxa"/>
+              <w:right w:w="0" w:type="dxa"/>
+            </w:tcMar>
+            <w:vAlign w:val="center"/>
+          </w:tcPr>
+          <w:p>
+            <w:pPr>
+              <w:jc w:val="left"/>
+              <w:pBdr>
+                <w:bottom w:val="none" w:sz="0" w:space="0" w:color="000000"/>
+                <w:top w:val="none" w:sz="0" w:space="0" w:color="000000"/>
+                <w:left w:val="none" w:sz="0" w:space="0" w:color="000000"/>
+                <w:right w:val="none" w:sz="0" w:space="0" w:color="000000"/>
+              </w:pBdr>
+              <w:spacing w:after="100" w:before="100" w:line="240"/>
+              <w:ind w:left="100" w:right="100" w:firstLine="0" w:firstLineChars="0"/>
+              <w:rPr>
+                <w:rFonts w:ascii="Arial" w:hAnsi="Arial" w:eastAsia="Arial" w:cs="Arial"/>
+                <w:i w:val="false"/>
+                <w:b w:val="false"/>
+                <w:u w:val="none"/>
+                <w:strike w:val="false"/>
+                <w:sz w:val="22"/>
+                <w:szCs w:val="22"/>
+                <w:color w:val="000000"/>
+              </w:rPr>
+            </w:pPr>
+            <w:r xmlns:w="http://schemas.openxmlformats.org/wordprocessingml/2006/main" xmlns:wp="http://schemas.openxmlformats.org/drawingml/2006/wordprocessingDrawing" xmlns:r="http://schemas.openxmlformats.org/officeDocument/2006/relationships" xmlns:w14="http://schemas.microsoft.com/office/word/2010/wordml">
+              <w:rPr>
+                <w:rFonts w:ascii="Arial" w:hAnsi="Arial" w:eastAsia="Arial" w:cs="Arial"/>
+                <w:i w:val="false"/>
+                <w:b w:val="false"/>
+                <w:u w:val="none"/>
+                <w:strike w:val="false"/>
+                <w:sz w:val="22"/>
+                <w:szCs w:val="22"/>
+                <w:color w:val="000000"/>
+              </w:rPr>
+              <w:t xml:space="preserve">ADI rank</w:t>
+            </w:r>
+          </w:p>
+        </w:tc>
+        <w:tc>
+          <w:tcPr>
+            <w:tcBorders>
+              <w:bottom w:val="none" w:sz="0" w:space="0" w:color="000000"/>
+              <w:top w:val="none" w:sz="0" w:space="0" w:color="000000"/>
+              <w:left w:val="none" w:sz="0" w:space="0" w:color="000000"/>
+              <w:right w:val="none" w:sz="0" w:space="0" w:color="000000"/>
+            </w:tcBorders>
+            <w:shd w:val="clear" w:color="auto" w:fill="FFFFFF"/>
+            <w:tcMar>
+              <w:top w:w="0" w:type="dxa"/>
+              <w:bottom w:w="0" w:type="dxa"/>
+              <w:left w:w="0" w:type="dxa"/>
+              <w:right w:w="0" w:type="dxa"/>
+            </w:tcMar>
+            <w:vAlign w:val="center"/>
+          </w:tcPr>
+          <w:p>
+            <w:pPr>
+              <w:jc w:val="left"/>
+              <w:pBdr>
+                <w:bottom w:val="none" w:sz="0" w:space="0" w:color="000000"/>
+                <w:top w:val="none" w:sz="0" w:space="0" w:color="000000"/>
+                <w:left w:val="none" w:sz="0" w:space="0" w:color="000000"/>
+                <w:right w:val="none" w:sz="0" w:space="0" w:color="000000"/>
+              </w:pBdr>
+              <w:spacing w:after="100" w:before="100" w:line="240"/>
+              <w:ind w:left="100" w:right="100" w:firstLine="0" w:firstLineChars="0"/>
+              <w:rPr>
+                <w:rFonts w:ascii="Arial" w:hAnsi="Arial" w:eastAsia="Arial" w:cs="Arial"/>
+                <w:i w:val="false"/>
+                <w:b w:val="false"/>
+                <w:u w:val="none"/>
+                <w:strike w:val="false"/>
+                <w:sz w:val="22"/>
+                <w:szCs w:val="22"/>
+                <w:color w:val="000000"/>
+              </w:rPr>
+            </w:pPr>
+            <w:r xmlns:w="http://schemas.openxmlformats.org/wordprocessingml/2006/main" xmlns:wp="http://schemas.openxmlformats.org/drawingml/2006/wordprocessingDrawing" xmlns:r="http://schemas.openxmlformats.org/officeDocument/2006/relationships" xmlns:w14="http://schemas.microsoft.com/office/word/2010/wordml">
+              <w:rPr>
+                <w:rFonts w:ascii="Arial" w:hAnsi="Arial" w:eastAsia="Arial" w:cs="Arial"/>
+                <w:i w:val="false"/>
+                <w:b w:val="false"/>
+                <w:u w:val="none"/>
+                <w:strike w:val="false"/>
+                <w:sz w:val="22"/>
+                <w:szCs w:val="22"/>
+                <w:color w:val="000000"/>
+              </w:rPr>
+              <w:t xml:space="preserve">40</w:t>
+            </w:r>
+          </w:p>
+        </w:tc>
+        <w:tc>
+          <w:tcPr>
+            <w:tcBorders>
+              <w:bottom w:val="none" w:sz="0" w:space="0" w:color="000000"/>
+              <w:top w:val="none" w:sz="0" w:space="0" w:color="000000"/>
+              <w:left w:val="none" w:sz="0" w:space="0" w:color="000000"/>
+              <w:right w:val="none" w:sz="0" w:space="0" w:color="000000"/>
+            </w:tcBorders>
+            <w:shd w:val="clear" w:color="auto" w:fill="FFFFFF"/>
+            <w:tcMar>
+              <w:top w:w="0" w:type="dxa"/>
+              <w:bottom w:w="0" w:type="dxa"/>
+              <w:left w:w="0" w:type="dxa"/>
+              <w:right w:w="0" w:type="dxa"/>
+            </w:tcMar>
+            <w:vAlign w:val="center"/>
+          </w:tcPr>
+          <w:p>
+            <w:pPr>
+              <w:jc w:val="left"/>
+              <w:pBdr>
+                <w:bottom w:val="none" w:sz="0" w:space="0" w:color="000000"/>
+                <w:top w:val="none" w:sz="0" w:space="0" w:color="000000"/>
+                <w:left w:val="none" w:sz="0" w:space="0" w:color="000000"/>
+                <w:right w:val="none" w:sz="0" w:space="0" w:color="000000"/>
+              </w:pBdr>
+              <w:spacing w:after="100" w:before="100" w:line="240"/>
+              <w:ind w:left="100" w:right="100" w:firstLine="0" w:firstLineChars="0"/>
+              <w:rPr>
+                <w:rFonts w:ascii="Arial" w:hAnsi="Arial" w:eastAsia="Arial" w:cs="Arial"/>
+                <w:i w:val="false"/>
+                <w:b w:val="false"/>
+                <w:u w:val="none"/>
+                <w:strike w:val="false"/>
+                <w:sz w:val="22"/>
+                <w:szCs w:val="22"/>
+                <w:color w:val="000000"/>
+              </w:rPr>
+            </w:pPr>
+            <w:r xmlns:w="http://schemas.openxmlformats.org/wordprocessingml/2006/main" xmlns:wp="http://schemas.openxmlformats.org/drawingml/2006/wordprocessingDrawing" xmlns:r="http://schemas.openxmlformats.org/officeDocument/2006/relationships" xmlns:w14="http://schemas.microsoft.com/office/word/2010/wordml">
+              <w:rPr>
+                <w:rFonts w:ascii="Arial" w:hAnsi="Arial" w:eastAsia="Arial" w:cs="Arial"/>
+                <w:i w:val="false"/>
+                <w:b w:val="false"/>
+                <w:u w:val="none"/>
+                <w:strike w:val="false"/>
+                <w:sz w:val="22"/>
+                <w:szCs w:val="22"/>
+                <w:color w:val="000000"/>
+              </w:rPr>
+              <w:t xml:space="preserve">19</w:t>
+            </w:r>
+          </w:p>
+        </w:tc>
+        <w:tc>
+          <w:tcPr>
+            <w:tcBorders>
+              <w:bottom w:val="none" w:sz="0" w:space="0" w:color="000000"/>
+              <w:top w:val="none" w:sz="0" w:space="0" w:color="000000"/>
+              <w:left w:val="none" w:sz="0" w:space="0" w:color="000000"/>
+              <w:right w:val="none" w:sz="0" w:space="0" w:color="000000"/>
+            </w:tcBorders>
+            <w:shd w:val="clear" w:color="auto" w:fill="FFFFFF"/>
+            <w:tcMar>
+              <w:top w:w="0" w:type="dxa"/>
+              <w:bottom w:w="0" w:type="dxa"/>
+              <w:left w:w="0" w:type="dxa"/>
+              <w:right w:w="0" w:type="dxa"/>
+            </w:tcMar>
+            <w:vAlign w:val="center"/>
+          </w:tcPr>
+          <w:p>
+            <w:pPr>
+              <w:jc w:val="left"/>
+              <w:pBdr>
+                <w:bottom w:val="none" w:sz="0" w:space="0" w:color="000000"/>
+                <w:top w:val="none" w:sz="0" w:space="0" w:color="000000"/>
+                <w:left w:val="none" w:sz="0" w:space="0" w:color="000000"/>
+                <w:right w:val="none" w:sz="0" w:space="0" w:color="000000"/>
+              </w:pBdr>
+              <w:spacing w:after="100" w:before="100" w:line="240"/>
+              <w:ind w:left="100" w:right="100" w:firstLine="0" w:firstLineChars="0"/>
+              <w:rPr>
+                <w:rFonts w:ascii="Arial" w:hAnsi="Arial" w:eastAsia="Arial" w:cs="Arial"/>
+                <w:i w:val="false"/>
+                <w:b w:val="false"/>
+                <w:u w:val="none"/>
+                <w:strike w:val="false"/>
+                <w:sz w:val="22"/>
+                <w:szCs w:val="22"/>
+                <w:color w:val="000000"/>
+              </w:rPr>
+            </w:pPr>
+            <w:r xmlns:w="http://schemas.openxmlformats.org/wordprocessingml/2006/main" xmlns:wp="http://schemas.openxmlformats.org/drawingml/2006/wordprocessingDrawing" xmlns:r="http://schemas.openxmlformats.org/officeDocument/2006/relationships" xmlns:w14="http://schemas.microsoft.com/office/word/2010/wordml">
+              <w:rPr>
+                <w:rFonts w:ascii="Arial" w:hAnsi="Arial" w:eastAsia="Arial" w:cs="Arial"/>
+                <w:i w:val="false"/>
+                <w:b w:val="false"/>
+                <w:u w:val="none"/>
+                <w:strike w:val="false"/>
+                <w:sz w:val="22"/>
+                <w:szCs w:val="22"/>
+                <w:color w:val="000000"/>
+              </w:rPr>
+              <w:t xml:space="preserve">40</w:t>
+            </w:r>
+          </w:p>
+        </w:tc>
+        <w:tc>
+          <w:tcPr>
+            <w:tcBorders>
+              <w:bottom w:val="none" w:sz="0" w:space="0" w:color="000000"/>
+              <w:top w:val="none" w:sz="0" w:space="0" w:color="000000"/>
+              <w:left w:val="none" w:sz="0" w:space="0" w:color="000000"/>
+              <w:right w:val="none" w:sz="0" w:space="0" w:color="000000"/>
+            </w:tcBorders>
+            <w:shd w:val="clear" w:color="auto" w:fill="FFFFFF"/>
+            <w:tcMar>
+              <w:top w:w="0" w:type="dxa"/>
+              <w:bottom w:w="0" w:type="dxa"/>
+              <w:left w:w="0" w:type="dxa"/>
+              <w:right w:w="0" w:type="dxa"/>
+            </w:tcMar>
+            <w:vAlign w:val="center"/>
+          </w:tcPr>
+          <w:p>
+            <w:pPr>
+              <w:jc w:val="left"/>
+              <w:pBdr>
+                <w:bottom w:val="none" w:sz="0" w:space="0" w:color="000000"/>
+                <w:top w:val="none" w:sz="0" w:space="0" w:color="000000"/>
+                <w:left w:val="none" w:sz="0" w:space="0" w:color="000000"/>
+                <w:right w:val="none" w:sz="0" w:space="0" w:color="000000"/>
+              </w:pBdr>
+              <w:spacing w:after="100" w:before="100" w:line="240"/>
+              <w:ind w:left="100" w:right="100" w:firstLine="0" w:firstLineChars="0"/>
+              <w:rPr>
+                <w:rFonts w:ascii="Arial" w:hAnsi="Arial" w:eastAsia="Arial" w:cs="Arial"/>
+                <w:i w:val="false"/>
+                <w:b w:val="false"/>
+                <w:u w:val="none"/>
+                <w:strike w:val="false"/>
+                <w:sz w:val="22"/>
+                <w:szCs w:val="22"/>
+                <w:color w:val="000000"/>
+              </w:rPr>
+            </w:pPr>
+            <w:r xmlns:w="http://schemas.openxmlformats.org/wordprocessingml/2006/main" xmlns:wp="http://schemas.openxmlformats.org/drawingml/2006/wordprocessingDrawing" xmlns:r="http://schemas.openxmlformats.org/officeDocument/2006/relationships" xmlns:w14="http://schemas.microsoft.com/office/word/2010/wordml">
+              <w:rPr>
+                <w:rFonts w:ascii="Arial" w:hAnsi="Arial" w:eastAsia="Arial" w:cs="Arial"/>
+                <w:i w:val="false"/>
+                <w:b w:val="false"/>
+                <w:u w:val="none"/>
+                <w:strike w:val="false"/>
+                <w:sz w:val="22"/>
+                <w:szCs w:val="22"/>
+                <w:color w:val="000000"/>
+              </w:rPr>
+              <w:t xml:space="preserve">1</w:t>
+            </w:r>
+          </w:p>
+        </w:tc>
+        <w:tc>
+          <w:tcPr>
+            <w:tcBorders>
+              <w:bottom w:val="none" w:sz="0" w:space="0" w:color="000000"/>
+              <w:top w:val="none" w:sz="0" w:space="0" w:color="000000"/>
+              <w:left w:val="none" w:sz="0" w:space="0" w:color="000000"/>
+              <w:right w:val="none" w:sz="0" w:space="0" w:color="000000"/>
+            </w:tcBorders>
+            <w:shd w:val="clear" w:color="auto" w:fill="FFFFFF"/>
+            <w:tcMar>
+              <w:top w:w="0" w:type="dxa"/>
+              <w:bottom w:w="0" w:type="dxa"/>
+              <w:left w:w="0" w:type="dxa"/>
+              <w:right w:w="0" w:type="dxa"/>
+            </w:tcMar>
+            <w:vAlign w:val="center"/>
+          </w:tcPr>
+          <w:p>
+            <w:pPr>
+              <w:jc w:val="left"/>
+              <w:pBdr>
+                <w:bottom w:val="none" w:sz="0" w:space="0" w:color="000000"/>
+                <w:top w:val="none" w:sz="0" w:space="0" w:color="000000"/>
+                <w:left w:val="none" w:sz="0" w:space="0" w:color="000000"/>
+                <w:right w:val="none" w:sz="0" w:space="0" w:color="000000"/>
+              </w:pBdr>
+              <w:spacing w:after="100" w:before="100" w:line="240"/>
+              <w:ind w:left="100" w:right="100" w:firstLine="0" w:firstLineChars="0"/>
+              <w:rPr>
+                <w:rFonts w:ascii="Arial" w:hAnsi="Arial" w:eastAsia="Arial" w:cs="Arial"/>
+                <w:i w:val="false"/>
+                <w:b w:val="false"/>
+                <w:u w:val="none"/>
+                <w:strike w:val="false"/>
+                <w:sz w:val="22"/>
+                <w:szCs w:val="22"/>
+                <w:color w:val="000000"/>
+              </w:rPr>
+            </w:pPr>
+            <w:r xmlns:w="http://schemas.openxmlformats.org/wordprocessingml/2006/main" xmlns:wp="http://schemas.openxmlformats.org/drawingml/2006/wordprocessingDrawing" xmlns:r="http://schemas.openxmlformats.org/officeDocument/2006/relationships" xmlns:w14="http://schemas.microsoft.com/office/word/2010/wordml">
+              <w:rPr>
+                <w:rFonts w:ascii="Arial" w:hAnsi="Arial" w:eastAsia="Arial" w:cs="Arial"/>
+                <w:i w:val="false"/>
+                <w:b w:val="false"/>
+                <w:u w:val="none"/>
+                <w:strike w:val="false"/>
+                <w:sz w:val="22"/>
+                <w:szCs w:val="22"/>
+                <w:color w:val="000000"/>
+              </w:rPr>
+              <w:t xml:space="preserve">100</w:t>
+            </w:r>
+          </w:p>
+        </w:tc>
+      </w:tr>
+      <w:tr>
+        <w:trPr>
+          <w:trHeight w:val="360" w:hRule="auto"/>
+        </w:trPr>
+        <w:tc>
+          <w:tcPr>
+            <w:gridSpan w:val="6"/>
+            <w:tcBorders>
+              <w:bottom w:val="single" w:sz="8" w:space="0" w:color="666666"/>
+              <w:top w:val="none" w:sz="0" w:space="0" w:color="000000"/>
+              <w:left w:val="none" w:sz="0" w:space="0" w:color="000000"/>
+              <w:right w:val="none" w:sz="0" w:space="0" w:color="000000"/>
+            </w:tcBorders>
+            <w:shd w:val="clear" w:color="auto" w:fill="FFFFFF"/>
+            <w:tcMar>
+              <w:top w:w="0" w:type="dxa"/>
+              <w:bottom w:w="0" w:type="dxa"/>
+              <w:left w:w="0" w:type="dxa"/>
+              <w:right w:w="0" w:type="dxa"/>
+            </w:tcMar>
+            <w:vAlign w:val="center"/>
+          </w:tcPr>
+          <w:p>
+            <w:pPr>
+              <w:jc w:val="left"/>
+              <w:pBdr>
+                <w:bottom w:val="none" w:sz="0" w:space="0" w:color="000000"/>
+                <w:top w:val="none" w:sz="0" w:space="0" w:color="000000"/>
+                <w:left w:val="none" w:sz="0" w:space="0" w:color="000000"/>
+                <w:right w:val="none" w:sz="0" w:space="0" w:color="000000"/>
+              </w:pBdr>
+              <w:spacing w:after="100" w:before="100" w:line="240"/>
+              <w:ind w:left="100" w:right="100" w:firstLine="0" w:firstLineChars="0"/>
+              <w:rPr>
+                <w:rFonts w:ascii="Arial" w:hAnsi="Arial" w:eastAsia="Arial" w:cs="Arial"/>
+                <w:i w:val="true"/>
+                <w:b w:val="false"/>
+                <w:u w:val="none"/>
+                <w:strike w:val="false"/>
+                <w:sz w:val="22"/>
+                <w:szCs w:val="22"/>
+                <w:color w:val="000000"/>
+              </w:rPr>
+            </w:pPr>
+            <w:r xmlns:w="http://schemas.openxmlformats.org/wordprocessingml/2006/main" xmlns:wp="http://schemas.openxmlformats.org/drawingml/2006/wordprocessingDrawing" xmlns:r="http://schemas.openxmlformats.org/officeDocument/2006/relationships" xmlns:w14="http://schemas.microsoft.com/office/word/2010/wordml">
+              <w:rPr>
+                <w:rFonts w:ascii="Arial" w:hAnsi="Arial" w:eastAsia="Arial" w:cs="Arial"/>
+                <w:i w:val="true"/>
+                <w:b w:val="false"/>
+                <w:u w:val="none"/>
+                <w:strike w:val="false"/>
+                <w:sz w:val="22"/>
+                <w:szCs w:val="22"/>
+                <w:color w:val="000000"/>
+              </w:rPr>
+              <w:t xml:space="preserve">Outcome variables</w:t>
+            </w:r>
+          </w:p>
+        </w:tc>
+      </w:tr>
+      <w:tr>
+        <w:trPr>
+          <w:trHeight w:val="360" w:hRule="auto"/>
+        </w:trPr>
+        <w:tc>
+          <w:tcPr>
+            <w:tcBorders>
+              <w:bottom w:val="none" w:sz="0" w:space="0" w:color="000000"/>
+              <w:top w:val="single" w:sz="8" w:space="0" w:color="666666"/>
+              <w:left w:val="none" w:sz="0" w:space="0" w:color="000000"/>
+              <w:right w:val="none" w:sz="0" w:space="0" w:color="000000"/>
+            </w:tcBorders>
+            <w:shd w:val="clear" w:color="auto" w:fill="FFFFFF"/>
+            <w:tcMar>
+              <w:top w:w="0" w:type="dxa"/>
+              <w:bottom w:w="0" w:type="dxa"/>
+              <w:left w:w="0" w:type="dxa"/>
+              <w:right w:w="0" w:type="dxa"/>
+            </w:tcMar>
+            <w:vAlign w:val="center"/>
+          </w:tcPr>
+          <w:p>
+            <w:pPr>
+              <w:jc w:val="left"/>
+              <w:pBdr>
+                <w:bottom w:val="none" w:sz="0" w:space="0" w:color="000000"/>
+                <w:top w:val="none" w:sz="0" w:space="0" w:color="000000"/>
+                <w:left w:val="none" w:sz="0" w:space="0" w:color="000000"/>
+                <w:right w:val="none" w:sz="0" w:space="0" w:color="000000"/>
+              </w:pBdr>
+              <w:spacing w:after="100" w:before="100" w:line="240"/>
+              <w:ind w:left="100" w:right="100" w:firstLine="0" w:firstLineChars="0"/>
+              <w:rPr>
+                <w:rFonts w:ascii="Arial" w:hAnsi="Arial" w:eastAsia="Arial" w:cs="Arial"/>
+                <w:i w:val="false"/>
+                <w:b w:val="false"/>
+                <w:u w:val="none"/>
+                <w:strike w:val="false"/>
+                <w:sz w:val="22"/>
+                <w:szCs w:val="22"/>
+                <w:color w:val="000000"/>
+              </w:rPr>
+            </w:pPr>
+            <w:r xmlns:w="http://schemas.openxmlformats.org/wordprocessingml/2006/main" xmlns:wp="http://schemas.openxmlformats.org/drawingml/2006/wordprocessingDrawing" xmlns:r="http://schemas.openxmlformats.org/officeDocument/2006/relationships" xmlns:w14="http://schemas.microsoft.com/office/word/2010/wordml">
+              <w:rPr>
+                <w:rFonts w:ascii="Arial" w:hAnsi="Arial" w:eastAsia="Arial" w:cs="Arial"/>
+                <w:i w:val="false"/>
+                <w:b w:val="false"/>
+                <w:u w:val="none"/>
+                <w:strike w:val="false"/>
+                <w:sz w:val="22"/>
+                <w:szCs w:val="22"/>
+                <w:color w:val="000000"/>
+              </w:rPr>
+              <w:t xml:space="preserve">Residential tree canopy cover (%)</w:t>
+            </w:r>
+          </w:p>
+        </w:tc>
+        <w:tc>
+          <w:tcPr>
+            <w:tcBorders>
+              <w:bottom w:val="none" w:sz="0" w:space="0" w:color="000000"/>
+              <w:top w:val="single" w:sz="8" w:space="0" w:color="666666"/>
+              <w:left w:val="none" w:sz="0" w:space="0" w:color="000000"/>
+              <w:right w:val="none" w:sz="0" w:space="0" w:color="000000"/>
+            </w:tcBorders>
+            <w:shd w:val="clear" w:color="auto" w:fill="FFFFFF"/>
+            <w:tcMar>
+              <w:top w:w="0" w:type="dxa"/>
+              <w:bottom w:w="0" w:type="dxa"/>
+              <w:left w:w="0" w:type="dxa"/>
+              <w:right w:w="0" w:type="dxa"/>
+            </w:tcMar>
+            <w:vAlign w:val="center"/>
+          </w:tcPr>
+          <w:p>
+            <w:pPr>
+              <w:jc w:val="left"/>
+              <w:pBdr>
+                <w:bottom w:val="none" w:sz="0" w:space="0" w:color="000000"/>
+                <w:top w:val="none" w:sz="0" w:space="0" w:color="000000"/>
+                <w:left w:val="none" w:sz="0" w:space="0" w:color="000000"/>
+                <w:right w:val="none" w:sz="0" w:space="0" w:color="000000"/>
+              </w:pBdr>
+              <w:spacing w:after="100" w:before="100" w:line="240"/>
+              <w:ind w:left="100" w:right="100" w:firstLine="0" w:firstLineChars="0"/>
+              <w:rPr>
+                <w:rFonts w:ascii="Arial" w:hAnsi="Arial" w:eastAsia="Arial" w:cs="Arial"/>
+                <w:i w:val="false"/>
+                <w:b w:val="false"/>
+                <w:u w:val="none"/>
+                <w:strike w:val="false"/>
+                <w:sz w:val="22"/>
+                <w:szCs w:val="22"/>
+                <w:color w:val="000000"/>
+              </w:rPr>
+            </w:pPr>
+            <w:r xmlns:w="http://schemas.openxmlformats.org/wordprocessingml/2006/main" xmlns:wp="http://schemas.openxmlformats.org/drawingml/2006/wordprocessingDrawing" xmlns:r="http://schemas.openxmlformats.org/officeDocument/2006/relationships" xmlns:w14="http://schemas.microsoft.com/office/word/2010/wordml">
+              <w:rPr>
+                <w:rFonts w:ascii="Arial" w:hAnsi="Arial" w:eastAsia="Arial" w:cs="Arial"/>
+                <w:i w:val="false"/>
+                <w:b w:val="false"/>
+                <w:u w:val="none"/>
+                <w:strike w:val="false"/>
+                <w:sz w:val="22"/>
+                <w:szCs w:val="22"/>
+                <w:color w:val="000000"/>
+              </w:rPr>
+              <w:t xml:space="preserve">11.9</w:t>
+            </w:r>
+          </w:p>
+        </w:tc>
+        <w:tc>
+          <w:tcPr>
+            <w:tcBorders>
+              <w:bottom w:val="none" w:sz="0" w:space="0" w:color="000000"/>
+              <w:top w:val="single" w:sz="8" w:space="0" w:color="666666"/>
+              <w:left w:val="none" w:sz="0" w:space="0" w:color="000000"/>
+              <w:right w:val="none" w:sz="0" w:space="0" w:color="000000"/>
+            </w:tcBorders>
+            <w:shd w:val="clear" w:color="auto" w:fill="FFFFFF"/>
+            <w:tcMar>
+              <w:top w:w="0" w:type="dxa"/>
+              <w:bottom w:w="0" w:type="dxa"/>
+              <w:left w:w="0" w:type="dxa"/>
+              <w:right w:w="0" w:type="dxa"/>
+            </w:tcMar>
+            <w:vAlign w:val="center"/>
+          </w:tcPr>
+          <w:p>
+            <w:pPr>
+              <w:jc w:val="left"/>
+              <w:pBdr>
+                <w:bottom w:val="none" w:sz="0" w:space="0" w:color="000000"/>
+                <w:top w:val="none" w:sz="0" w:space="0" w:color="000000"/>
+                <w:left w:val="none" w:sz="0" w:space="0" w:color="000000"/>
+                <w:right w:val="none" w:sz="0" w:space="0" w:color="000000"/>
+              </w:pBdr>
+              <w:spacing w:after="100" w:before="100" w:line="240"/>
+              <w:ind w:left="100" w:right="100" w:firstLine="0" w:firstLineChars="0"/>
+              <w:rPr>
+                <w:rFonts w:ascii="Arial" w:hAnsi="Arial" w:eastAsia="Arial" w:cs="Arial"/>
+                <w:i w:val="false"/>
+                <w:b w:val="false"/>
+                <w:u w:val="none"/>
+                <w:strike w:val="false"/>
+                <w:sz w:val="22"/>
+                <w:szCs w:val="22"/>
+                <w:color w:val="000000"/>
+              </w:rPr>
+            </w:pPr>
+            <w:r xmlns:w="http://schemas.openxmlformats.org/wordprocessingml/2006/main" xmlns:wp="http://schemas.openxmlformats.org/drawingml/2006/wordprocessingDrawing" xmlns:r="http://schemas.openxmlformats.org/officeDocument/2006/relationships" xmlns:w14="http://schemas.microsoft.com/office/word/2010/wordml">
+              <w:rPr>
+                <w:rFonts w:ascii="Arial" w:hAnsi="Arial" w:eastAsia="Arial" w:cs="Arial"/>
+                <w:i w:val="false"/>
+                <w:b w:val="false"/>
+                <w:u w:val="none"/>
+                <w:strike w:val="false"/>
+                <w:sz w:val="22"/>
+                <w:szCs w:val="22"/>
+                <w:color w:val="000000"/>
+              </w:rPr>
+              <w:t xml:space="preserve">4.3</w:t>
+            </w:r>
+          </w:p>
+        </w:tc>
+        <w:tc>
+          <w:tcPr>
+            <w:tcBorders>
+              <w:bottom w:val="none" w:sz="0" w:space="0" w:color="000000"/>
+              <w:top w:val="single" w:sz="8" w:space="0" w:color="666666"/>
+              <w:left w:val="none" w:sz="0" w:space="0" w:color="000000"/>
+              <w:right w:val="none" w:sz="0" w:space="0" w:color="000000"/>
+            </w:tcBorders>
+            <w:shd w:val="clear" w:color="auto" w:fill="FFFFFF"/>
+            <w:tcMar>
+              <w:top w:w="0" w:type="dxa"/>
+              <w:bottom w:w="0" w:type="dxa"/>
+              <w:left w:w="0" w:type="dxa"/>
+              <w:right w:w="0" w:type="dxa"/>
+            </w:tcMar>
+            <w:vAlign w:val="center"/>
+          </w:tcPr>
+          <w:p>
+            <w:pPr>
+              <w:jc w:val="left"/>
+              <w:pBdr>
+                <w:bottom w:val="none" w:sz="0" w:space="0" w:color="000000"/>
+                <w:top w:val="none" w:sz="0" w:space="0" w:color="000000"/>
+                <w:left w:val="none" w:sz="0" w:space="0" w:color="000000"/>
+                <w:right w:val="none" w:sz="0" w:space="0" w:color="000000"/>
+              </w:pBdr>
+              <w:spacing w:after="100" w:before="100" w:line="240"/>
+              <w:ind w:left="100" w:right="100" w:firstLine="0" w:firstLineChars="0"/>
+              <w:rPr>
+                <w:rFonts w:ascii="Arial" w:hAnsi="Arial" w:eastAsia="Arial" w:cs="Arial"/>
+                <w:i w:val="false"/>
+                <w:b w:val="false"/>
+                <w:u w:val="none"/>
+                <w:strike w:val="false"/>
+                <w:sz w:val="22"/>
+                <w:szCs w:val="22"/>
+                <w:color w:val="000000"/>
+              </w:rPr>
+            </w:pPr>
+            <w:r xmlns:w="http://schemas.openxmlformats.org/wordprocessingml/2006/main" xmlns:wp="http://schemas.openxmlformats.org/drawingml/2006/wordprocessingDrawing" xmlns:r="http://schemas.openxmlformats.org/officeDocument/2006/relationships" xmlns:w14="http://schemas.microsoft.com/office/word/2010/wordml">
+              <w:rPr>
+                <w:rFonts w:ascii="Arial" w:hAnsi="Arial" w:eastAsia="Arial" w:cs="Arial"/>
+                <w:i w:val="false"/>
+                <w:b w:val="false"/>
+                <w:u w:val="none"/>
+                <w:strike w:val="false"/>
+                <w:sz w:val="22"/>
+                <w:szCs w:val="22"/>
+                <w:color w:val="000000"/>
+              </w:rPr>
+              <w:t xml:space="preserve">11.1</w:t>
+            </w:r>
+          </w:p>
+        </w:tc>
+        <w:tc>
+          <w:tcPr>
+            <w:tcBorders>
+              <w:bottom w:val="none" w:sz="0" w:space="0" w:color="000000"/>
+              <w:top w:val="single" w:sz="8" w:space="0" w:color="666666"/>
+              <w:left w:val="none" w:sz="0" w:space="0" w:color="000000"/>
+              <w:right w:val="none" w:sz="0" w:space="0" w:color="000000"/>
+            </w:tcBorders>
+            <w:shd w:val="clear" w:color="auto" w:fill="FFFFFF"/>
+            <w:tcMar>
+              <w:top w:w="0" w:type="dxa"/>
+              <w:bottom w:w="0" w:type="dxa"/>
+              <w:left w:w="0" w:type="dxa"/>
+              <w:right w:w="0" w:type="dxa"/>
+            </w:tcMar>
+            <w:vAlign w:val="center"/>
+          </w:tcPr>
+          <w:p>
+            <w:pPr>
+              <w:jc w:val="left"/>
+              <w:pBdr>
+                <w:bottom w:val="none" w:sz="0" w:space="0" w:color="000000"/>
+                <w:top w:val="none" w:sz="0" w:space="0" w:color="000000"/>
+                <w:left w:val="none" w:sz="0" w:space="0" w:color="000000"/>
+                <w:right w:val="none" w:sz="0" w:space="0" w:color="000000"/>
+              </w:pBdr>
+              <w:spacing w:after="100" w:before="100" w:line="240"/>
+              <w:ind w:left="100" w:right="100" w:firstLine="0" w:firstLineChars="0"/>
+              <w:rPr>
+                <w:rFonts w:ascii="Arial" w:hAnsi="Arial" w:eastAsia="Arial" w:cs="Arial"/>
+                <w:i w:val="false"/>
+                <w:b w:val="false"/>
+                <w:u w:val="none"/>
+                <w:strike w:val="false"/>
+                <w:sz w:val="22"/>
+                <w:szCs w:val="22"/>
+                <w:color w:val="000000"/>
+              </w:rPr>
+            </w:pPr>
+            <w:r xmlns:w="http://schemas.openxmlformats.org/wordprocessingml/2006/main" xmlns:wp="http://schemas.openxmlformats.org/drawingml/2006/wordprocessingDrawing" xmlns:r="http://schemas.openxmlformats.org/officeDocument/2006/relationships" xmlns:w14="http://schemas.microsoft.com/office/word/2010/wordml">
+              <w:rPr>
+                <w:rFonts w:ascii="Arial" w:hAnsi="Arial" w:eastAsia="Arial" w:cs="Arial"/>
+                <w:i w:val="false"/>
+                <w:b w:val="false"/>
+                <w:u w:val="none"/>
+                <w:strike w:val="false"/>
+                <w:sz w:val="22"/>
+                <w:szCs w:val="22"/>
+                <w:color w:val="000000"/>
+              </w:rPr>
+              <w:t xml:space="preserve">2.6</w:t>
+            </w:r>
+          </w:p>
+        </w:tc>
+        <w:tc>
+          <w:tcPr>
+            <w:tcBorders>
+              <w:bottom w:val="none" w:sz="0" w:space="0" w:color="000000"/>
+              <w:top w:val="single" w:sz="8" w:space="0" w:color="666666"/>
+              <w:left w:val="none" w:sz="0" w:space="0" w:color="000000"/>
+              <w:right w:val="none" w:sz="0" w:space="0" w:color="000000"/>
+            </w:tcBorders>
+            <w:shd w:val="clear" w:color="auto" w:fill="FFFFFF"/>
+            <w:tcMar>
+              <w:top w:w="0" w:type="dxa"/>
+              <w:bottom w:w="0" w:type="dxa"/>
+              <w:left w:w="0" w:type="dxa"/>
+              <w:right w:w="0" w:type="dxa"/>
+            </w:tcMar>
+            <w:vAlign w:val="center"/>
+          </w:tcPr>
+          <w:p>
+            <w:pPr>
+              <w:jc w:val="left"/>
+              <w:pBdr>
+                <w:bottom w:val="none" w:sz="0" w:space="0" w:color="000000"/>
+                <w:top w:val="none" w:sz="0" w:space="0" w:color="000000"/>
+                <w:left w:val="none" w:sz="0" w:space="0" w:color="000000"/>
+                <w:right w:val="none" w:sz="0" w:space="0" w:color="000000"/>
+              </w:pBdr>
+              <w:spacing w:after="100" w:before="100" w:line="240"/>
+              <w:ind w:left="100" w:right="100" w:firstLine="0" w:firstLineChars="0"/>
+              <w:rPr>
+                <w:rFonts w:ascii="Arial" w:hAnsi="Arial" w:eastAsia="Arial" w:cs="Arial"/>
+                <w:i w:val="false"/>
+                <w:b w:val="false"/>
+                <w:u w:val="none"/>
+                <w:strike w:val="false"/>
+                <w:sz w:val="22"/>
+                <w:szCs w:val="22"/>
+                <w:color w:val="000000"/>
+              </w:rPr>
+            </w:pPr>
+            <w:r xmlns:w="http://schemas.openxmlformats.org/wordprocessingml/2006/main" xmlns:wp="http://schemas.openxmlformats.org/drawingml/2006/wordprocessingDrawing" xmlns:r="http://schemas.openxmlformats.org/officeDocument/2006/relationships" xmlns:w14="http://schemas.microsoft.com/office/word/2010/wordml">
+              <w:rPr>
+                <w:rFonts w:ascii="Arial" w:hAnsi="Arial" w:eastAsia="Arial" w:cs="Arial"/>
+                <w:i w:val="false"/>
+                <w:b w:val="false"/>
+                <w:u w:val="none"/>
+                <w:strike w:val="false"/>
+                <w:sz w:val="22"/>
+                <w:szCs w:val="22"/>
+                <w:color w:val="000000"/>
+              </w:rPr>
+              <w:t xml:space="preserve">28.2</w:t>
+            </w:r>
+          </w:p>
+        </w:tc>
+      </w:tr>
+      <w:tr>
+        <w:trPr>
+          <w:trHeight w:val="360" w:hRule="auto"/>
+        </w:trPr>
+        <w:tc>
+          <w:tcPr>
+            <w:tcBorders>
+              <w:bottom w:val="single" w:sz="12" w:space="0" w:color="666666"/>
+              <w:top w:val="none" w:sz="0" w:space="0" w:color="000000"/>
+              <w:left w:val="none" w:sz="0" w:space="0" w:color="000000"/>
+              <w:right w:val="none" w:sz="0" w:space="0" w:color="000000"/>
+            </w:tcBorders>
+            <w:shd w:val="clear" w:color="auto" w:fill="FFFFFF"/>
+            <w:tcMar>
+              <w:top w:w="0" w:type="dxa"/>
+              <w:bottom w:w="0" w:type="dxa"/>
+              <w:left w:w="0" w:type="dxa"/>
+              <w:right w:w="0" w:type="dxa"/>
+            </w:tcMar>
+            <w:vAlign w:val="center"/>
+          </w:tcPr>
+          <w:p>
+            <w:pPr>
+              <w:jc w:val="left"/>
+              <w:pBdr>
+                <w:bottom w:val="none" w:sz="0" w:space="0" w:color="000000"/>
+                <w:top w:val="none" w:sz="0" w:space="0" w:color="000000"/>
+                <w:left w:val="none" w:sz="0" w:space="0" w:color="000000"/>
+                <w:right w:val="none" w:sz="0" w:space="0" w:color="000000"/>
+              </w:pBdr>
+              <w:spacing w:after="100" w:before="100" w:line="240"/>
+              <w:ind w:left="100" w:right="100" w:firstLine="0" w:firstLineChars="0"/>
+              <w:rPr>
+                <w:rFonts w:ascii="Arial" w:hAnsi="Arial" w:eastAsia="Arial" w:cs="Arial"/>
+                <w:i w:val="false"/>
+                <w:b w:val="false"/>
+                <w:u w:val="none"/>
+                <w:strike w:val="false"/>
+                <w:sz w:val="22"/>
+                <w:szCs w:val="22"/>
+                <w:color w:val="000000"/>
+              </w:rPr>
+            </w:pPr>
+            <w:r xmlns:w="http://schemas.openxmlformats.org/wordprocessingml/2006/main" xmlns:wp="http://schemas.openxmlformats.org/drawingml/2006/wordprocessingDrawing" xmlns:r="http://schemas.openxmlformats.org/officeDocument/2006/relationships" xmlns:w14="http://schemas.microsoft.com/office/word/2010/wordml">
+              <w:rPr>
+                <w:rFonts w:ascii="Arial" w:hAnsi="Arial" w:eastAsia="Arial" w:cs="Arial"/>
+                <w:i w:val="false"/>
+                <w:b w:val="false"/>
+                <w:u w:val="none"/>
+                <w:strike w:val="false"/>
+                <w:sz w:val="22"/>
+                <w:szCs w:val="22"/>
+                <w:color w:val="000000"/>
+              </w:rPr>
+              <w:t xml:space="preserve">Park tree access score</w:t>
+            </w:r>
+          </w:p>
+        </w:tc>
+        <w:tc>
+          <w:tcPr>
+            <w:tcBorders>
+              <w:bottom w:val="single" w:sz="12" w:space="0" w:color="666666"/>
+              <w:top w:val="none" w:sz="0" w:space="0" w:color="000000"/>
+              <w:left w:val="none" w:sz="0" w:space="0" w:color="000000"/>
+              <w:right w:val="none" w:sz="0" w:space="0" w:color="000000"/>
+            </w:tcBorders>
+            <w:shd w:val="clear" w:color="auto" w:fill="FFFFFF"/>
+            <w:tcMar>
+              <w:top w:w="0" w:type="dxa"/>
+              <w:bottom w:w="0" w:type="dxa"/>
+              <w:left w:w="0" w:type="dxa"/>
+              <w:right w:w="0" w:type="dxa"/>
+            </w:tcMar>
+            <w:vAlign w:val="center"/>
+          </w:tcPr>
+          <w:p>
+            <w:pPr>
+              <w:jc w:val="left"/>
+              <w:pBdr>
+                <w:bottom w:val="none" w:sz="0" w:space="0" w:color="000000"/>
+                <w:top w:val="none" w:sz="0" w:space="0" w:color="000000"/>
+                <w:left w:val="none" w:sz="0" w:space="0" w:color="000000"/>
+                <w:right w:val="none" w:sz="0" w:space="0" w:color="000000"/>
+              </w:pBdr>
+              <w:spacing w:after="100" w:before="100" w:line="240"/>
+              <w:ind w:left="100" w:right="100" w:firstLine="0" w:firstLineChars="0"/>
+              <w:rPr>
+                <w:rFonts w:ascii="Arial" w:hAnsi="Arial" w:eastAsia="Arial" w:cs="Arial"/>
+                <w:i w:val="false"/>
+                <w:b w:val="false"/>
+                <w:u w:val="none"/>
+                <w:strike w:val="false"/>
+                <w:sz w:val="22"/>
+                <w:szCs w:val="22"/>
+                <w:color w:val="000000"/>
+              </w:rPr>
+            </w:pPr>
+            <w:r xmlns:w="http://schemas.openxmlformats.org/wordprocessingml/2006/main" xmlns:wp="http://schemas.openxmlformats.org/drawingml/2006/wordprocessingDrawing" xmlns:r="http://schemas.openxmlformats.org/officeDocument/2006/relationships" xmlns:w14="http://schemas.microsoft.com/office/word/2010/wordml">
+              <w:rPr>
+                <w:rFonts w:ascii="Arial" w:hAnsi="Arial" w:eastAsia="Arial" w:cs="Arial"/>
+                <w:i w:val="false"/>
+                <w:b w:val="false"/>
+                <w:u w:val="none"/>
+                <w:strike w:val="false"/>
+                <w:sz w:val="22"/>
+                <w:szCs w:val="22"/>
+                <w:color w:val="000000"/>
+              </w:rPr>
+              <w:t xml:space="preserve">105.7</w:t>
+            </w:r>
+          </w:p>
+        </w:tc>
+        <w:tc>
+          <w:tcPr>
+            <w:tcBorders>
+              <w:bottom w:val="single" w:sz="12" w:space="0" w:color="666666"/>
+              <w:top w:val="none" w:sz="0" w:space="0" w:color="000000"/>
+              <w:left w:val="none" w:sz="0" w:space="0" w:color="000000"/>
+              <w:right w:val="none" w:sz="0" w:space="0" w:color="000000"/>
+            </w:tcBorders>
+            <w:shd w:val="clear" w:color="auto" w:fill="FFFFFF"/>
+            <w:tcMar>
+              <w:top w:w="0" w:type="dxa"/>
+              <w:bottom w:w="0" w:type="dxa"/>
+              <w:left w:w="0" w:type="dxa"/>
+              <w:right w:w="0" w:type="dxa"/>
+            </w:tcMar>
+            <w:vAlign w:val="center"/>
+          </w:tcPr>
+          <w:p>
+            <w:pPr>
+              <w:jc w:val="left"/>
+              <w:pBdr>
+                <w:bottom w:val="none" w:sz="0" w:space="0" w:color="000000"/>
+                <w:top w:val="none" w:sz="0" w:space="0" w:color="000000"/>
+                <w:left w:val="none" w:sz="0" w:space="0" w:color="000000"/>
+                <w:right w:val="none" w:sz="0" w:space="0" w:color="000000"/>
+              </w:pBdr>
+              <w:spacing w:after="100" w:before="100" w:line="240"/>
+              <w:ind w:left="100" w:right="100" w:firstLine="0" w:firstLineChars="0"/>
+              <w:rPr>
+                <w:rFonts w:ascii="Arial" w:hAnsi="Arial" w:eastAsia="Arial" w:cs="Arial"/>
+                <w:i w:val="false"/>
+                <w:b w:val="false"/>
+                <w:u w:val="none"/>
+                <w:strike w:val="false"/>
+                <w:sz w:val="22"/>
+                <w:szCs w:val="22"/>
+                <w:color w:val="000000"/>
+              </w:rPr>
+            </w:pPr>
+            <w:r xmlns:w="http://schemas.openxmlformats.org/wordprocessingml/2006/main" xmlns:wp="http://schemas.openxmlformats.org/drawingml/2006/wordprocessingDrawing" xmlns:r="http://schemas.openxmlformats.org/officeDocument/2006/relationships" xmlns:w14="http://schemas.microsoft.com/office/word/2010/wordml">
+              <w:rPr>
+                <w:rFonts w:ascii="Arial" w:hAnsi="Arial" w:eastAsia="Arial" w:cs="Arial"/>
+                <w:i w:val="false"/>
+                <w:b w:val="false"/>
+                <w:u w:val="none"/>
+                <w:strike w:val="false"/>
+                <w:sz w:val="22"/>
+                <w:szCs w:val="22"/>
+                <w:color w:val="000000"/>
+              </w:rPr>
+              <w:t xml:space="preserve">58.5</w:t>
+            </w:r>
+          </w:p>
+        </w:tc>
+        <w:tc>
+          <w:tcPr>
+            <w:tcBorders>
+              <w:bottom w:val="single" w:sz="12" w:space="0" w:color="666666"/>
+              <w:top w:val="none" w:sz="0" w:space="0" w:color="000000"/>
+              <w:left w:val="none" w:sz="0" w:space="0" w:color="000000"/>
+              <w:right w:val="none" w:sz="0" w:space="0" w:color="000000"/>
+            </w:tcBorders>
+            <w:shd w:val="clear" w:color="auto" w:fill="FFFFFF"/>
+            <w:tcMar>
+              <w:top w:w="0" w:type="dxa"/>
+              <w:bottom w:w="0" w:type="dxa"/>
+              <w:left w:w="0" w:type="dxa"/>
+              <w:right w:w="0" w:type="dxa"/>
+            </w:tcMar>
+            <w:vAlign w:val="center"/>
+          </w:tcPr>
+          <w:p>
+            <w:pPr>
+              <w:jc w:val="left"/>
+              <w:pBdr>
+                <w:bottom w:val="none" w:sz="0" w:space="0" w:color="000000"/>
+                <w:top w:val="none" w:sz="0" w:space="0" w:color="000000"/>
+                <w:left w:val="none" w:sz="0" w:space="0" w:color="000000"/>
+                <w:right w:val="none" w:sz="0" w:space="0" w:color="000000"/>
+              </w:pBdr>
+              <w:spacing w:after="100" w:before="100" w:line="240"/>
+              <w:ind w:left="100" w:right="100" w:firstLine="0" w:firstLineChars="0"/>
+              <w:rPr>
+                <w:rFonts w:ascii="Arial" w:hAnsi="Arial" w:eastAsia="Arial" w:cs="Arial"/>
+                <w:i w:val="false"/>
+                <w:b w:val="false"/>
+                <w:u w:val="none"/>
+                <w:strike w:val="false"/>
+                <w:sz w:val="22"/>
+                <w:szCs w:val="22"/>
+                <w:color w:val="000000"/>
+              </w:rPr>
+            </w:pPr>
+            <w:r xmlns:w="http://schemas.openxmlformats.org/wordprocessingml/2006/main" xmlns:wp="http://schemas.openxmlformats.org/drawingml/2006/wordprocessingDrawing" xmlns:r="http://schemas.openxmlformats.org/officeDocument/2006/relationships" xmlns:w14="http://schemas.microsoft.com/office/word/2010/wordml">
+              <w:rPr>
+                <w:rFonts w:ascii="Arial" w:hAnsi="Arial" w:eastAsia="Arial" w:cs="Arial"/>
+                <w:i w:val="false"/>
+                <w:b w:val="false"/>
+                <w:u w:val="none"/>
+                <w:strike w:val="false"/>
+                <w:sz w:val="22"/>
+                <w:szCs w:val="22"/>
+                <w:color w:val="000000"/>
+              </w:rPr>
+              <w:t xml:space="preserve">97.3</w:t>
+            </w:r>
+          </w:p>
+        </w:tc>
+        <w:tc>
+          <w:tcPr>
+            <w:tcBorders>
+              <w:bottom w:val="single" w:sz="12" w:space="0" w:color="666666"/>
+              <w:top w:val="none" w:sz="0" w:space="0" w:color="000000"/>
+              <w:left w:val="none" w:sz="0" w:space="0" w:color="000000"/>
+              <w:right w:val="none" w:sz="0" w:space="0" w:color="000000"/>
+            </w:tcBorders>
+            <w:shd w:val="clear" w:color="auto" w:fill="FFFFFF"/>
+            <w:tcMar>
+              <w:top w:w="0" w:type="dxa"/>
+              <w:bottom w:w="0" w:type="dxa"/>
+              <w:left w:w="0" w:type="dxa"/>
+              <w:right w:w="0" w:type="dxa"/>
+            </w:tcMar>
+            <w:vAlign w:val="center"/>
+          </w:tcPr>
+          <w:p>
+            <w:pPr>
+              <w:jc w:val="left"/>
+              <w:pBdr>
+                <w:bottom w:val="none" w:sz="0" w:space="0" w:color="000000"/>
+                <w:top w:val="none" w:sz="0" w:space="0" w:color="000000"/>
+                <w:left w:val="none" w:sz="0" w:space="0" w:color="000000"/>
+                <w:right w:val="none" w:sz="0" w:space="0" w:color="000000"/>
+              </w:pBdr>
+              <w:spacing w:after="100" w:before="100" w:line="240"/>
+              <w:ind w:left="100" w:right="100" w:firstLine="0" w:firstLineChars="0"/>
+              <w:rPr>
+                <w:rFonts w:ascii="Arial" w:hAnsi="Arial" w:eastAsia="Arial" w:cs="Arial"/>
+                <w:i w:val="false"/>
+                <w:b w:val="false"/>
+                <w:u w:val="none"/>
+                <w:strike w:val="false"/>
+                <w:sz w:val="22"/>
+                <w:szCs w:val="22"/>
+                <w:color w:val="000000"/>
+              </w:rPr>
+            </w:pPr>
+            <w:r xmlns:w="http://schemas.openxmlformats.org/wordprocessingml/2006/main" xmlns:wp="http://schemas.openxmlformats.org/drawingml/2006/wordprocessingDrawing" xmlns:r="http://schemas.openxmlformats.org/officeDocument/2006/relationships" xmlns:w14="http://schemas.microsoft.com/office/word/2010/wordml">
+              <w:rPr>
+                <w:rFonts w:ascii="Arial" w:hAnsi="Arial" w:eastAsia="Arial" w:cs="Arial"/>
+                <w:i w:val="false"/>
+                <w:b w:val="false"/>
+                <w:u w:val="none"/>
+                <w:strike w:val="false"/>
+                <w:sz w:val="22"/>
+                <w:szCs w:val="22"/>
+                <w:color w:val="000000"/>
+              </w:rPr>
+              <w:t xml:space="preserve">1.4</w:t>
+            </w:r>
+          </w:p>
+        </w:tc>
+        <w:tc>
+          <w:tcPr>
+            <w:tcBorders>
+              <w:bottom w:val="single" w:sz="12" w:space="0" w:color="666666"/>
+              <w:top w:val="none" w:sz="0" w:space="0" w:color="000000"/>
+              <w:left w:val="none" w:sz="0" w:space="0" w:color="000000"/>
+              <w:right w:val="none" w:sz="0" w:space="0" w:color="000000"/>
+            </w:tcBorders>
+            <w:shd w:val="clear" w:color="auto" w:fill="FFFFFF"/>
+            <w:tcMar>
+              <w:top w:w="0" w:type="dxa"/>
+              <w:bottom w:w="0" w:type="dxa"/>
+              <w:left w:w="0" w:type="dxa"/>
+              <w:right w:w="0" w:type="dxa"/>
+            </w:tcMar>
+            <w:vAlign w:val="center"/>
+          </w:tcPr>
+          <w:p>
+            <w:pPr>
+              <w:jc w:val="left"/>
+              <w:pBdr>
+                <w:bottom w:val="none" w:sz="0" w:space="0" w:color="000000"/>
+                <w:top w:val="none" w:sz="0" w:space="0" w:color="000000"/>
+                <w:left w:val="none" w:sz="0" w:space="0" w:color="000000"/>
+                <w:right w:val="none" w:sz="0" w:space="0" w:color="000000"/>
+              </w:pBdr>
+              <w:spacing w:after="100" w:before="100" w:line="240"/>
+              <w:ind w:left="100" w:right="100" w:firstLine="0" w:firstLineChars="0"/>
+              <w:rPr>
+                <w:rFonts w:ascii="Arial" w:hAnsi="Arial" w:eastAsia="Arial" w:cs="Arial"/>
+                <w:i w:val="false"/>
+                <w:b w:val="false"/>
+                <w:u w:val="none"/>
+                <w:strike w:val="false"/>
+                <w:sz w:val="22"/>
+                <w:szCs w:val="22"/>
+                <w:color w:val="000000"/>
+              </w:rPr>
+            </w:pPr>
+            <w:r xmlns:w="http://schemas.openxmlformats.org/wordprocessingml/2006/main" xmlns:wp="http://schemas.openxmlformats.org/drawingml/2006/wordprocessingDrawing" xmlns:r="http://schemas.openxmlformats.org/officeDocument/2006/relationships" xmlns:w14="http://schemas.microsoft.com/office/word/2010/wordml">
+              <w:rPr>
+                <w:rFonts w:ascii="Arial" w:hAnsi="Arial" w:eastAsia="Arial" w:cs="Arial"/>
+                <w:i w:val="false"/>
+                <w:b w:val="false"/>
+                <w:u w:val="none"/>
+                <w:strike w:val="false"/>
+                <w:sz w:val="22"/>
+                <w:szCs w:val="22"/>
+                <w:color w:val="000000"/>
+              </w:rPr>
+              <w:t xml:space="preserve">568.0</w:t>
+            </w:r>
+          </w:p>
+        </w:tc>
+      </w:tr>
+      <w:tr>
+        <w:trPr>
+          <w:trHeight w:val="360" w:hRule="auto"/>
+        </w:trPr>
+        <w:tc>
+          <w:tcPr>
+            <w:gridSpan w:val="6"/>
+            <w:tcBorders>
+              <w:bottom w:val="none" w:sz="0" w:space="0" w:color="FFFFFF"/>
+              <w:top w:val="single" w:sz="12" w:space="0" w:color="666666"/>
+              <w:left w:val="none" w:sz="0" w:space="0" w:color="FFFFFF"/>
+              <w:right w:val="none" w:sz="0" w:space="0" w:color="FFFFFF"/>
+            </w:tcBorders>
+            <w:shd w:val="clear" w:color="auto" w:fill="FFFFFF"/>
+            <w:tcMar>
+              <w:top w:w="0" w:type="dxa"/>
+              <w:bottom w:w="0" w:type="dxa"/>
+              <w:left w:w="0" w:type="dxa"/>
+              <w:right w:w="0" w:type="dxa"/>
+            </w:tcMar>
+            <w:vAlign w:val="center"/>
+          </w:tcPr>
+          <w:p>
+            <w:pPr>
+              <w:jc w:val="left"/>
+              <w:pBdr>
+                <w:bottom w:val="none" w:sz="0" w:space="0" w:color="000000"/>
+                <w:top w:val="none" w:sz="0" w:space="0" w:color="000000"/>
+                <w:left w:val="none" w:sz="0" w:space="0" w:color="000000"/>
+                <w:right w:val="none" w:sz="0" w:space="0" w:color="000000"/>
+              </w:pBdr>
+              <w:spacing w:after="100" w:before="100" w:line="240"/>
+              <w:ind w:left="100" w:right="100" w:firstLine="0" w:firstLineChars="0"/>
+              <w:rPr>
+                <w:rFonts w:ascii="Arial" w:hAnsi="Arial" w:eastAsia="Arial" w:cs="Arial"/>
+                <w:i w:val="false"/>
+                <w:b w:val="false"/>
+                <w:u w:val="none"/>
+                <w:strike w:val="false"/>
+                <w:sz w:val="22"/>
+                <w:szCs w:val="22"/>
+                <w:color w:val="000000"/>
+              </w:rPr>
+            </w:pPr>
+            <w:r xmlns:w="http://schemas.openxmlformats.org/wordprocessingml/2006/main" xmlns:wp="http://schemas.openxmlformats.org/drawingml/2006/wordprocessingDrawing" xmlns:r="http://schemas.openxmlformats.org/officeDocument/2006/relationships" xmlns:w14="http://schemas.microsoft.com/office/word/2010/wordml">
+              <w:rPr>
+                <w:rFonts w:ascii="Arial" w:hAnsi="Arial" w:eastAsia="Arial" w:cs="Arial"/>
+                <w:i w:val="true"/>
+                <w:b w:val="false"/>
+                <w:u w:val="none"/>
+                <w:strike w:val="false"/>
+                <w:sz w:val="22"/>
+                <w:szCs w:val="22"/>
+                <w:color w:val="000000"/>
+              </w:rPr>
+              <w:t xml:space="preserve">N</w:t>
+            </w:r>
+            <w:r xmlns:w="http://schemas.openxmlformats.org/wordprocessingml/2006/main" xmlns:wp="http://schemas.openxmlformats.org/drawingml/2006/wordprocessingDrawing" xmlns:r="http://schemas.openxmlformats.org/officeDocument/2006/relationships" xmlns:w14="http://schemas.microsoft.com/office/word/2010/wordml">
+              <w:rPr>
+                <w:rFonts w:ascii="Arial" w:hAnsi="Arial" w:eastAsia="Arial" w:cs="Arial"/>
+                <w:i w:val="false"/>
+                <w:b w:val="false"/>
+                <w:u w:val="none"/>
+                <w:strike w:val="false"/>
+                <w:sz w:val="22"/>
+                <w:szCs w:val="22"/>
+                <w:color w:val="000000"/>
+              </w:rPr>
+              <w:t xml:space="preserve"> = 988 block groups</w:t>
+            </w:r>
+          </w:p>
         </w:tc>
       </w:tr>
     </w:tbl>
